--- a/resources/AirContactsSOP.docx
+++ b/resources/AirContactsSOP.docx
@@ -1,6 +1,6 @@
 
 <file path=word/document.xml><?xml version="1.0" encoding="utf-8"?>
-<w:document xmlns:wpc="http://schemas.microsoft.com/office/word/2010/wordprocessingCanvas" xmlns:cx="http://schemas.microsoft.com/office/drawing/2014/chartex" xmlns:cx1="http://schemas.microsoft.com/office/drawing/2015/9/8/chartex" xmlns:cx2="http://schemas.microsoft.com/office/drawing/2015/10/21/chartex" xmlns:cx3="http://schemas.microsoft.com/office/drawing/2016/5/9/chartex" xmlns:cx4="http://schemas.microsoft.com/office/drawing/2016/5/10/chartex" xmlns:cx5="http://schemas.microsoft.com/office/drawing/2016/5/11/chartex" xmlns:cx6="http://schemas.microsoft.com/office/drawing/2016/5/12/chartex" xmlns:cx7="http://schemas.microsoft.com/office/drawing/2016/5/13/chartex" xmlns:cx8="http://schemas.microsoft.com/office/drawing/2016/5/14/chartex" xmlns:mc="http://schemas.openxmlformats.org/markup-compatibility/2006" xmlns:aink="http://schemas.microsoft.com/office/drawing/2016/ink" xmlns:am3d="http://schemas.microsoft.com/office/drawing/2017/model3d" xmlns:o="urn:schemas-microsoft-com:office:office" xmlns:oel="http://schemas.microsoft.com/office/2019/extlst" xmlns:r="http://schemas.openxmlformats.org/officeDocument/2006/relationships" xmlns:m="http://schemas.openxmlformats.org/officeDocument/2006/math" xmlns:v="urn:schemas-microsoft-com:vml" xmlns:wp14="http://schemas.microsoft.com/office/word/2010/wordprocessingDrawing" xmlns:wp="http://schemas.openxmlformats.org/drawingml/2006/wordprocessingDrawing" xmlns:w10="urn:schemas-microsoft-com:office:word" xmlns:w="http://schemas.openxmlformats.org/wordprocessingml/2006/main" xmlns:w14="http://schemas.microsoft.com/office/word/2010/wordml" xmlns:w15="http://schemas.microsoft.com/office/word/2012/wordml" xmlns:w16cex="http://schemas.microsoft.com/office/word/2018/wordml/cex" xmlns:w16cid="http://schemas.microsoft.com/office/word/2016/wordml/cid" xmlns:w16="http://schemas.microsoft.com/office/word/2018/wordml" xmlns:w16sdtdh="http://schemas.microsoft.com/office/word/2020/wordml/sdtdatahash" xmlns:w16se="http://schemas.microsoft.com/office/word/2015/wordml/symex" xmlns:wpg="http://schemas.microsoft.com/office/word/2010/wordprocessingGroup" xmlns:wpi="http://schemas.microsoft.com/office/word/2010/wordprocessingInk" xmlns:wne="http://schemas.microsoft.com/office/word/2006/wordml" xmlns:wps="http://schemas.microsoft.com/office/word/2010/wordprocessingShape" mc:Ignorable="w14 w15 w16se w16cid w16 w16cex w16sdtdh wp14">
+<w:document xmlns:wpc="http://schemas.microsoft.com/office/word/2010/wordprocessingCanvas" xmlns:cx="http://schemas.microsoft.com/office/drawing/2014/chartex" xmlns:cx1="http://schemas.microsoft.com/office/drawing/2015/9/8/chartex" xmlns:cx2="http://schemas.microsoft.com/office/drawing/2015/10/21/chartex" xmlns:cx3="http://schemas.microsoft.com/office/drawing/2016/5/9/chartex" xmlns:cx4="http://schemas.microsoft.com/office/drawing/2016/5/10/chartex" xmlns:cx5="http://schemas.microsoft.com/office/drawing/2016/5/11/chartex" xmlns:cx6="http://schemas.microsoft.com/office/drawing/2016/5/12/chartex" xmlns:cx7="http://schemas.microsoft.com/office/drawing/2016/5/13/chartex" xmlns:cx8="http://schemas.microsoft.com/office/drawing/2016/5/14/chartex" xmlns:mc="http://schemas.openxmlformats.org/markup-compatibility/2006" xmlns:aink="http://schemas.microsoft.com/office/drawing/2016/ink" xmlns:am3d="http://schemas.microsoft.com/office/drawing/2017/model3d" xmlns:o="urn:schemas-microsoft-com:office:office" xmlns:r="http://schemas.openxmlformats.org/officeDocument/2006/relationships" xmlns:m="http://schemas.openxmlformats.org/officeDocument/2006/math" xmlns:v="urn:schemas-microsoft-com:vml" xmlns:wp14="http://schemas.microsoft.com/office/word/2010/wordprocessingDrawing" xmlns:wp="http://schemas.openxmlformats.org/drawingml/2006/wordprocessingDrawing" xmlns:w10="urn:schemas-microsoft-com:office:word" xmlns:w="http://schemas.openxmlformats.org/wordprocessingml/2006/main" xmlns:w14="http://schemas.microsoft.com/office/word/2010/wordml" xmlns:w15="http://schemas.microsoft.com/office/word/2012/wordml" xmlns:w16cex="http://schemas.microsoft.com/office/word/2018/wordml/cex" xmlns:w16cid="http://schemas.microsoft.com/office/word/2016/wordml/cid" xmlns:w16="http://schemas.microsoft.com/office/word/2018/wordml" xmlns:w16sdtdh="http://schemas.microsoft.com/office/word/2020/wordml/sdtdatahash" xmlns:w16se="http://schemas.microsoft.com/office/word/2015/wordml/symex" xmlns:wpg="http://schemas.microsoft.com/office/word/2010/wordprocessingGroup" xmlns:wpi="http://schemas.microsoft.com/office/word/2010/wordprocessingInk" xmlns:wne="http://schemas.microsoft.com/office/word/2006/wordml" xmlns:wps="http://schemas.microsoft.com/office/word/2010/wordprocessingShape" mc:Ignorable="w14 w15 w16se w16cid w16 w16cex w16sdtdh wp14">
   <w:body>
     <w:p>
       <w:pPr>
@@ -31,12 +31,3160 @@
         <w:t>User Guide</w:t>
       </w:r>
     </w:p>
+    <w:p>
+      <w:pPr>
+        <w:pStyle w:val="IntenseHeading"/>
+        <w:sectPr>
+          <w:headerReference w:type="default" r:id="rId8"/>
+          <w:footerReference w:type="default" r:id="rId9"/>
+          <w:pgSz w:w="11906" w:h="16838" w:code="9"/>
+          <w:pgMar w:top="720" w:right="720" w:bottom="720" w:left="2160" w:header="432" w:footer="432" w:gutter="0"/>
+          <w:cols w:space="708"/>
+          <w:docGrid w:linePitch="360"/>
+        </w:sectPr>
+      </w:pPr>
+      <w:r>
+        <w:t xml:space="preserve">STEPS FOR </w:t>
+      </w:r>
+      <w:r>
+        <w:t xml:space="preserve">ONLY </w:t>
+      </w:r>
+      <w:r>
+        <w:t xml:space="preserve">THE FIRST TIME </w:t>
+      </w:r>
+    </w:p>
+    <w:p>
+      <w:pPr>
+        <w:jc w:val="center"/>
+      </w:pPr>
+      <w:r>
+        <w:rPr>
+          <w:noProof/>
+        </w:rPr>
+        <mc:AlternateContent>
+          <mc:Choice Requires="wps">
+            <w:drawing>
+              <wp:anchor distT="0" distB="0" distL="114300" distR="114300" simplePos="0" relativeHeight="251659264" behindDoc="0" locked="0" layoutInCell="1" allowOverlap="1" wp14:anchorId="50296F68" wp14:editId="6AE20D81">
+                <wp:simplePos x="0" y="0"/>
+                <wp:positionH relativeFrom="column">
+                  <wp:posOffset>523875</wp:posOffset>
+                </wp:positionH>
+                <wp:positionV relativeFrom="paragraph">
+                  <wp:posOffset>1852930</wp:posOffset>
+                </wp:positionV>
+                <wp:extent cx="457200" cy="466725"/>
+                <wp:effectExtent l="19050" t="19050" r="38100" b="47625"/>
+                <wp:wrapNone/>
+                <wp:docPr id="20" name="Rectangle: Rounded Corners 20"/>
+                <wp:cNvGraphicFramePr/>
+                <a:graphic xmlns:a="http://schemas.openxmlformats.org/drawingml/2006/main">
+                  <a:graphicData uri="http://schemas.microsoft.com/office/word/2010/wordprocessingShape">
+                    <wps:wsp>
+                      <wps:cNvSpPr/>
+                      <wps:spPr>
+                        <a:xfrm>
+                          <a:off x="0" y="0"/>
+                          <a:ext cx="457200" cy="466725"/>
+                        </a:xfrm>
+                        <a:prstGeom prst="roundRect">
+                          <a:avLst/>
+                        </a:prstGeom>
+                        <a:noFill/>
+                        <a:ln w="57150">
+                          <a:solidFill>
+                            <a:srgbClr val="FF0000"/>
+                          </a:solidFill>
+                        </a:ln>
+                      </wps:spPr>
+                      <wps:style>
+                        <a:lnRef idx="2">
+                          <a:schemeClr val="accent1">
+                            <a:shade val="50000"/>
+                          </a:schemeClr>
+                        </a:lnRef>
+                        <a:fillRef idx="1">
+                          <a:schemeClr val="accent1"/>
+                        </a:fillRef>
+                        <a:effectRef idx="0">
+                          <a:schemeClr val="accent1"/>
+                        </a:effectRef>
+                        <a:fontRef idx="minor">
+                          <a:schemeClr val="lt1"/>
+                        </a:fontRef>
+                      </wps:style>
+                      <wps:bodyPr rot="0" spcFirstLastPara="0" vertOverflow="overflow" horzOverflow="overflow" vert="horz" wrap="square" lIns="91440" tIns="45720" rIns="91440" bIns="45720" numCol="1" spcCol="0" rtlCol="0" fromWordArt="0" anchor="ctr" anchorCtr="0" forceAA="0" compatLnSpc="1">
+                        <a:prstTxWarp prst="textNoShape">
+                          <a:avLst/>
+                        </a:prstTxWarp>
+                        <a:noAutofit/>
+                      </wps:bodyPr>
+                    </wps:wsp>
+                  </a:graphicData>
+                </a:graphic>
+                <wp14:sizeRelV relativeFrom="margin">
+                  <wp14:pctHeight>0</wp14:pctHeight>
+                </wp14:sizeRelV>
+              </wp:anchor>
+            </w:drawing>
+          </mc:Choice>
+          <mc:Fallback>
+            <w:pict>
+              <v:roundrect w14:anchorId="5D3569FF" id="Rectangle: Rounded Corners 20" o:spid="_x0000_s1026" style="position:absolute;margin-left:41.25pt;margin-top:145.9pt;width:36pt;height:36.75pt;z-index:251659264;visibility:visible;mso-wrap-style:square;mso-height-percent:0;mso-wrap-distance-left:9pt;mso-wrap-distance-top:0;mso-wrap-distance-right:9pt;mso-wrap-distance-bottom:0;mso-position-horizontal:absolute;mso-position-horizontal-relative:text;mso-position-vertical:absolute;mso-position-vertical-relative:text;mso-height-percent:0;mso-height-relative:margin;v-text-anchor:middle" arcsize="10923f" o:gfxdata="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" filled="f" strokecolor="red" strokeweight="4.5pt">
+                <v:stroke joinstyle="miter"/>
+              </v:roundrect>
+            </w:pict>
+          </mc:Fallback>
+        </mc:AlternateContent>
+      </w:r>
+      <w:r>
+        <w:rPr>
+          <w:noProof/>
+        </w:rPr>
+        <w:drawing>
+          <wp:inline distT="0" distB="0" distL="0" distR="0" wp14:anchorId="2C50BE11" wp14:editId="13F15003">
+            <wp:extent cx="1827530" cy="2549819"/>
+            <wp:effectExtent l="0" t="0" r="1270" b="3175"/>
+            <wp:docPr id="7" name="Picture 7"/>
+            <wp:cNvGraphicFramePr>
+              <a:graphicFrameLocks xmlns:a="http://schemas.openxmlformats.org/drawingml/2006/main" noChangeAspect="1"/>
+            </wp:cNvGraphicFramePr>
+            <a:graphic xmlns:a="http://schemas.openxmlformats.org/drawingml/2006/main">
+              <a:graphicData uri="http://schemas.openxmlformats.org/drawingml/2006/picture">
+                <pic:pic xmlns:pic="http://schemas.openxmlformats.org/drawingml/2006/picture">
+                  <pic:nvPicPr>
+                    <pic:cNvPr id="0" name="Picture 13"/>
+                    <pic:cNvPicPr>
+                      <a:picLocks noChangeAspect="1" noChangeArrowheads="1"/>
+                    </pic:cNvPicPr>
+                  </pic:nvPicPr>
+                  <pic:blipFill rotWithShape="1">
+                    <a:blip r:embed="rId10" cstate="print">
+                      <a:extLst>
+                        <a:ext uri="{28A0092B-C50C-407E-A947-70E740481C1C}">
+                          <a14:useLocalDpi xmlns:a14="http://schemas.microsoft.com/office/drawing/2010/main" val="0"/>
+                        </a:ext>
+                      </a:extLst>
+                    </a:blip>
+                    <a:srcRect t="35603"/>
+                    <a:stretch/>
+                  </pic:blipFill>
+                  <pic:spPr bwMode="auto">
+                    <a:xfrm>
+                      <a:off x="0" y="0"/>
+                      <a:ext cx="1827752" cy="2550129"/>
+                    </a:xfrm>
+                    <a:prstGeom prst="rect">
+                      <a:avLst/>
+                    </a:prstGeom>
+                    <a:noFill/>
+                    <a:ln>
+                      <a:noFill/>
+                    </a:ln>
+                    <a:extLst>
+                      <a:ext uri="{53640926-AAD7-44D8-BBD7-CCE9431645EC}">
+                        <a14:shadowObscured xmlns:a14="http://schemas.microsoft.com/office/drawing/2010/main"/>
+                      </a:ext>
+                    </a:extLst>
+                  </pic:spPr>
+                </pic:pic>
+              </a:graphicData>
+            </a:graphic>
+          </wp:inline>
+        </w:drawing>
+      </w:r>
+    </w:p>
+    <w:p>
+      <w:pPr>
+        <w:pStyle w:val="ListParagraph"/>
+        <w:numPr>
+          <w:ilvl w:val="0"/>
+          <w:numId w:val="1"/>
+        </w:numPr>
+        <w:ind w:left="284"/>
+        <w:jc w:val="both"/>
+        <w:rPr>
+          <w:rFonts w:ascii="Arial" w:hAnsi="Arial" w:cs="Arial"/>
+          <w:sz w:val="24"/>
+          <w:szCs w:val="24"/>
+          <w:lang w:val="en-PK"/>
+        </w:rPr>
+      </w:pPr>
+      <w:r>
+        <w:rPr>
+          <w:rFonts w:ascii="Arial" w:hAnsi="Arial" w:cs="Arial"/>
+          <w:sz w:val="24"/>
+          <w:szCs w:val="24"/>
+          <w:lang w:val="en-PK"/>
+        </w:rPr>
+        <w:t xml:space="preserve">Launch </w:t>
+      </w:r>
+      <w:r>
+        <w:rPr>
+          <w:rFonts w:ascii="Arial" w:hAnsi="Arial" w:cs="Arial"/>
+          <w:b/>
+          <w:bCs/>
+          <w:sz w:val="24"/>
+          <w:szCs w:val="24"/>
+          <w:lang w:val="en-PK"/>
+        </w:rPr>
+        <w:t>Phone App</w:t>
+      </w:r>
+      <w:r>
+        <w:rPr>
+          <w:rFonts w:ascii="Arial" w:hAnsi="Arial" w:cs="Arial"/>
+          <w:sz w:val="24"/>
+          <w:szCs w:val="24"/>
+          <w:lang w:val="en-PK"/>
+        </w:rPr>
+        <w:t xml:space="preserve"> from the App Menu</w:t>
+      </w:r>
+      <w:r>
+        <w:rPr>
+          <w:rFonts w:ascii="Arial" w:hAnsi="Arial" w:cs="Arial"/>
+          <w:sz w:val="24"/>
+          <w:szCs w:val="24"/>
+          <w:lang w:val="en-PK"/>
+        </w:rPr>
+        <w:t>.</w:t>
+      </w:r>
+    </w:p>
+    <w:p>
+      <w:pPr>
+        <w:pStyle w:val="ListParagraph"/>
+        <w:ind w:left="284"/>
+        <w:jc w:val="both"/>
+        <w:rPr>
+          <w:rFonts w:ascii="Arial" w:hAnsi="Arial" w:cs="Arial"/>
+          <w:sz w:val="24"/>
+          <w:szCs w:val="24"/>
+          <w:lang w:val="en-PK"/>
+        </w:rPr>
+      </w:pPr>
+    </w:p>
+    <w:p>
+      <w:pPr>
+        <w:jc w:val="center"/>
+      </w:pPr>
+      <w:r>
+        <w:rPr>
+          <w:noProof/>
+        </w:rPr>
+        <mc:AlternateContent>
+          <mc:Choice Requires="wps">
+            <w:drawing>
+              <wp:anchor distT="0" distB="0" distL="114300" distR="114300" simplePos="0" relativeHeight="251667456" behindDoc="0" locked="0" layoutInCell="1" allowOverlap="1" wp14:anchorId="48E07368" wp14:editId="0D78276B">
+                <wp:simplePos x="0" y="0"/>
+                <wp:positionH relativeFrom="column">
+                  <wp:posOffset>1943100</wp:posOffset>
+                </wp:positionH>
+                <wp:positionV relativeFrom="paragraph">
+                  <wp:posOffset>193040</wp:posOffset>
+                </wp:positionV>
+                <wp:extent cx="247650" cy="276225"/>
+                <wp:effectExtent l="19050" t="19050" r="38100" b="47625"/>
+                <wp:wrapNone/>
+                <wp:docPr id="24" name="Rectangle: Rounded Corners 24"/>
+                <wp:cNvGraphicFramePr/>
+                <a:graphic xmlns:a="http://schemas.openxmlformats.org/drawingml/2006/main">
+                  <a:graphicData uri="http://schemas.microsoft.com/office/word/2010/wordprocessingShape">
+                    <wps:wsp>
+                      <wps:cNvSpPr/>
+                      <wps:spPr>
+                        <a:xfrm>
+                          <a:off x="0" y="0"/>
+                          <a:ext cx="247650" cy="276225"/>
+                        </a:xfrm>
+                        <a:prstGeom prst="roundRect">
+                          <a:avLst/>
+                        </a:prstGeom>
+                        <a:noFill/>
+                        <a:ln w="57150">
+                          <a:solidFill>
+                            <a:srgbClr val="FF0000"/>
+                          </a:solidFill>
+                        </a:ln>
+                      </wps:spPr>
+                      <wps:style>
+                        <a:lnRef idx="2">
+                          <a:schemeClr val="accent1">
+                            <a:shade val="50000"/>
+                          </a:schemeClr>
+                        </a:lnRef>
+                        <a:fillRef idx="1">
+                          <a:schemeClr val="accent1"/>
+                        </a:fillRef>
+                        <a:effectRef idx="0">
+                          <a:schemeClr val="accent1"/>
+                        </a:effectRef>
+                        <a:fontRef idx="minor">
+                          <a:schemeClr val="lt1"/>
+                        </a:fontRef>
+                      </wps:style>
+                      <wps:bodyPr rot="0" spcFirstLastPara="0" vertOverflow="overflow" horzOverflow="overflow" vert="horz" wrap="square" lIns="91440" tIns="45720" rIns="91440" bIns="45720" numCol="1" spcCol="0" rtlCol="0" fromWordArt="0" anchor="ctr" anchorCtr="0" forceAA="0" compatLnSpc="1">
+                        <a:prstTxWarp prst="textNoShape">
+                          <a:avLst/>
+                        </a:prstTxWarp>
+                        <a:noAutofit/>
+                      </wps:bodyPr>
+                    </wps:wsp>
+                  </a:graphicData>
+                </a:graphic>
+                <wp14:sizeRelH relativeFrom="margin">
+                  <wp14:pctWidth>0</wp14:pctWidth>
+                </wp14:sizeRelH>
+                <wp14:sizeRelV relativeFrom="margin">
+                  <wp14:pctHeight>0</wp14:pctHeight>
+                </wp14:sizeRelV>
+              </wp:anchor>
+            </w:drawing>
+          </mc:Choice>
+          <mc:Fallback>
+            <w:pict>
+              <v:roundrect w14:anchorId="525D0D0C" id="Rectangle: Rounded Corners 24" o:spid="_x0000_s1026" style="position:absolute;margin-left:153pt;margin-top:15.2pt;width:19.5pt;height:21.75pt;z-index:251667456;visibility:visible;mso-wrap-style:square;mso-width-percent:0;mso-height-percent:0;mso-wrap-distance-left:9pt;mso-wrap-distance-top:0;mso-wrap-distance-right:9pt;mso-wrap-distance-bottom:0;mso-position-horizontal:absolute;mso-position-horizontal-relative:text;mso-position-vertical:absolute;mso-position-vertical-relative:text;mso-width-percent:0;mso-height-percent:0;mso-width-relative:margin;mso-height-relative:margin;v-text-anchor:middle" arcsize="10923f" o:gfxdata="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" filled="f" strokecolor="red" strokeweight="4.5pt">
+                <v:stroke joinstyle="miter"/>
+              </v:roundrect>
+            </w:pict>
+          </mc:Fallback>
+        </mc:AlternateContent>
+      </w:r>
+      <w:r>
+        <w:rPr>
+          <w:noProof/>
+        </w:rPr>
+        <mc:AlternateContent>
+          <mc:Choice Requires="wps">
+            <w:drawing>
+              <wp:anchor distT="0" distB="0" distL="114300" distR="114300" simplePos="0" relativeHeight="251669504" behindDoc="0" locked="0" layoutInCell="1" allowOverlap="1" wp14:anchorId="4E6FCA52" wp14:editId="4B85420F">
+                <wp:simplePos x="0" y="0"/>
+                <wp:positionH relativeFrom="column">
+                  <wp:posOffset>1447800</wp:posOffset>
+                </wp:positionH>
+                <wp:positionV relativeFrom="paragraph">
+                  <wp:posOffset>3505201</wp:posOffset>
+                </wp:positionV>
+                <wp:extent cx="447675" cy="421640"/>
+                <wp:effectExtent l="19050" t="19050" r="47625" b="35560"/>
+                <wp:wrapNone/>
+                <wp:docPr id="25" name="Rectangle: Rounded Corners 25"/>
+                <wp:cNvGraphicFramePr/>
+                <a:graphic xmlns:a="http://schemas.openxmlformats.org/drawingml/2006/main">
+                  <a:graphicData uri="http://schemas.microsoft.com/office/word/2010/wordprocessingShape">
+                    <wps:wsp>
+                      <wps:cNvSpPr/>
+                      <wps:spPr>
+                        <a:xfrm>
+                          <a:off x="0" y="0"/>
+                          <a:ext cx="447675" cy="421640"/>
+                        </a:xfrm>
+                        <a:prstGeom prst="roundRect">
+                          <a:avLst/>
+                        </a:prstGeom>
+                        <a:noFill/>
+                        <a:ln w="57150">
+                          <a:solidFill>
+                            <a:srgbClr val="FF0000"/>
+                          </a:solidFill>
+                        </a:ln>
+                      </wps:spPr>
+                      <wps:style>
+                        <a:lnRef idx="2">
+                          <a:schemeClr val="accent1">
+                            <a:shade val="50000"/>
+                          </a:schemeClr>
+                        </a:lnRef>
+                        <a:fillRef idx="1">
+                          <a:schemeClr val="accent1"/>
+                        </a:fillRef>
+                        <a:effectRef idx="0">
+                          <a:schemeClr val="accent1"/>
+                        </a:effectRef>
+                        <a:fontRef idx="minor">
+                          <a:schemeClr val="lt1"/>
+                        </a:fontRef>
+                      </wps:style>
+                      <wps:bodyPr rot="0" spcFirstLastPara="0" vertOverflow="overflow" horzOverflow="overflow" vert="horz" wrap="square" lIns="91440" tIns="45720" rIns="91440" bIns="45720" numCol="1" spcCol="0" rtlCol="0" fromWordArt="0" anchor="ctr" anchorCtr="0" forceAA="0" compatLnSpc="1">
+                        <a:prstTxWarp prst="textNoShape">
+                          <a:avLst/>
+                        </a:prstTxWarp>
+                        <a:noAutofit/>
+                      </wps:bodyPr>
+                    </wps:wsp>
+                  </a:graphicData>
+                </a:graphic>
+                <wp14:sizeRelH relativeFrom="margin">
+                  <wp14:pctWidth>0</wp14:pctWidth>
+                </wp14:sizeRelH>
+                <wp14:sizeRelV relativeFrom="margin">
+                  <wp14:pctHeight>0</wp14:pctHeight>
+                </wp14:sizeRelV>
+              </wp:anchor>
+            </w:drawing>
+          </mc:Choice>
+          <mc:Fallback>
+            <w:pict>
+              <v:roundrect w14:anchorId="71D3F365" id="Rectangle: Rounded Corners 25" o:spid="_x0000_s1026" style="position:absolute;margin-left:114pt;margin-top:276pt;width:35.25pt;height:33.2pt;z-index:251669504;visibility:visible;mso-wrap-style:square;mso-width-percent:0;mso-height-percent:0;mso-wrap-distance-left:9pt;mso-wrap-distance-top:0;mso-wrap-distance-right:9pt;mso-wrap-distance-bottom:0;mso-position-horizontal:absolute;mso-position-horizontal-relative:text;mso-position-vertical:absolute;mso-position-vertical-relative:text;mso-width-percent:0;mso-height-percent:0;mso-width-relative:margin;mso-height-relative:margin;v-text-anchor:middle" arcsize="10923f" o:gfxdata="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" filled="f" strokecolor="red" strokeweight="4.5pt">
+                <v:stroke joinstyle="miter"/>
+              </v:roundrect>
+            </w:pict>
+          </mc:Fallback>
+        </mc:AlternateContent>
+      </w:r>
+      <w:r>
+        <w:rPr>
+          <w:noProof/>
+        </w:rPr>
+        <w:drawing>
+          <wp:inline distT="0" distB="0" distL="0" distR="0" wp14:anchorId="32C1719A" wp14:editId="422FF371">
+            <wp:extent cx="1827752" cy="3960000"/>
+            <wp:effectExtent l="0" t="0" r="1270" b="2540"/>
+            <wp:docPr id="2" name="Picture 2"/>
+            <wp:cNvGraphicFramePr>
+              <a:graphicFrameLocks xmlns:a="http://schemas.openxmlformats.org/drawingml/2006/main" noChangeAspect="1"/>
+            </wp:cNvGraphicFramePr>
+            <a:graphic xmlns:a="http://schemas.openxmlformats.org/drawingml/2006/main">
+              <a:graphicData uri="http://schemas.openxmlformats.org/drawingml/2006/picture">
+                <pic:pic xmlns:pic="http://schemas.openxmlformats.org/drawingml/2006/picture">
+                  <pic:nvPicPr>
+                    <pic:cNvPr id="0" name="Picture 2"/>
+                    <pic:cNvPicPr>
+                      <a:picLocks noChangeAspect="1" noChangeArrowheads="1"/>
+                    </pic:cNvPicPr>
+                  </pic:nvPicPr>
+                  <pic:blipFill>
+                    <a:blip r:embed="rId11" cstate="print">
+                      <a:extLst>
+                        <a:ext uri="{28A0092B-C50C-407E-A947-70E740481C1C}">
+                          <a14:useLocalDpi xmlns:a14="http://schemas.microsoft.com/office/drawing/2010/main" val="0"/>
+                        </a:ext>
+                      </a:extLst>
+                    </a:blip>
+                    <a:srcRect/>
+                    <a:stretch>
+                      <a:fillRect/>
+                    </a:stretch>
+                  </pic:blipFill>
+                  <pic:spPr bwMode="auto">
+                    <a:xfrm>
+                      <a:off x="0" y="0"/>
+                      <a:ext cx="1827752" cy="3960000"/>
+                    </a:xfrm>
+                    <a:prstGeom prst="rect">
+                      <a:avLst/>
+                    </a:prstGeom>
+                    <a:noFill/>
+                    <a:ln>
+                      <a:noFill/>
+                    </a:ln>
+                  </pic:spPr>
+                </pic:pic>
+              </a:graphicData>
+            </a:graphic>
+          </wp:inline>
+        </w:drawing>
+      </w:r>
+    </w:p>
+    <w:p>
+      <w:pPr>
+        <w:pStyle w:val="ListParagraph"/>
+        <w:numPr>
+          <w:ilvl w:val="0"/>
+          <w:numId w:val="1"/>
+        </w:numPr>
+        <w:ind w:left="284"/>
+        <w:jc w:val="both"/>
+        <w:rPr>
+          <w:rFonts w:ascii="Arial" w:hAnsi="Arial" w:cs="Arial"/>
+          <w:sz w:val="24"/>
+          <w:szCs w:val="24"/>
+          <w:lang w:val="en-PK"/>
+        </w:rPr>
+      </w:pPr>
+      <w:r>
+        <w:rPr>
+          <w:rFonts w:ascii="Arial" w:hAnsi="Arial" w:cs="Arial"/>
+          <w:sz w:val="24"/>
+          <w:szCs w:val="24"/>
+          <w:lang w:val="en-PK"/>
+        </w:rPr>
+        <w:t xml:space="preserve">Open </w:t>
+      </w:r>
+      <w:r>
+        <w:rPr>
+          <w:rFonts w:ascii="Arial" w:hAnsi="Arial" w:cs="Arial"/>
+          <w:b/>
+          <w:bCs/>
+          <w:sz w:val="24"/>
+          <w:szCs w:val="24"/>
+          <w:lang w:val="en-PK"/>
+        </w:rPr>
+        <w:t>Contacts tab</w:t>
+      </w:r>
+      <w:r>
+        <w:rPr>
+          <w:rFonts w:ascii="Arial" w:hAnsi="Arial" w:cs="Arial"/>
+          <w:sz w:val="24"/>
+          <w:szCs w:val="24"/>
+          <w:lang w:val="en-PK"/>
+        </w:rPr>
+        <w:t xml:space="preserve"> in Phone App</w:t>
+      </w:r>
+      <w:r>
+        <w:rPr>
+          <w:rFonts w:ascii="Arial" w:hAnsi="Arial" w:cs="Arial"/>
+          <w:sz w:val="24"/>
+          <w:szCs w:val="24"/>
+          <w:lang w:val="en-PK"/>
+        </w:rPr>
+        <w:t xml:space="preserve">, and tap on </w:t>
+      </w:r>
+      <w:r>
+        <w:rPr>
+          <w:rFonts w:ascii="Arial" w:hAnsi="Arial" w:cs="Arial"/>
+          <w:noProof/>
+          <w:sz w:val="24"/>
+          <w:szCs w:val="24"/>
+          <w:lang w:val="en-PK"/>
+        </w:rPr>
+        <w:drawing>
+          <wp:inline distT="0" distB="0" distL="0" distR="0" wp14:anchorId="1F01554D" wp14:editId="66E9EB8E">
+            <wp:extent cx="200025" cy="209550"/>
+            <wp:effectExtent l="57150" t="57150" r="104775" b="95250"/>
+            <wp:docPr id="13" name="Picture 13"/>
+            <wp:cNvGraphicFramePr>
+              <a:graphicFrameLocks xmlns:a="http://schemas.openxmlformats.org/drawingml/2006/main" noChangeAspect="1"/>
+            </wp:cNvGraphicFramePr>
+            <a:graphic xmlns:a="http://schemas.openxmlformats.org/drawingml/2006/main">
+              <a:graphicData uri="http://schemas.openxmlformats.org/drawingml/2006/picture">
+                <pic:pic xmlns:pic="http://schemas.openxmlformats.org/drawingml/2006/picture">
+                  <pic:nvPicPr>
+                    <pic:cNvPr id="1" name=""/>
+                    <pic:cNvPicPr/>
+                  </pic:nvPicPr>
+                  <pic:blipFill rotWithShape="1">
+                    <a:blip r:embed="rId12">
+                      <a:extLst>
+                        <a:ext uri="{28A0092B-C50C-407E-A947-70E740481C1C}">
+                          <a14:useLocalDpi xmlns:a14="http://schemas.microsoft.com/office/drawing/2010/main" val="0"/>
+                        </a:ext>
+                      </a:extLst>
+                    </a:blip>
+                    <a:srcRect t="21428" b="1"/>
+                    <a:stretch/>
+                  </pic:blipFill>
+                  <pic:spPr bwMode="auto">
+                    <a:xfrm>
+                      <a:off x="0" y="0"/>
+                      <a:ext cx="200025" cy="209550"/>
+                    </a:xfrm>
+                    <a:prstGeom prst="rect">
+                      <a:avLst/>
+                    </a:prstGeom>
+                    <a:ln w="9525" cap="sq" cmpd="sng" algn="ctr">
+                      <a:solidFill>
+                        <a:sysClr val="windowText" lastClr="000000"/>
+                      </a:solidFill>
+                      <a:prstDash val="solid"/>
+                      <a:miter lim="800000"/>
+                      <a:headEnd type="none" w="med" len="med"/>
+                      <a:tailEnd type="none" w="med" len="med"/>
+                      <a:extLst>
+                        <a:ext uri="{C807C97D-BFC1-408E-A445-0C87EB9F89A2}">
+                          <ask:lineSketchStyleProps xmlns:ask="http://schemas.microsoft.com/office/drawing/2018/sketchyshapes" sd="0">
+                            <a:custGeom>
+                              <a:avLst/>
+                              <a:gdLst/>
+                              <a:ahLst/>
+                              <a:cxnLst/>
+                              <a:rect l="0" t="0" r="0" b="0"/>
+                              <a:pathLst/>
+                            </a:custGeom>
+                            <ask:type/>
+                          </ask:lineSketchStyleProps>
+                        </a:ext>
+                      </a:extLst>
+                    </a:ln>
+                    <a:effectLst>
+                      <a:outerShdw blurRad="50800" dist="38100" dir="2700000" algn="tl" rotWithShape="0">
+                        <a:srgbClr val="000000">
+                          <a:alpha val="43000"/>
+                        </a:srgbClr>
+                      </a:outerShdw>
+                    </a:effectLst>
+                    <a:extLst>
+                      <a:ext uri="{53640926-AAD7-44D8-BBD7-CCE9431645EC}">
+                        <a14:shadowObscured xmlns:a14="http://schemas.microsoft.com/office/drawing/2010/main"/>
+                      </a:ext>
+                    </a:extLst>
+                  </pic:spPr>
+                </pic:pic>
+              </a:graphicData>
+            </a:graphic>
+          </wp:inline>
+        </w:drawing>
+      </w:r>
+      <w:r>
+        <w:rPr>
+          <w:rFonts w:ascii="Arial" w:hAnsi="Arial" w:cs="Arial"/>
+          <w:sz w:val="24"/>
+          <w:szCs w:val="24"/>
+          <w:lang w:val="en-PK"/>
+        </w:rPr>
+        <w:t>in the top right corner.</w:t>
+      </w:r>
+    </w:p>
+    <w:p>
+      <w:pPr>
+        <w:jc w:val="center"/>
+      </w:pPr>
+      <w:r>
+        <w:rPr>
+          <w:noProof/>
+        </w:rPr>
+        <mc:AlternateContent>
+          <mc:Choice Requires="wps">
+            <w:drawing>
+              <wp:anchor distT="0" distB="0" distL="114300" distR="114300" simplePos="0" relativeHeight="251661312" behindDoc="0" locked="0" layoutInCell="1" allowOverlap="1" wp14:anchorId="62CCB561" wp14:editId="6ED99674">
+                <wp:simplePos x="0" y="0"/>
+                <wp:positionH relativeFrom="column">
+                  <wp:posOffset>1014730</wp:posOffset>
+                </wp:positionH>
+                <wp:positionV relativeFrom="paragraph">
+                  <wp:posOffset>167640</wp:posOffset>
+                </wp:positionV>
+                <wp:extent cx="447675" cy="276225"/>
+                <wp:effectExtent l="19050" t="19050" r="47625" b="47625"/>
+                <wp:wrapNone/>
+                <wp:docPr id="21" name="Rectangle: Rounded Corners 21"/>
+                <wp:cNvGraphicFramePr/>
+                <a:graphic xmlns:a="http://schemas.openxmlformats.org/drawingml/2006/main">
+                  <a:graphicData uri="http://schemas.microsoft.com/office/word/2010/wordprocessingShape">
+                    <wps:wsp>
+                      <wps:cNvSpPr/>
+                      <wps:spPr>
+                        <a:xfrm>
+                          <a:off x="0" y="0"/>
+                          <a:ext cx="447675" cy="276225"/>
+                        </a:xfrm>
+                        <a:prstGeom prst="roundRect">
+                          <a:avLst/>
+                        </a:prstGeom>
+                        <a:noFill/>
+                        <a:ln w="57150">
+                          <a:solidFill>
+                            <a:srgbClr val="FF0000"/>
+                          </a:solidFill>
+                        </a:ln>
+                      </wps:spPr>
+                      <wps:style>
+                        <a:lnRef idx="2">
+                          <a:schemeClr val="accent1">
+                            <a:shade val="50000"/>
+                          </a:schemeClr>
+                        </a:lnRef>
+                        <a:fillRef idx="1">
+                          <a:schemeClr val="accent1"/>
+                        </a:fillRef>
+                        <a:effectRef idx="0">
+                          <a:schemeClr val="accent1"/>
+                        </a:effectRef>
+                        <a:fontRef idx="minor">
+                          <a:schemeClr val="lt1"/>
+                        </a:fontRef>
+                      </wps:style>
+                      <wps:bodyPr rot="0" spcFirstLastPara="0" vertOverflow="overflow" horzOverflow="overflow" vert="horz" wrap="square" lIns="91440" tIns="45720" rIns="91440" bIns="45720" numCol="1" spcCol="0" rtlCol="0" fromWordArt="0" anchor="ctr" anchorCtr="0" forceAA="0" compatLnSpc="1">
+                        <a:prstTxWarp prst="textNoShape">
+                          <a:avLst/>
+                        </a:prstTxWarp>
+                        <a:noAutofit/>
+                      </wps:bodyPr>
+                    </wps:wsp>
+                  </a:graphicData>
+                </a:graphic>
+                <wp14:sizeRelH relativeFrom="margin">
+                  <wp14:pctWidth>0</wp14:pctWidth>
+                </wp14:sizeRelH>
+                <wp14:sizeRelV relativeFrom="margin">
+                  <wp14:pctHeight>0</wp14:pctHeight>
+                </wp14:sizeRelV>
+              </wp:anchor>
+            </w:drawing>
+          </mc:Choice>
+          <mc:Fallback>
+            <w:pict>
+              <v:roundrect w14:anchorId="546E42DD" id="Rectangle: Rounded Corners 21" o:spid="_x0000_s1026" style="position:absolute;margin-left:79.9pt;margin-top:13.2pt;width:35.25pt;height:21.75pt;z-index:251661312;visibility:visible;mso-wrap-style:square;mso-width-percent:0;mso-height-percent:0;mso-wrap-distance-left:9pt;mso-wrap-distance-top:0;mso-wrap-distance-right:9pt;mso-wrap-distance-bottom:0;mso-position-horizontal:absolute;mso-position-horizontal-relative:text;mso-position-vertical:absolute;mso-position-vertical-relative:text;mso-width-percent:0;mso-height-percent:0;mso-width-relative:margin;mso-height-relative:margin;v-text-anchor:middle" arcsize="10923f" o:gfxdata="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" filled="f" strokecolor="red" strokeweight="4.5pt">
+                <v:stroke joinstyle="miter"/>
+              </v:roundrect>
+            </w:pict>
+          </mc:Fallback>
+        </mc:AlternateContent>
+      </w:r>
+      <w:r>
+        <w:rPr>
+          <w:noProof/>
+        </w:rPr>
+        <w:drawing>
+          <wp:inline distT="0" distB="0" distL="0" distR="0" wp14:anchorId="048B89CA" wp14:editId="268A7418">
+            <wp:extent cx="1827530" cy="2286000"/>
+            <wp:effectExtent l="0" t="0" r="1270" b="0"/>
+            <wp:docPr id="3" name="Picture 3"/>
+            <wp:cNvGraphicFramePr>
+              <a:graphicFrameLocks xmlns:a="http://schemas.openxmlformats.org/drawingml/2006/main" noChangeAspect="1"/>
+            </wp:cNvGraphicFramePr>
+            <a:graphic xmlns:a="http://schemas.openxmlformats.org/drawingml/2006/main">
+              <a:graphicData uri="http://schemas.openxmlformats.org/drawingml/2006/picture">
+                <pic:pic xmlns:pic="http://schemas.openxmlformats.org/drawingml/2006/picture">
+                  <pic:nvPicPr>
+                    <pic:cNvPr id="0" name="Picture 3"/>
+                    <pic:cNvPicPr>
+                      <a:picLocks noChangeAspect="1" noChangeArrowheads="1"/>
+                    </pic:cNvPicPr>
+                  </pic:nvPicPr>
+                  <pic:blipFill rotWithShape="1">
+                    <a:blip r:embed="rId13" cstate="print">
+                      <a:extLst>
+                        <a:ext uri="{28A0092B-C50C-407E-A947-70E740481C1C}">
+                          <a14:useLocalDpi xmlns:a14="http://schemas.microsoft.com/office/drawing/2010/main" val="0"/>
+                        </a:ext>
+                      </a:extLst>
+                    </a:blip>
+                    <a:srcRect b="42266"/>
+                    <a:stretch/>
+                  </pic:blipFill>
+                  <pic:spPr bwMode="auto">
+                    <a:xfrm>
+                      <a:off x="0" y="0"/>
+                      <a:ext cx="1827752" cy="2286278"/>
+                    </a:xfrm>
+                    <a:prstGeom prst="rect">
+                      <a:avLst/>
+                    </a:prstGeom>
+                    <a:noFill/>
+                    <a:ln>
+                      <a:noFill/>
+                    </a:ln>
+                    <a:extLst>
+                      <a:ext uri="{53640926-AAD7-44D8-BBD7-CCE9431645EC}">
+                        <a14:shadowObscured xmlns:a14="http://schemas.microsoft.com/office/drawing/2010/main"/>
+                      </a:ext>
+                    </a:extLst>
+                  </pic:spPr>
+                </pic:pic>
+              </a:graphicData>
+            </a:graphic>
+          </wp:inline>
+        </w:drawing>
+      </w:r>
+    </w:p>
+    <w:p>
+      <w:pPr>
+        <w:pStyle w:val="ListParagraph"/>
+        <w:numPr>
+          <w:ilvl w:val="0"/>
+          <w:numId w:val="1"/>
+        </w:numPr>
+        <w:ind w:left="284"/>
+        <w:jc w:val="both"/>
+        <w:rPr>
+          <w:rFonts w:ascii="Arial" w:hAnsi="Arial" w:cs="Arial"/>
+          <w:sz w:val="24"/>
+          <w:szCs w:val="24"/>
+          <w:lang w:val="en-PK"/>
+        </w:rPr>
+      </w:pPr>
+      <w:r>
+        <w:rPr>
+          <w:rFonts w:ascii="Arial" w:hAnsi="Arial" w:cs="Arial"/>
+          <w:sz w:val="24"/>
+          <w:szCs w:val="24"/>
+          <w:lang w:val="en-PK"/>
+        </w:rPr>
+        <w:t xml:space="preserve">Tap on </w:t>
+      </w:r>
+      <w:r>
+        <w:rPr>
+          <w:rFonts w:ascii="Arial" w:hAnsi="Arial" w:cs="Arial"/>
+          <w:b/>
+          <w:bCs/>
+          <w:sz w:val="24"/>
+          <w:szCs w:val="24"/>
+          <w:lang w:val="en-PK"/>
+        </w:rPr>
+        <w:t>Select</w:t>
+      </w:r>
+      <w:r>
+        <w:rPr>
+          <w:rFonts w:ascii="Arial" w:hAnsi="Arial" w:cs="Arial"/>
+          <w:sz w:val="24"/>
+          <w:szCs w:val="24"/>
+          <w:lang w:val="en-PK"/>
+        </w:rPr>
+        <w:t>.</w:t>
+      </w:r>
+    </w:p>
+    <w:p>
+      <w:pPr>
+        <w:pStyle w:val="ListParagraph"/>
+        <w:ind w:left="284"/>
+        <w:jc w:val="both"/>
+        <w:rPr>
+          <w:rFonts w:ascii="Arial" w:hAnsi="Arial" w:cs="Arial"/>
+          <w:sz w:val="24"/>
+          <w:szCs w:val="24"/>
+          <w:lang w:val="en-PK"/>
+        </w:rPr>
+      </w:pPr>
+    </w:p>
+    <w:p>
+      <w:pPr>
+        <w:jc w:val="center"/>
+      </w:pPr>
+      <w:r>
+        <w:rPr>
+          <w:noProof/>
+        </w:rPr>
+        <mc:AlternateContent>
+          <mc:Choice Requires="wps">
+            <w:drawing>
+              <wp:anchor distT="0" distB="0" distL="114300" distR="114300" simplePos="0" relativeHeight="251663360" behindDoc="0" locked="0" layoutInCell="1" allowOverlap="1" wp14:anchorId="519B7BBD" wp14:editId="71CF67BE">
+                <wp:simplePos x="0" y="0"/>
+                <wp:positionH relativeFrom="column">
+                  <wp:posOffset>414655</wp:posOffset>
+                </wp:positionH>
+                <wp:positionV relativeFrom="paragraph">
+                  <wp:posOffset>134620</wp:posOffset>
+                </wp:positionV>
+                <wp:extent cx="838200" cy="409575"/>
+                <wp:effectExtent l="19050" t="19050" r="38100" b="47625"/>
+                <wp:wrapNone/>
+                <wp:docPr id="22" name="Rectangle: Rounded Corners 22"/>
+                <wp:cNvGraphicFramePr/>
+                <a:graphic xmlns:a="http://schemas.openxmlformats.org/drawingml/2006/main">
+                  <a:graphicData uri="http://schemas.microsoft.com/office/word/2010/wordprocessingShape">
+                    <wps:wsp>
+                      <wps:cNvSpPr/>
+                      <wps:spPr>
+                        <a:xfrm>
+                          <a:off x="0" y="0"/>
+                          <a:ext cx="838200" cy="409575"/>
+                        </a:xfrm>
+                        <a:prstGeom prst="roundRect">
+                          <a:avLst/>
+                        </a:prstGeom>
+                        <a:noFill/>
+                        <a:ln w="57150">
+                          <a:solidFill>
+                            <a:srgbClr val="FF0000"/>
+                          </a:solidFill>
+                        </a:ln>
+                      </wps:spPr>
+                      <wps:style>
+                        <a:lnRef idx="2">
+                          <a:schemeClr val="accent1">
+                            <a:shade val="50000"/>
+                          </a:schemeClr>
+                        </a:lnRef>
+                        <a:fillRef idx="1">
+                          <a:schemeClr val="accent1"/>
+                        </a:fillRef>
+                        <a:effectRef idx="0">
+                          <a:schemeClr val="accent1"/>
+                        </a:effectRef>
+                        <a:fontRef idx="minor">
+                          <a:schemeClr val="lt1"/>
+                        </a:fontRef>
+                      </wps:style>
+                      <wps:bodyPr rot="0" spcFirstLastPara="0" vertOverflow="overflow" horzOverflow="overflow" vert="horz" wrap="square" lIns="91440" tIns="45720" rIns="91440" bIns="45720" numCol="1" spcCol="0" rtlCol="0" fromWordArt="0" anchor="ctr" anchorCtr="0" forceAA="0" compatLnSpc="1">
+                        <a:prstTxWarp prst="textNoShape">
+                          <a:avLst/>
+                        </a:prstTxWarp>
+                        <a:noAutofit/>
+                      </wps:bodyPr>
+                    </wps:wsp>
+                  </a:graphicData>
+                </a:graphic>
+                <wp14:sizeRelH relativeFrom="margin">
+                  <wp14:pctWidth>0</wp14:pctWidth>
+                </wp14:sizeRelH>
+                <wp14:sizeRelV relativeFrom="margin">
+                  <wp14:pctHeight>0</wp14:pctHeight>
+                </wp14:sizeRelV>
+              </wp:anchor>
+            </w:drawing>
+          </mc:Choice>
+          <mc:Fallback>
+            <w:pict>
+              <v:roundrect w14:anchorId="1DA5A08B" id="Rectangle: Rounded Corners 22" o:spid="_x0000_s1026" style="position:absolute;margin-left:32.65pt;margin-top:10.6pt;width:66pt;height:32.25pt;z-index:251663360;visibility:visible;mso-wrap-style:square;mso-width-percent:0;mso-height-percent:0;mso-wrap-distance-left:9pt;mso-wrap-distance-top:0;mso-wrap-distance-right:9pt;mso-wrap-distance-bottom:0;mso-position-horizontal:absolute;mso-position-horizontal-relative:text;mso-position-vertical:absolute;mso-position-vertical-relative:text;mso-width-percent:0;mso-height-percent:0;mso-width-relative:margin;mso-height-relative:margin;v-text-anchor:middle" arcsize="10923f" o:gfxdata="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" filled="f" strokecolor="red" strokeweight="4.5pt">
+                <v:stroke joinstyle="miter"/>
+              </v:roundrect>
+            </w:pict>
+          </mc:Fallback>
+        </mc:AlternateContent>
+      </w:r>
+      <w:r>
+        <w:rPr>
+          <w:noProof/>
+        </w:rPr>
+        <w:drawing>
+          <wp:inline distT="0" distB="0" distL="0" distR="0" wp14:anchorId="0E408943" wp14:editId="5CDE8FDA">
+            <wp:extent cx="1827752" cy="3960000"/>
+            <wp:effectExtent l="0" t="0" r="1270" b="2540"/>
+            <wp:docPr id="4" name="Picture 4"/>
+            <wp:cNvGraphicFramePr>
+              <a:graphicFrameLocks xmlns:a="http://schemas.openxmlformats.org/drawingml/2006/main" noChangeAspect="1"/>
+            </wp:cNvGraphicFramePr>
+            <a:graphic xmlns:a="http://schemas.openxmlformats.org/drawingml/2006/main">
+              <a:graphicData uri="http://schemas.openxmlformats.org/drawingml/2006/picture">
+                <pic:pic xmlns:pic="http://schemas.openxmlformats.org/drawingml/2006/picture">
+                  <pic:nvPicPr>
+                    <pic:cNvPr id="0" name="Picture 4"/>
+                    <pic:cNvPicPr>
+                      <a:picLocks noChangeAspect="1" noChangeArrowheads="1"/>
+                    </pic:cNvPicPr>
+                  </pic:nvPicPr>
+                  <pic:blipFill>
+                    <a:blip r:embed="rId14" cstate="print">
+                      <a:extLst>
+                        <a:ext uri="{28A0092B-C50C-407E-A947-70E740481C1C}">
+                          <a14:useLocalDpi xmlns:a14="http://schemas.microsoft.com/office/drawing/2010/main" val="0"/>
+                        </a:ext>
+                      </a:extLst>
+                    </a:blip>
+                    <a:srcRect/>
+                    <a:stretch>
+                      <a:fillRect/>
+                    </a:stretch>
+                  </pic:blipFill>
+                  <pic:spPr bwMode="auto">
+                    <a:xfrm>
+                      <a:off x="0" y="0"/>
+                      <a:ext cx="1827752" cy="3960000"/>
+                    </a:xfrm>
+                    <a:prstGeom prst="rect">
+                      <a:avLst/>
+                    </a:prstGeom>
+                    <a:noFill/>
+                    <a:ln>
+                      <a:noFill/>
+                    </a:ln>
+                  </pic:spPr>
+                </pic:pic>
+              </a:graphicData>
+            </a:graphic>
+          </wp:inline>
+        </w:drawing>
+      </w:r>
+    </w:p>
+    <w:p>
+      <w:pPr>
+        <w:pStyle w:val="ListParagraph"/>
+        <w:numPr>
+          <w:ilvl w:val="0"/>
+          <w:numId w:val="1"/>
+        </w:numPr>
+        <w:ind w:left="284"/>
+        <w:jc w:val="both"/>
+        <w:rPr>
+          <w:rFonts w:ascii="Arial" w:hAnsi="Arial" w:cs="Arial"/>
+          <w:sz w:val="24"/>
+          <w:szCs w:val="24"/>
+          <w:lang w:val="en-PK"/>
+        </w:rPr>
+      </w:pPr>
+      <w:r>
+        <w:rPr>
+          <w:rFonts w:ascii="Arial" w:hAnsi="Arial" w:cs="Arial"/>
+          <w:sz w:val="24"/>
+          <w:szCs w:val="24"/>
+          <w:lang w:val="en-PK"/>
+        </w:rPr>
+        <w:t xml:space="preserve">Select ALL Contacts and Tap on </w:t>
+      </w:r>
+      <w:r>
+        <w:rPr>
+          <w:rFonts w:ascii="Arial" w:hAnsi="Arial" w:cs="Arial"/>
+          <w:b/>
+          <w:bCs/>
+          <w:sz w:val="24"/>
+          <w:szCs w:val="24"/>
+          <w:lang w:val="en-PK"/>
+        </w:rPr>
+        <w:t>Delete All</w:t>
+      </w:r>
+      <w:r>
+        <w:rPr>
+          <w:rFonts w:ascii="Arial" w:hAnsi="Arial" w:cs="Arial"/>
+          <w:sz w:val="24"/>
+          <w:szCs w:val="24"/>
+          <w:lang w:val="en-PK"/>
+        </w:rPr>
+        <w:t>.</w:t>
+      </w:r>
+    </w:p>
+    <w:p>
+      <w:pPr>
+        <w:jc w:val="center"/>
+      </w:pPr>
+      <w:r>
+        <w:rPr>
+          <w:noProof/>
+        </w:rPr>
+        <w:lastRenderedPageBreak/>
+        <mc:AlternateContent>
+          <mc:Choice Requires="wps">
+            <w:drawing>
+              <wp:anchor distT="0" distB="0" distL="114300" distR="114300" simplePos="0" relativeHeight="251665408" behindDoc="0" locked="0" layoutInCell="1" allowOverlap="1" wp14:anchorId="4629D531" wp14:editId="04EEC284">
+                <wp:simplePos x="0" y="0"/>
+                <wp:positionH relativeFrom="column">
+                  <wp:posOffset>1200150</wp:posOffset>
+                </wp:positionH>
+                <wp:positionV relativeFrom="paragraph">
+                  <wp:posOffset>3562350</wp:posOffset>
+                </wp:positionV>
+                <wp:extent cx="838200" cy="247650"/>
+                <wp:effectExtent l="19050" t="19050" r="38100" b="38100"/>
+                <wp:wrapNone/>
+                <wp:docPr id="23" name="Rectangle: Rounded Corners 23"/>
+                <wp:cNvGraphicFramePr/>
+                <a:graphic xmlns:a="http://schemas.openxmlformats.org/drawingml/2006/main">
+                  <a:graphicData uri="http://schemas.microsoft.com/office/word/2010/wordprocessingShape">
+                    <wps:wsp>
+                      <wps:cNvSpPr/>
+                      <wps:spPr>
+                        <a:xfrm>
+                          <a:off x="0" y="0"/>
+                          <a:ext cx="838200" cy="247650"/>
+                        </a:xfrm>
+                        <a:prstGeom prst="roundRect">
+                          <a:avLst/>
+                        </a:prstGeom>
+                        <a:noFill/>
+                        <a:ln w="57150">
+                          <a:solidFill>
+                            <a:srgbClr val="FF0000"/>
+                          </a:solidFill>
+                        </a:ln>
+                      </wps:spPr>
+                      <wps:style>
+                        <a:lnRef idx="2">
+                          <a:schemeClr val="accent1">
+                            <a:shade val="50000"/>
+                          </a:schemeClr>
+                        </a:lnRef>
+                        <a:fillRef idx="1">
+                          <a:schemeClr val="accent1"/>
+                        </a:fillRef>
+                        <a:effectRef idx="0">
+                          <a:schemeClr val="accent1"/>
+                        </a:effectRef>
+                        <a:fontRef idx="minor">
+                          <a:schemeClr val="lt1"/>
+                        </a:fontRef>
+                      </wps:style>
+                      <wps:bodyPr rot="0" spcFirstLastPara="0" vertOverflow="overflow" horzOverflow="overflow" vert="horz" wrap="square" lIns="91440" tIns="45720" rIns="91440" bIns="45720" numCol="1" spcCol="0" rtlCol="0" fromWordArt="0" anchor="ctr" anchorCtr="0" forceAA="0" compatLnSpc="1">
+                        <a:prstTxWarp prst="textNoShape">
+                          <a:avLst/>
+                        </a:prstTxWarp>
+                        <a:noAutofit/>
+                      </wps:bodyPr>
+                    </wps:wsp>
+                  </a:graphicData>
+                </a:graphic>
+                <wp14:sizeRelH relativeFrom="margin">
+                  <wp14:pctWidth>0</wp14:pctWidth>
+                </wp14:sizeRelH>
+                <wp14:sizeRelV relativeFrom="margin">
+                  <wp14:pctHeight>0</wp14:pctHeight>
+                </wp14:sizeRelV>
+              </wp:anchor>
+            </w:drawing>
+          </mc:Choice>
+          <mc:Fallback>
+            <w:pict>
+              <v:roundrect w14:anchorId="6A4FE8EA" id="Rectangle: Rounded Corners 23" o:spid="_x0000_s1026" style="position:absolute;margin-left:94.5pt;margin-top:280.5pt;width:66pt;height:19.5pt;z-index:251665408;visibility:visible;mso-wrap-style:square;mso-width-percent:0;mso-height-percent:0;mso-wrap-distance-left:9pt;mso-wrap-distance-top:0;mso-wrap-distance-right:9pt;mso-wrap-distance-bottom:0;mso-position-horizontal:absolute;mso-position-horizontal-relative:text;mso-position-vertical:absolute;mso-position-vertical-relative:text;mso-width-percent:0;mso-height-percent:0;mso-width-relative:margin;mso-height-relative:margin;v-text-anchor:middle" arcsize="10923f" o:gfxdata="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" filled="f" strokecolor="red" strokeweight="4.5pt">
+                <v:stroke joinstyle="miter"/>
+              </v:roundrect>
+            </w:pict>
+          </mc:Fallback>
+        </mc:AlternateContent>
+      </w:r>
+      <w:r>
+        <w:rPr>
+          <w:noProof/>
+        </w:rPr>
+        <w:drawing>
+          <wp:inline distT="0" distB="0" distL="0" distR="0" wp14:anchorId="6EAD9F5F" wp14:editId="15C7EF02">
+            <wp:extent cx="1827751" cy="3960000"/>
+            <wp:effectExtent l="0" t="0" r="1270" b="2540"/>
+            <wp:docPr id="5" name="Picture 5"/>
+            <wp:cNvGraphicFramePr>
+              <a:graphicFrameLocks xmlns:a="http://schemas.openxmlformats.org/drawingml/2006/main" noChangeAspect="1"/>
+            </wp:cNvGraphicFramePr>
+            <a:graphic xmlns:a="http://schemas.openxmlformats.org/drawingml/2006/main">
+              <a:graphicData uri="http://schemas.openxmlformats.org/drawingml/2006/picture">
+                <pic:pic xmlns:pic="http://schemas.openxmlformats.org/drawingml/2006/picture">
+                  <pic:nvPicPr>
+                    <pic:cNvPr id="0" name="Picture 5"/>
+                    <pic:cNvPicPr>
+                      <a:picLocks noChangeAspect="1" noChangeArrowheads="1"/>
+                    </pic:cNvPicPr>
+                  </pic:nvPicPr>
+                  <pic:blipFill>
+                    <a:blip r:embed="rId15" cstate="print">
+                      <a:extLst>
+                        <a:ext uri="{28A0092B-C50C-407E-A947-70E740481C1C}">
+                          <a14:useLocalDpi xmlns:a14="http://schemas.microsoft.com/office/drawing/2010/main" val="0"/>
+                        </a:ext>
+                      </a:extLst>
+                    </a:blip>
+                    <a:srcRect/>
+                    <a:stretch>
+                      <a:fillRect/>
+                    </a:stretch>
+                  </pic:blipFill>
+                  <pic:spPr bwMode="auto">
+                    <a:xfrm>
+                      <a:off x="0" y="0"/>
+                      <a:ext cx="1827751" cy="3960000"/>
+                    </a:xfrm>
+                    <a:prstGeom prst="rect">
+                      <a:avLst/>
+                    </a:prstGeom>
+                    <a:noFill/>
+                    <a:ln>
+                      <a:noFill/>
+                    </a:ln>
+                  </pic:spPr>
+                </pic:pic>
+              </a:graphicData>
+            </a:graphic>
+          </wp:inline>
+        </w:drawing>
+      </w:r>
+    </w:p>
+    <w:p>
+      <w:pPr>
+        <w:pStyle w:val="ListParagraph"/>
+        <w:numPr>
+          <w:ilvl w:val="0"/>
+          <w:numId w:val="1"/>
+        </w:numPr>
+        <w:ind w:left="284"/>
+        <w:jc w:val="both"/>
+        <w:rPr>
+          <w:rFonts w:ascii="Arial" w:hAnsi="Arial" w:cs="Arial"/>
+          <w:sz w:val="24"/>
+          <w:szCs w:val="24"/>
+          <w:lang w:val="en-PK"/>
+        </w:rPr>
+      </w:pPr>
+      <w:r>
+        <w:rPr>
+          <w:rFonts w:ascii="Arial" w:hAnsi="Arial" w:cs="Arial"/>
+          <w:sz w:val="24"/>
+          <w:szCs w:val="24"/>
+          <w:lang w:val="en-PK"/>
+        </w:rPr>
+        <w:t xml:space="preserve">Select </w:t>
+      </w:r>
+      <w:r>
+        <w:rPr>
+          <w:rFonts w:ascii="Arial" w:hAnsi="Arial" w:cs="Arial"/>
+          <w:b/>
+          <w:bCs/>
+          <w:sz w:val="24"/>
+          <w:szCs w:val="24"/>
+          <w:lang w:val="en-PK"/>
+        </w:rPr>
+        <w:t xml:space="preserve">Move to </w:t>
+      </w:r>
+      <w:r>
+        <w:rPr>
+          <w:rFonts w:ascii="Arial" w:hAnsi="Arial" w:cs="Arial"/>
+          <w:b/>
+          <w:bCs/>
+          <w:sz w:val="24"/>
+          <w:szCs w:val="24"/>
+          <w:lang w:val="en-PK"/>
+        </w:rPr>
+        <w:t>Trash</w:t>
+      </w:r>
+      <w:r>
+        <w:rPr>
+          <w:rFonts w:ascii="Arial" w:hAnsi="Arial" w:cs="Arial"/>
+          <w:sz w:val="24"/>
+          <w:szCs w:val="24"/>
+          <w:lang w:val="en-PK"/>
+        </w:rPr>
+        <w:t>.</w:t>
+      </w:r>
+    </w:p>
+    <w:p/>
+    <w:p>
+      <w:pPr>
+        <w:jc w:val="center"/>
+      </w:pPr>
+      <w:r>
+        <w:rPr>
+          <w:noProof/>
+        </w:rPr>
+        <w:drawing>
+          <wp:inline distT="0" distB="0" distL="0" distR="0" wp14:anchorId="26B45456" wp14:editId="69169547">
+            <wp:extent cx="1827752" cy="3960000"/>
+            <wp:effectExtent l="0" t="0" r="1270" b="2540"/>
+            <wp:docPr id="6" name="Picture 6"/>
+            <wp:cNvGraphicFramePr>
+              <a:graphicFrameLocks xmlns:a="http://schemas.openxmlformats.org/drawingml/2006/main" noChangeAspect="1"/>
+            </wp:cNvGraphicFramePr>
+            <a:graphic xmlns:a="http://schemas.openxmlformats.org/drawingml/2006/main">
+              <a:graphicData uri="http://schemas.openxmlformats.org/drawingml/2006/picture">
+                <pic:pic xmlns:pic="http://schemas.openxmlformats.org/drawingml/2006/picture">
+                  <pic:nvPicPr>
+                    <pic:cNvPr id="0" name="Picture 6"/>
+                    <pic:cNvPicPr>
+                      <a:picLocks noChangeAspect="1" noChangeArrowheads="1"/>
+                    </pic:cNvPicPr>
+                  </pic:nvPicPr>
+                  <pic:blipFill>
+                    <a:blip r:embed="rId16" cstate="print">
+                      <a:extLst>
+                        <a:ext uri="{28A0092B-C50C-407E-A947-70E740481C1C}">
+                          <a14:useLocalDpi xmlns:a14="http://schemas.microsoft.com/office/drawing/2010/main" val="0"/>
+                        </a:ext>
+                      </a:extLst>
+                    </a:blip>
+                    <a:srcRect/>
+                    <a:stretch>
+                      <a:fillRect/>
+                    </a:stretch>
+                  </pic:blipFill>
+                  <pic:spPr bwMode="auto">
+                    <a:xfrm>
+                      <a:off x="0" y="0"/>
+                      <a:ext cx="1827752" cy="3960000"/>
+                    </a:xfrm>
+                    <a:prstGeom prst="rect">
+                      <a:avLst/>
+                    </a:prstGeom>
+                    <a:noFill/>
+                    <a:ln>
+                      <a:noFill/>
+                    </a:ln>
+                  </pic:spPr>
+                </pic:pic>
+              </a:graphicData>
+            </a:graphic>
+          </wp:inline>
+        </w:drawing>
+      </w:r>
+    </w:p>
+    <w:p>
+      <w:pPr>
+        <w:pStyle w:val="ListParagraph"/>
+        <w:numPr>
+          <w:ilvl w:val="0"/>
+          <w:numId w:val="1"/>
+        </w:numPr>
+        <w:ind w:left="284"/>
+        <w:jc w:val="both"/>
+        <w:rPr>
+          <w:rFonts w:ascii="Arial" w:hAnsi="Arial" w:cs="Arial"/>
+          <w:sz w:val="24"/>
+          <w:szCs w:val="24"/>
+          <w:lang w:val="en-PK"/>
+        </w:rPr>
+      </w:pPr>
+      <w:r>
+        <w:rPr>
+          <w:rFonts w:ascii="Arial" w:hAnsi="Arial" w:cs="Arial"/>
+          <w:sz w:val="24"/>
+          <w:szCs w:val="24"/>
+          <w:lang w:val="en-PK"/>
+        </w:rPr>
+        <w:t>The old phone contacts will start getting deleted.</w:t>
+      </w:r>
+    </w:p>
+    <w:p/>
+    <w:p/>
+    <w:p/>
+    <w:p>
+      <w:pPr>
+        <w:jc w:val="center"/>
+      </w:pPr>
+      <w:r>
+        <w:rPr>
+          <w:noProof/>
+        </w:rPr>
+        <w:drawing>
+          <wp:inline distT="0" distB="0" distL="0" distR="0" wp14:anchorId="134A6D37" wp14:editId="6C3BC830">
+            <wp:extent cx="1827752" cy="3960000"/>
+            <wp:effectExtent l="0" t="0" r="1270" b="2540"/>
+            <wp:docPr id="1" name="Picture 1"/>
+            <wp:cNvGraphicFramePr>
+              <a:graphicFrameLocks xmlns:a="http://schemas.openxmlformats.org/drawingml/2006/main" noChangeAspect="1"/>
+            </wp:cNvGraphicFramePr>
+            <a:graphic xmlns:a="http://schemas.openxmlformats.org/drawingml/2006/main">
+              <a:graphicData uri="http://schemas.openxmlformats.org/drawingml/2006/picture">
+                <pic:pic xmlns:pic="http://schemas.openxmlformats.org/drawingml/2006/picture">
+                  <pic:nvPicPr>
+                    <pic:cNvPr id="0" name="Picture 1"/>
+                    <pic:cNvPicPr>
+                      <a:picLocks noChangeAspect="1" noChangeArrowheads="1"/>
+                    </pic:cNvPicPr>
+                  </pic:nvPicPr>
+                  <pic:blipFill>
+                    <a:blip r:embed="rId17" cstate="print">
+                      <a:extLst>
+                        <a:ext uri="{28A0092B-C50C-407E-A947-70E740481C1C}">
+                          <a14:useLocalDpi xmlns:a14="http://schemas.microsoft.com/office/drawing/2010/main" val="0"/>
+                        </a:ext>
+                      </a:extLst>
+                    </a:blip>
+                    <a:srcRect/>
+                    <a:stretch>
+                      <a:fillRect/>
+                    </a:stretch>
+                  </pic:blipFill>
+                  <pic:spPr bwMode="auto">
+                    <a:xfrm>
+                      <a:off x="0" y="0"/>
+                      <a:ext cx="1827752" cy="3960000"/>
+                    </a:xfrm>
+                    <a:prstGeom prst="rect">
+                      <a:avLst/>
+                    </a:prstGeom>
+                    <a:noFill/>
+                    <a:ln>
+                      <a:noFill/>
+                    </a:ln>
+                  </pic:spPr>
+                </pic:pic>
+              </a:graphicData>
+            </a:graphic>
+          </wp:inline>
+        </w:drawing>
+      </w:r>
+    </w:p>
+    <w:p>
+      <w:pPr>
+        <w:pStyle w:val="ListParagraph"/>
+        <w:numPr>
+          <w:ilvl w:val="0"/>
+          <w:numId w:val="1"/>
+        </w:numPr>
+        <w:ind w:left="284"/>
+        <w:jc w:val="both"/>
+        <w:rPr>
+          <w:rFonts w:ascii="Arial" w:hAnsi="Arial" w:cs="Arial"/>
+          <w:sz w:val="24"/>
+          <w:szCs w:val="24"/>
+          <w:lang w:val="en-PK"/>
+        </w:rPr>
+      </w:pPr>
+      <w:r>
+        <w:rPr>
+          <w:rFonts w:ascii="Arial" w:hAnsi="Arial" w:cs="Arial"/>
+          <w:sz w:val="24"/>
+          <w:szCs w:val="24"/>
+          <w:lang w:val="en-PK"/>
+        </w:rPr>
+        <w:t>At the end, there will be no local contact in the phone</w:t>
+      </w:r>
+      <w:r>
+        <w:rPr>
+          <w:rFonts w:ascii="Arial" w:hAnsi="Arial" w:cs="Arial"/>
+          <w:sz w:val="24"/>
+          <w:szCs w:val="24"/>
+          <w:lang w:val="en-PK"/>
+        </w:rPr>
+        <w:t>.</w:t>
+      </w:r>
+    </w:p>
+    <w:p>
+      <w:pPr>
+        <w:jc w:val="both"/>
+        <w:rPr>
+          <w:rFonts w:ascii="Arial" w:hAnsi="Arial" w:cs="Arial"/>
+          <w:sz w:val="24"/>
+          <w:szCs w:val="24"/>
+          <w:lang w:val="en-PK"/>
+        </w:rPr>
+      </w:pPr>
+    </w:p>
+    <w:p>
+      <w:pPr>
+        <w:jc w:val="center"/>
+      </w:pPr>
+      <w:r>
+        <w:rPr>
+          <w:noProof/>
+        </w:rPr>
+        <mc:AlternateContent>
+          <mc:Choice Requires="wps">
+            <w:drawing>
+              <wp:anchor distT="0" distB="0" distL="114300" distR="114300" simplePos="0" relativeHeight="251671552" behindDoc="0" locked="0" layoutInCell="1" allowOverlap="1" wp14:anchorId="78725BF9" wp14:editId="459DB47B">
+                <wp:simplePos x="0" y="0"/>
+                <wp:positionH relativeFrom="column">
+                  <wp:posOffset>1719580</wp:posOffset>
+                </wp:positionH>
+                <wp:positionV relativeFrom="paragraph">
+                  <wp:posOffset>1332865</wp:posOffset>
+                </wp:positionV>
+                <wp:extent cx="457200" cy="466725"/>
+                <wp:effectExtent l="19050" t="19050" r="38100" b="47625"/>
+                <wp:wrapNone/>
+                <wp:docPr id="26" name="Rectangle: Rounded Corners 26"/>
+                <wp:cNvGraphicFramePr/>
+                <a:graphic xmlns:a="http://schemas.openxmlformats.org/drawingml/2006/main">
+                  <a:graphicData uri="http://schemas.microsoft.com/office/word/2010/wordprocessingShape">
+                    <wps:wsp>
+                      <wps:cNvSpPr/>
+                      <wps:spPr>
+                        <a:xfrm>
+                          <a:off x="0" y="0"/>
+                          <a:ext cx="457200" cy="466725"/>
+                        </a:xfrm>
+                        <a:prstGeom prst="roundRect">
+                          <a:avLst/>
+                        </a:prstGeom>
+                        <a:noFill/>
+                        <a:ln w="57150">
+                          <a:solidFill>
+                            <a:srgbClr val="FF0000"/>
+                          </a:solidFill>
+                        </a:ln>
+                      </wps:spPr>
+                      <wps:style>
+                        <a:lnRef idx="2">
+                          <a:schemeClr val="accent1">
+                            <a:shade val="50000"/>
+                          </a:schemeClr>
+                        </a:lnRef>
+                        <a:fillRef idx="1">
+                          <a:schemeClr val="accent1"/>
+                        </a:fillRef>
+                        <a:effectRef idx="0">
+                          <a:schemeClr val="accent1"/>
+                        </a:effectRef>
+                        <a:fontRef idx="minor">
+                          <a:schemeClr val="lt1"/>
+                        </a:fontRef>
+                      </wps:style>
+                      <wps:bodyPr rot="0" spcFirstLastPara="0" vertOverflow="overflow" horzOverflow="overflow" vert="horz" wrap="square" lIns="91440" tIns="45720" rIns="91440" bIns="45720" numCol="1" spcCol="0" rtlCol="0" fromWordArt="0" anchor="ctr" anchorCtr="0" forceAA="0" compatLnSpc="1">
+                        <a:prstTxWarp prst="textNoShape">
+                          <a:avLst/>
+                        </a:prstTxWarp>
+                        <a:noAutofit/>
+                      </wps:bodyPr>
+                    </wps:wsp>
+                  </a:graphicData>
+                </a:graphic>
+                <wp14:sizeRelV relativeFrom="margin">
+                  <wp14:pctHeight>0</wp14:pctHeight>
+                </wp14:sizeRelV>
+              </wp:anchor>
+            </w:drawing>
+          </mc:Choice>
+          <mc:Fallback>
+            <w:pict>
+              <v:roundrect w14:anchorId="78DE5325" id="Rectangle: Rounded Corners 26" o:spid="_x0000_s1026" style="position:absolute;margin-left:135.4pt;margin-top:104.95pt;width:36pt;height:36.75pt;z-index:251671552;visibility:visible;mso-wrap-style:square;mso-height-percent:0;mso-wrap-distance-left:9pt;mso-wrap-distance-top:0;mso-wrap-distance-right:9pt;mso-wrap-distance-bottom:0;mso-position-horizontal:absolute;mso-position-horizontal-relative:text;mso-position-vertical:absolute;mso-position-vertical-relative:text;mso-height-percent:0;mso-height-relative:margin;v-text-anchor:middle" arcsize="10923f" o:gfxdata="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" filled="f" strokecolor="red" strokeweight="4.5pt">
+                <v:stroke joinstyle="miter"/>
+              </v:roundrect>
+            </w:pict>
+          </mc:Fallback>
+        </mc:AlternateContent>
+      </w:r>
+      <w:r>
+        <w:rPr>
+          <w:noProof/>
+        </w:rPr>
+        <w:drawing>
+          <wp:inline distT="0" distB="0" distL="0" distR="0" wp14:anchorId="6237B319" wp14:editId="6FD1CBEE">
+            <wp:extent cx="1827220" cy="2673350"/>
+            <wp:effectExtent l="0" t="0" r="1905" b="0"/>
+            <wp:docPr id="14" name="Picture 14"/>
+            <wp:cNvGraphicFramePr>
+              <a:graphicFrameLocks xmlns:a="http://schemas.openxmlformats.org/drawingml/2006/main" noChangeAspect="1"/>
+            </wp:cNvGraphicFramePr>
+            <a:graphic xmlns:a="http://schemas.openxmlformats.org/drawingml/2006/main">
+              <a:graphicData uri="http://schemas.openxmlformats.org/drawingml/2006/picture">
+                <pic:pic xmlns:pic="http://schemas.openxmlformats.org/drawingml/2006/picture">
+                  <pic:nvPicPr>
+                    <pic:cNvPr id="0" name="Picture 25"/>
+                    <pic:cNvPicPr>
+                      <a:picLocks noChangeAspect="1" noChangeArrowheads="1"/>
+                    </pic:cNvPicPr>
+                  </pic:nvPicPr>
+                  <pic:blipFill rotWithShape="1">
+                    <a:blip r:embed="rId18" cstate="print">
+                      <a:extLst>
+                        <a:ext uri="{28A0092B-C50C-407E-A947-70E740481C1C}">
+                          <a14:useLocalDpi xmlns:a14="http://schemas.microsoft.com/office/drawing/2010/main" val="0"/>
+                        </a:ext>
+                      </a:extLst>
+                    </a:blip>
+                    <a:srcRect t="32473" b="1"/>
+                    <a:stretch/>
+                  </pic:blipFill>
+                  <pic:spPr bwMode="auto">
+                    <a:xfrm>
+                      <a:off x="0" y="0"/>
+                      <a:ext cx="1827530" cy="2673803"/>
+                    </a:xfrm>
+                    <a:prstGeom prst="rect">
+                      <a:avLst/>
+                    </a:prstGeom>
+                    <a:noFill/>
+                    <a:ln>
+                      <a:noFill/>
+                    </a:ln>
+                    <a:extLst>
+                      <a:ext uri="{53640926-AAD7-44D8-BBD7-CCE9431645EC}">
+                        <a14:shadowObscured xmlns:a14="http://schemas.microsoft.com/office/drawing/2010/main"/>
+                      </a:ext>
+                    </a:extLst>
+                  </pic:spPr>
+                </pic:pic>
+              </a:graphicData>
+            </a:graphic>
+          </wp:inline>
+        </w:drawing>
+      </w:r>
+    </w:p>
+    <w:p>
+      <w:pPr>
+        <w:pStyle w:val="ListParagraph"/>
+        <w:numPr>
+          <w:ilvl w:val="0"/>
+          <w:numId w:val="1"/>
+        </w:numPr>
+        <w:ind w:left="284"/>
+        <w:jc w:val="both"/>
+      </w:pPr>
+      <w:r>
+        <w:rPr>
+          <w:rFonts w:ascii="Arial" w:hAnsi="Arial" w:cs="Arial"/>
+          <w:sz w:val="24"/>
+          <w:szCs w:val="24"/>
+          <w:lang w:val="en-PK"/>
+        </w:rPr>
+        <w:t xml:space="preserve">Launch </w:t>
+      </w:r>
+      <w:proofErr w:type="spellStart"/>
+      <w:r>
+        <w:rPr>
+          <w:rFonts w:ascii="Arial" w:hAnsi="Arial" w:cs="Arial"/>
+          <w:b/>
+          <w:bCs/>
+          <w:sz w:val="24"/>
+          <w:szCs w:val="24"/>
+          <w:lang w:val="en-PK"/>
+        </w:rPr>
+        <w:t>AirContacts</w:t>
+      </w:r>
+      <w:proofErr w:type="spellEnd"/>
+      <w:r>
+        <w:rPr>
+          <w:rFonts w:ascii="Arial" w:hAnsi="Arial" w:cs="Arial"/>
+          <w:b/>
+          <w:bCs/>
+          <w:sz w:val="24"/>
+          <w:szCs w:val="24"/>
+          <w:lang w:val="en-PK"/>
+        </w:rPr>
+        <w:t xml:space="preserve"> App</w:t>
+      </w:r>
+      <w:r>
+        <w:rPr>
+          <w:rFonts w:ascii="Arial" w:hAnsi="Arial" w:cs="Arial"/>
+          <w:sz w:val="24"/>
+          <w:szCs w:val="24"/>
+          <w:lang w:val="en-PK"/>
+        </w:rPr>
+        <w:t xml:space="preserve"> from the App Menu.</w:t>
+      </w:r>
+      <w:r>
+        <w:br w:type="page"/>
+      </w:r>
+    </w:p>
+    <w:p>
+      <w:pPr>
+        <w:jc w:val="center"/>
+      </w:pPr>
+      <w:r>
+        <w:rPr>
+          <w:noProof/>
+        </w:rPr>
+        <w:lastRenderedPageBreak/>
+        <mc:AlternateContent>
+          <mc:Choice Requires="wps">
+            <w:drawing>
+              <wp:anchor distT="0" distB="0" distL="114300" distR="114300" simplePos="0" relativeHeight="251677696" behindDoc="0" locked="0" layoutInCell="1" allowOverlap="1" wp14:anchorId="478AE9CE" wp14:editId="50F18780">
+                <wp:simplePos x="0" y="0"/>
+                <wp:positionH relativeFrom="column">
+                  <wp:posOffset>981075</wp:posOffset>
+                </wp:positionH>
+                <wp:positionV relativeFrom="paragraph">
+                  <wp:posOffset>3228975</wp:posOffset>
+                </wp:positionV>
+                <wp:extent cx="666750" cy="276225"/>
+                <wp:effectExtent l="19050" t="19050" r="38100" b="47625"/>
+                <wp:wrapNone/>
+                <wp:docPr id="29" name="Rectangle: Rounded Corners 29"/>
+                <wp:cNvGraphicFramePr/>
+                <a:graphic xmlns:a="http://schemas.openxmlformats.org/drawingml/2006/main">
+                  <a:graphicData uri="http://schemas.microsoft.com/office/word/2010/wordprocessingShape">
+                    <wps:wsp>
+                      <wps:cNvSpPr/>
+                      <wps:spPr>
+                        <a:xfrm>
+                          <a:off x="0" y="0"/>
+                          <a:ext cx="666750" cy="276225"/>
+                        </a:xfrm>
+                        <a:prstGeom prst="roundRect">
+                          <a:avLst/>
+                        </a:prstGeom>
+                        <a:noFill/>
+                        <a:ln w="57150">
+                          <a:solidFill>
+                            <a:srgbClr val="FF0000"/>
+                          </a:solidFill>
+                        </a:ln>
+                      </wps:spPr>
+                      <wps:style>
+                        <a:lnRef idx="2">
+                          <a:schemeClr val="accent1">
+                            <a:shade val="50000"/>
+                          </a:schemeClr>
+                        </a:lnRef>
+                        <a:fillRef idx="1">
+                          <a:schemeClr val="accent1"/>
+                        </a:fillRef>
+                        <a:effectRef idx="0">
+                          <a:schemeClr val="accent1"/>
+                        </a:effectRef>
+                        <a:fontRef idx="minor">
+                          <a:schemeClr val="lt1"/>
+                        </a:fontRef>
+                      </wps:style>
+                      <wps:bodyPr rot="0" spcFirstLastPara="0" vertOverflow="overflow" horzOverflow="overflow" vert="horz" wrap="square" lIns="91440" tIns="45720" rIns="91440" bIns="45720" numCol="1" spcCol="0" rtlCol="0" fromWordArt="0" anchor="ctr" anchorCtr="0" forceAA="0" compatLnSpc="1">
+                        <a:prstTxWarp prst="textNoShape">
+                          <a:avLst/>
+                        </a:prstTxWarp>
+                        <a:noAutofit/>
+                      </wps:bodyPr>
+                    </wps:wsp>
+                  </a:graphicData>
+                </a:graphic>
+                <wp14:sizeRelH relativeFrom="margin">
+                  <wp14:pctWidth>0</wp14:pctWidth>
+                </wp14:sizeRelH>
+                <wp14:sizeRelV relativeFrom="margin">
+                  <wp14:pctHeight>0</wp14:pctHeight>
+                </wp14:sizeRelV>
+              </wp:anchor>
+            </w:drawing>
+          </mc:Choice>
+          <mc:Fallback>
+            <w:pict>
+              <v:roundrect w14:anchorId="18BB4D3A" id="Rectangle: Rounded Corners 29" o:spid="_x0000_s1026" style="position:absolute;margin-left:77.25pt;margin-top:254.25pt;width:52.5pt;height:21.75pt;z-index:251677696;visibility:visible;mso-wrap-style:square;mso-width-percent:0;mso-height-percent:0;mso-wrap-distance-left:9pt;mso-wrap-distance-top:0;mso-wrap-distance-right:9pt;mso-wrap-distance-bottom:0;mso-position-horizontal:absolute;mso-position-horizontal-relative:text;mso-position-vertical:absolute;mso-position-vertical-relative:text;mso-width-percent:0;mso-height-percent:0;mso-width-relative:margin;mso-height-relative:margin;v-text-anchor:middle" arcsize="10923f" o:gfxdata="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" filled="f" strokecolor="red" strokeweight="4.5pt">
+                <v:stroke joinstyle="miter"/>
+              </v:roundrect>
+            </w:pict>
+          </mc:Fallback>
+        </mc:AlternateContent>
+      </w:r>
+      <w:r>
+        <w:rPr>
+          <w:noProof/>
+        </w:rPr>
+        <w:drawing>
+          <wp:inline distT="0" distB="0" distL="0" distR="0" wp14:anchorId="41B15D10" wp14:editId="52ABFE2C">
+            <wp:extent cx="1827752" cy="3960000"/>
+            <wp:effectExtent l="0" t="0" r="1270" b="2540"/>
+            <wp:docPr id="8" name="Picture 8"/>
+            <wp:cNvGraphicFramePr>
+              <a:graphicFrameLocks xmlns:a="http://schemas.openxmlformats.org/drawingml/2006/main" noChangeAspect="1"/>
+            </wp:cNvGraphicFramePr>
+            <a:graphic xmlns:a="http://schemas.openxmlformats.org/drawingml/2006/main">
+              <a:graphicData uri="http://schemas.openxmlformats.org/drawingml/2006/picture">
+                <pic:pic xmlns:pic="http://schemas.openxmlformats.org/drawingml/2006/picture">
+                  <pic:nvPicPr>
+                    <pic:cNvPr id="0" name="Picture 15"/>
+                    <pic:cNvPicPr>
+                      <a:picLocks noChangeAspect="1" noChangeArrowheads="1"/>
+                    </pic:cNvPicPr>
+                  </pic:nvPicPr>
+                  <pic:blipFill>
+                    <a:blip r:embed="rId19" cstate="print">
+                      <a:extLst>
+                        <a:ext uri="{28A0092B-C50C-407E-A947-70E740481C1C}">
+                          <a14:useLocalDpi xmlns:a14="http://schemas.microsoft.com/office/drawing/2010/main" val="0"/>
+                        </a:ext>
+                      </a:extLst>
+                    </a:blip>
+                    <a:srcRect/>
+                    <a:stretch>
+                      <a:fillRect/>
+                    </a:stretch>
+                  </pic:blipFill>
+                  <pic:spPr bwMode="auto">
+                    <a:xfrm>
+                      <a:off x="0" y="0"/>
+                      <a:ext cx="1827752" cy="3960000"/>
+                    </a:xfrm>
+                    <a:prstGeom prst="rect">
+                      <a:avLst/>
+                    </a:prstGeom>
+                    <a:noFill/>
+                    <a:ln>
+                      <a:noFill/>
+                    </a:ln>
+                  </pic:spPr>
+                </pic:pic>
+              </a:graphicData>
+            </a:graphic>
+          </wp:inline>
+        </w:drawing>
+      </w:r>
+    </w:p>
+    <w:p>
+      <w:pPr>
+        <w:pStyle w:val="ListParagraph"/>
+        <w:numPr>
+          <w:ilvl w:val="0"/>
+          <w:numId w:val="1"/>
+        </w:numPr>
+        <w:ind w:left="284"/>
+        <w:jc w:val="both"/>
+        <w:rPr>
+          <w:rFonts w:ascii="Arial" w:hAnsi="Arial" w:cs="Arial"/>
+          <w:sz w:val="24"/>
+          <w:szCs w:val="24"/>
+          <w:lang w:val="en-PK"/>
+        </w:rPr>
+      </w:pPr>
+      <w:r>
+        <w:rPr>
+          <w:rFonts w:ascii="Arial" w:hAnsi="Arial" w:cs="Arial"/>
+          <w:b/>
+          <w:bCs/>
+          <w:sz w:val="24"/>
+          <w:szCs w:val="24"/>
+          <w:lang w:val="en-PK"/>
+        </w:rPr>
+        <w:t>Allow</w:t>
+      </w:r>
+      <w:r>
+        <w:rPr>
+          <w:rFonts w:ascii="Arial" w:hAnsi="Arial" w:cs="Arial"/>
+          <w:sz w:val="24"/>
+          <w:szCs w:val="24"/>
+          <w:lang w:val="en-PK"/>
+        </w:rPr>
+        <w:t xml:space="preserve"> Contacts permission to the app</w:t>
+      </w:r>
+    </w:p>
+    <w:p>
+      <w:pPr>
+        <w:rPr>
+          <w:lang w:val="en-PK"/>
+        </w:rPr>
+      </w:pPr>
+    </w:p>
+    <w:p>
+      <w:pPr>
+        <w:jc w:val="center"/>
+      </w:pPr>
+      <w:r>
+        <w:rPr>
+          <w:noProof/>
+        </w:rPr>
+        <w:drawing>
+          <wp:inline distT="0" distB="0" distL="0" distR="0" wp14:anchorId="2E2ECAF6" wp14:editId="5FB7986D">
+            <wp:extent cx="1827752" cy="3960000"/>
+            <wp:effectExtent l="0" t="0" r="1270" b="2540"/>
+            <wp:docPr id="9" name="Picture 9"/>
+            <wp:cNvGraphicFramePr>
+              <a:graphicFrameLocks xmlns:a="http://schemas.openxmlformats.org/drawingml/2006/main" noChangeAspect="1"/>
+            </wp:cNvGraphicFramePr>
+            <a:graphic xmlns:a="http://schemas.openxmlformats.org/drawingml/2006/main">
+              <a:graphicData uri="http://schemas.openxmlformats.org/drawingml/2006/picture">
+                <pic:pic xmlns:pic="http://schemas.openxmlformats.org/drawingml/2006/picture">
+                  <pic:nvPicPr>
+                    <pic:cNvPr id="0" name="Picture 17"/>
+                    <pic:cNvPicPr>
+                      <a:picLocks noChangeAspect="1" noChangeArrowheads="1"/>
+                    </pic:cNvPicPr>
+                  </pic:nvPicPr>
+                  <pic:blipFill>
+                    <a:blip r:embed="rId20" cstate="print">
+                      <a:extLst>
+                        <a:ext uri="{28A0092B-C50C-407E-A947-70E740481C1C}">
+                          <a14:useLocalDpi xmlns:a14="http://schemas.microsoft.com/office/drawing/2010/main" val="0"/>
+                        </a:ext>
+                      </a:extLst>
+                    </a:blip>
+                    <a:srcRect/>
+                    <a:stretch>
+                      <a:fillRect/>
+                    </a:stretch>
+                  </pic:blipFill>
+                  <pic:spPr bwMode="auto">
+                    <a:xfrm>
+                      <a:off x="0" y="0"/>
+                      <a:ext cx="1827752" cy="3960000"/>
+                    </a:xfrm>
+                    <a:prstGeom prst="rect">
+                      <a:avLst/>
+                    </a:prstGeom>
+                    <a:noFill/>
+                    <a:ln>
+                      <a:noFill/>
+                    </a:ln>
+                  </pic:spPr>
+                </pic:pic>
+              </a:graphicData>
+            </a:graphic>
+          </wp:inline>
+        </w:drawing>
+      </w:r>
+    </w:p>
+    <w:p>
+      <w:pPr>
+        <w:pStyle w:val="ListParagraph"/>
+        <w:numPr>
+          <w:ilvl w:val="0"/>
+          <w:numId w:val="1"/>
+        </w:numPr>
+        <w:ind w:left="284"/>
+        <w:jc w:val="both"/>
+        <w:rPr>
+          <w:rFonts w:ascii="Arial" w:hAnsi="Arial" w:cs="Arial"/>
+          <w:sz w:val="24"/>
+          <w:szCs w:val="24"/>
+          <w:lang w:val="en-PK"/>
+        </w:rPr>
+      </w:pPr>
+      <w:r>
+        <w:rPr>
+          <w:rFonts w:ascii="Arial" w:hAnsi="Arial" w:cs="Arial"/>
+          <w:sz w:val="24"/>
+          <w:szCs w:val="24"/>
+          <w:lang w:val="en-PK"/>
+        </w:rPr>
+        <w:t xml:space="preserve">Tap on </w:t>
+      </w:r>
+      <w:r>
+        <w:rPr>
+          <w:rFonts w:ascii="Arial" w:hAnsi="Arial" w:cs="Arial"/>
+          <w:b/>
+          <w:bCs/>
+          <w:sz w:val="24"/>
+          <w:szCs w:val="24"/>
+          <w:lang w:val="en-PK"/>
+        </w:rPr>
+        <w:t>ALLOW BACKGROUND SYNC</w:t>
+      </w:r>
+      <w:r>
+        <w:rPr>
+          <w:rFonts w:ascii="Arial" w:hAnsi="Arial" w:cs="Arial"/>
+          <w:sz w:val="24"/>
+          <w:szCs w:val="24"/>
+          <w:lang w:val="en-PK"/>
+        </w:rPr>
+        <w:t>.</w:t>
+      </w:r>
+    </w:p>
+    <w:p>
+      <w:pPr>
+        <w:jc w:val="center"/>
+      </w:pPr>
+      <w:r>
+        <w:rPr>
+          <w:noProof/>
+        </w:rPr>
+        <mc:AlternateContent>
+          <mc:Choice Requires="wps">
+            <w:drawing>
+              <wp:anchor distT="0" distB="0" distL="114300" distR="114300" simplePos="0" relativeHeight="251679744" behindDoc="0" locked="0" layoutInCell="1" allowOverlap="1" wp14:anchorId="0C46BC45" wp14:editId="52345659">
+                <wp:simplePos x="0" y="0"/>
+                <wp:positionH relativeFrom="column">
+                  <wp:posOffset>1557655</wp:posOffset>
+                </wp:positionH>
+                <wp:positionV relativeFrom="paragraph">
+                  <wp:posOffset>3514725</wp:posOffset>
+                </wp:positionV>
+                <wp:extent cx="333375" cy="304800"/>
+                <wp:effectExtent l="19050" t="19050" r="47625" b="38100"/>
+                <wp:wrapNone/>
+                <wp:docPr id="30" name="Rectangle: Rounded Corners 30"/>
+                <wp:cNvGraphicFramePr/>
+                <a:graphic xmlns:a="http://schemas.openxmlformats.org/drawingml/2006/main">
+                  <a:graphicData uri="http://schemas.microsoft.com/office/word/2010/wordprocessingShape">
+                    <wps:wsp>
+                      <wps:cNvSpPr/>
+                      <wps:spPr>
+                        <a:xfrm>
+                          <a:off x="0" y="0"/>
+                          <a:ext cx="333375" cy="304800"/>
+                        </a:xfrm>
+                        <a:prstGeom prst="roundRect">
+                          <a:avLst/>
+                        </a:prstGeom>
+                        <a:noFill/>
+                        <a:ln w="57150">
+                          <a:solidFill>
+                            <a:srgbClr val="FF0000"/>
+                          </a:solidFill>
+                        </a:ln>
+                      </wps:spPr>
+                      <wps:style>
+                        <a:lnRef idx="2">
+                          <a:schemeClr val="accent1">
+                            <a:shade val="50000"/>
+                          </a:schemeClr>
+                        </a:lnRef>
+                        <a:fillRef idx="1">
+                          <a:schemeClr val="accent1"/>
+                        </a:fillRef>
+                        <a:effectRef idx="0">
+                          <a:schemeClr val="accent1"/>
+                        </a:effectRef>
+                        <a:fontRef idx="minor">
+                          <a:schemeClr val="lt1"/>
+                        </a:fontRef>
+                      </wps:style>
+                      <wps:bodyPr rot="0" spcFirstLastPara="0" vertOverflow="overflow" horzOverflow="overflow" vert="horz" wrap="square" lIns="91440" tIns="45720" rIns="91440" bIns="45720" numCol="1" spcCol="0" rtlCol="0" fromWordArt="0" anchor="ctr" anchorCtr="0" forceAA="0" compatLnSpc="1">
+                        <a:prstTxWarp prst="textNoShape">
+                          <a:avLst/>
+                        </a:prstTxWarp>
+                        <a:noAutofit/>
+                      </wps:bodyPr>
+                    </wps:wsp>
+                  </a:graphicData>
+                </a:graphic>
+                <wp14:sizeRelH relativeFrom="margin">
+                  <wp14:pctWidth>0</wp14:pctWidth>
+                </wp14:sizeRelH>
+                <wp14:sizeRelV relativeFrom="margin">
+                  <wp14:pctHeight>0</wp14:pctHeight>
+                </wp14:sizeRelV>
+              </wp:anchor>
+            </w:drawing>
+          </mc:Choice>
+          <mc:Fallback>
+            <w:pict>
+              <v:roundrect w14:anchorId="16BD53CA" id="Rectangle: Rounded Corners 30" o:spid="_x0000_s1026" style="position:absolute;margin-left:122.65pt;margin-top:276.75pt;width:26.25pt;height:24pt;z-index:251679744;visibility:visible;mso-wrap-style:square;mso-width-percent:0;mso-height-percent:0;mso-wrap-distance-left:9pt;mso-wrap-distance-top:0;mso-wrap-distance-right:9pt;mso-wrap-distance-bottom:0;mso-position-horizontal:absolute;mso-position-horizontal-relative:text;mso-position-vertical:absolute;mso-position-vertical-relative:text;mso-width-percent:0;mso-height-percent:0;mso-width-relative:margin;mso-height-relative:margin;v-text-anchor:middle" arcsize="10923f" o:gfxdata="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" filled="f" strokecolor="red" strokeweight="4.5pt">
+                <v:stroke joinstyle="miter"/>
+              </v:roundrect>
+            </w:pict>
+          </mc:Fallback>
+        </mc:AlternateContent>
+      </w:r>
+      <w:r>
+        <w:rPr>
+          <w:noProof/>
+        </w:rPr>
+        <w:drawing>
+          <wp:inline distT="0" distB="0" distL="0" distR="0" wp14:anchorId="4DE96A99" wp14:editId="0BAB95B5">
+            <wp:extent cx="1827752" cy="3960000"/>
+            <wp:effectExtent l="0" t="0" r="1270" b="2540"/>
+            <wp:docPr id="10" name="Picture 10"/>
+            <wp:cNvGraphicFramePr>
+              <a:graphicFrameLocks xmlns:a="http://schemas.openxmlformats.org/drawingml/2006/main" noChangeAspect="1"/>
+            </wp:cNvGraphicFramePr>
+            <a:graphic xmlns:a="http://schemas.openxmlformats.org/drawingml/2006/main">
+              <a:graphicData uri="http://schemas.openxmlformats.org/drawingml/2006/picture">
+                <pic:pic xmlns:pic="http://schemas.openxmlformats.org/drawingml/2006/picture">
+                  <pic:nvPicPr>
+                    <pic:cNvPr id="0" name="Picture 19"/>
+                    <pic:cNvPicPr>
+                      <a:picLocks noChangeAspect="1" noChangeArrowheads="1"/>
+                    </pic:cNvPicPr>
+                  </pic:nvPicPr>
+                  <pic:blipFill>
+                    <a:blip r:embed="rId21" cstate="print">
+                      <a:extLst>
+                        <a:ext uri="{28A0092B-C50C-407E-A947-70E740481C1C}">
+                          <a14:useLocalDpi xmlns:a14="http://schemas.microsoft.com/office/drawing/2010/main" val="0"/>
+                        </a:ext>
+                      </a:extLst>
+                    </a:blip>
+                    <a:srcRect/>
+                    <a:stretch>
+                      <a:fillRect/>
+                    </a:stretch>
+                  </pic:blipFill>
+                  <pic:spPr bwMode="auto">
+                    <a:xfrm>
+                      <a:off x="0" y="0"/>
+                      <a:ext cx="1827752" cy="3960000"/>
+                    </a:xfrm>
+                    <a:prstGeom prst="rect">
+                      <a:avLst/>
+                    </a:prstGeom>
+                    <a:noFill/>
+                    <a:ln>
+                      <a:noFill/>
+                    </a:ln>
+                  </pic:spPr>
+                </pic:pic>
+              </a:graphicData>
+            </a:graphic>
+          </wp:inline>
+        </w:drawing>
+      </w:r>
+    </w:p>
+    <w:p>
+      <w:pPr>
+        <w:pStyle w:val="ListParagraph"/>
+        <w:numPr>
+          <w:ilvl w:val="0"/>
+          <w:numId w:val="1"/>
+        </w:numPr>
+        <w:ind w:left="284"/>
+        <w:jc w:val="both"/>
+      </w:pPr>
+      <w:r>
+        <w:rPr>
+          <w:rFonts w:ascii="Arial" w:hAnsi="Arial" w:cs="Arial"/>
+          <w:sz w:val="24"/>
+          <w:szCs w:val="24"/>
+          <w:lang w:val="en-PK"/>
+        </w:rPr>
+        <w:t xml:space="preserve">Tap on </w:t>
+      </w:r>
+      <w:r>
+        <w:rPr>
+          <w:rFonts w:ascii="Arial" w:hAnsi="Arial" w:cs="Arial"/>
+          <w:b/>
+          <w:bCs/>
+          <w:sz w:val="24"/>
+          <w:szCs w:val="24"/>
+          <w:lang w:val="en-PK"/>
+        </w:rPr>
+        <w:t>OK</w:t>
+      </w:r>
+      <w:r>
+        <w:rPr>
+          <w:rFonts w:ascii="Arial" w:hAnsi="Arial" w:cs="Arial"/>
+          <w:sz w:val="24"/>
+          <w:szCs w:val="24"/>
+          <w:lang w:val="en-PK"/>
+        </w:rPr>
+        <w:t xml:space="preserve"> to Stop optimizing background usage. This is necessary to allow the app to continuously keep syncing the contacts when required.</w:t>
+      </w:r>
+    </w:p>
+    <w:p>
+      <w:pPr>
+        <w:jc w:val="both"/>
+      </w:pPr>
+    </w:p>
+    <w:p>
+      <w:pPr>
+        <w:jc w:val="center"/>
+      </w:pPr>
+      <w:r>
+        <w:rPr>
+          <w:noProof/>
+        </w:rPr>
+        <mc:AlternateContent>
+          <mc:Choice Requires="wps">
+            <w:drawing>
+              <wp:anchor distT="0" distB="0" distL="114300" distR="114300" simplePos="0" relativeHeight="251681792" behindDoc="0" locked="0" layoutInCell="1" allowOverlap="1" wp14:anchorId="06BF385A" wp14:editId="1E8D84B7">
+                <wp:simplePos x="0" y="0"/>
+                <wp:positionH relativeFrom="column">
+                  <wp:posOffset>1643380</wp:posOffset>
+                </wp:positionH>
+                <wp:positionV relativeFrom="paragraph">
+                  <wp:posOffset>542925</wp:posOffset>
+                </wp:positionV>
+                <wp:extent cx="571500" cy="514350"/>
+                <wp:effectExtent l="19050" t="19050" r="38100" b="38100"/>
+                <wp:wrapNone/>
+                <wp:docPr id="31" name="Rectangle: Rounded Corners 31"/>
+                <wp:cNvGraphicFramePr/>
+                <a:graphic xmlns:a="http://schemas.openxmlformats.org/drawingml/2006/main">
+                  <a:graphicData uri="http://schemas.microsoft.com/office/word/2010/wordprocessingShape">
+                    <wps:wsp>
+                      <wps:cNvSpPr/>
+                      <wps:spPr>
+                        <a:xfrm>
+                          <a:off x="0" y="0"/>
+                          <a:ext cx="571500" cy="514350"/>
+                        </a:xfrm>
+                        <a:prstGeom prst="roundRect">
+                          <a:avLst/>
+                        </a:prstGeom>
+                        <a:noFill/>
+                        <a:ln w="57150">
+                          <a:solidFill>
+                            <a:srgbClr val="FF0000"/>
+                          </a:solidFill>
+                        </a:ln>
+                      </wps:spPr>
+                      <wps:style>
+                        <a:lnRef idx="2">
+                          <a:schemeClr val="accent1">
+                            <a:shade val="50000"/>
+                          </a:schemeClr>
+                        </a:lnRef>
+                        <a:fillRef idx="1">
+                          <a:schemeClr val="accent1"/>
+                        </a:fillRef>
+                        <a:effectRef idx="0">
+                          <a:schemeClr val="accent1"/>
+                        </a:effectRef>
+                        <a:fontRef idx="minor">
+                          <a:schemeClr val="lt1"/>
+                        </a:fontRef>
+                      </wps:style>
+                      <wps:bodyPr rot="0" spcFirstLastPara="0" vertOverflow="overflow" horzOverflow="overflow" vert="horz" wrap="square" lIns="91440" tIns="45720" rIns="91440" bIns="45720" numCol="1" spcCol="0" rtlCol="0" fromWordArt="0" anchor="ctr" anchorCtr="0" forceAA="0" compatLnSpc="1">
+                        <a:prstTxWarp prst="textNoShape">
+                          <a:avLst/>
+                        </a:prstTxWarp>
+                        <a:noAutofit/>
+                      </wps:bodyPr>
+                    </wps:wsp>
+                  </a:graphicData>
+                </a:graphic>
+                <wp14:sizeRelH relativeFrom="margin">
+                  <wp14:pctWidth>0</wp14:pctWidth>
+                </wp14:sizeRelH>
+                <wp14:sizeRelV relativeFrom="margin">
+                  <wp14:pctHeight>0</wp14:pctHeight>
+                </wp14:sizeRelV>
+              </wp:anchor>
+            </w:drawing>
+          </mc:Choice>
+          <mc:Fallback>
+            <w:pict>
+              <v:roundrect w14:anchorId="296CF797" id="Rectangle: Rounded Corners 31" o:spid="_x0000_s1026" style="position:absolute;margin-left:129.4pt;margin-top:42.75pt;width:45pt;height:40.5pt;z-index:251681792;visibility:visible;mso-wrap-style:square;mso-width-percent:0;mso-height-percent:0;mso-wrap-distance-left:9pt;mso-wrap-distance-top:0;mso-wrap-distance-right:9pt;mso-wrap-distance-bottom:0;mso-position-horizontal:absolute;mso-position-horizontal-relative:text;mso-position-vertical:absolute;mso-position-vertical-relative:text;mso-width-percent:0;mso-height-percent:0;mso-width-relative:margin;mso-height-relative:margin;v-text-anchor:middle" arcsize="10923f" o:gfxdata="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" filled="f" strokecolor="red" strokeweight="4.5pt">
+                <v:stroke joinstyle="miter"/>
+              </v:roundrect>
+            </w:pict>
+          </mc:Fallback>
+        </mc:AlternateContent>
+      </w:r>
+      <w:r>
+        <w:rPr>
+          <w:noProof/>
+        </w:rPr>
+        <w:drawing>
+          <wp:inline distT="0" distB="0" distL="0" distR="0" wp14:anchorId="10FBC13F" wp14:editId="6F4BEB72">
+            <wp:extent cx="1827530" cy="1238250"/>
+            <wp:effectExtent l="0" t="0" r="1270" b="0"/>
+            <wp:docPr id="15" name="Picture 15"/>
+            <wp:cNvGraphicFramePr>
+              <a:graphicFrameLocks xmlns:a="http://schemas.openxmlformats.org/drawingml/2006/main" noChangeAspect="1"/>
+            </wp:cNvGraphicFramePr>
+            <a:graphic xmlns:a="http://schemas.openxmlformats.org/drawingml/2006/main">
+              <a:graphicData uri="http://schemas.openxmlformats.org/drawingml/2006/picture">
+                <pic:pic xmlns:pic="http://schemas.openxmlformats.org/drawingml/2006/picture">
+                  <pic:nvPicPr>
+                    <pic:cNvPr id="0" name="Picture 21"/>
+                    <pic:cNvPicPr>
+                      <a:picLocks noChangeAspect="1" noChangeArrowheads="1"/>
+                    </pic:cNvPicPr>
+                  </pic:nvPicPr>
+                  <pic:blipFill rotWithShape="1">
+                    <a:blip r:embed="rId22" cstate="print">
+                      <a:extLst>
+                        <a:ext uri="{28A0092B-C50C-407E-A947-70E740481C1C}">
+                          <a14:useLocalDpi xmlns:a14="http://schemas.microsoft.com/office/drawing/2010/main" val="0"/>
+                        </a:ext>
+                      </a:extLst>
+                    </a:blip>
+                    <a:srcRect b="68727"/>
+                    <a:stretch/>
+                  </pic:blipFill>
+                  <pic:spPr bwMode="auto">
+                    <a:xfrm>
+                      <a:off x="0" y="0"/>
+                      <a:ext cx="1827752" cy="1238400"/>
+                    </a:xfrm>
+                    <a:prstGeom prst="rect">
+                      <a:avLst/>
+                    </a:prstGeom>
+                    <a:noFill/>
+                    <a:ln>
+                      <a:noFill/>
+                    </a:ln>
+                    <a:extLst>
+                      <a:ext uri="{53640926-AAD7-44D8-BBD7-CCE9431645EC}">
+                        <a14:shadowObscured xmlns:a14="http://schemas.microsoft.com/office/drawing/2010/main"/>
+                      </a:ext>
+                    </a:extLst>
+                  </pic:spPr>
+                </pic:pic>
+              </a:graphicData>
+            </a:graphic>
+          </wp:inline>
+        </w:drawing>
+      </w:r>
+    </w:p>
+    <w:p>
+      <w:pPr>
+        <w:pStyle w:val="ListParagraph"/>
+        <w:numPr>
+          <w:ilvl w:val="0"/>
+          <w:numId w:val="1"/>
+        </w:numPr>
+        <w:ind w:left="284"/>
+        <w:jc w:val="both"/>
+        <w:rPr>
+          <w:rFonts w:ascii="Arial" w:hAnsi="Arial" w:cs="Arial"/>
+          <w:sz w:val="24"/>
+          <w:szCs w:val="24"/>
+          <w:lang w:val="en-PK"/>
+        </w:rPr>
+      </w:pPr>
+      <w:r>
+        <w:rPr>
+          <w:rFonts w:ascii="Arial" w:hAnsi="Arial" w:cs="Arial"/>
+          <w:sz w:val="24"/>
+          <w:szCs w:val="24"/>
+          <w:lang w:val="en-PK"/>
+        </w:rPr>
+        <w:t xml:space="preserve">Tap on </w:t>
+      </w:r>
+      <w:r>
+        <w:rPr>
+          <w:rFonts w:ascii="Arial" w:hAnsi="Arial" w:cs="Arial"/>
+          <w:b/>
+          <w:bCs/>
+          <w:sz w:val="24"/>
+          <w:szCs w:val="24"/>
+          <w:lang w:val="en-PK"/>
+        </w:rPr>
+        <w:t>Sync Button</w:t>
+      </w:r>
+      <w:r>
+        <w:rPr>
+          <w:rFonts w:ascii="Arial" w:hAnsi="Arial" w:cs="Arial"/>
+          <w:sz w:val="24"/>
+          <w:szCs w:val="24"/>
+          <w:lang w:val="en-PK"/>
+        </w:rPr>
+        <w:t xml:space="preserve"> to start syncing the PAFCOM LTE Contacts</w:t>
+      </w:r>
+    </w:p>
+    <w:p>
+      <w:pPr>
+        <w:jc w:val="center"/>
+      </w:pPr>
+    </w:p>
+    <w:p>
+      <w:pPr>
+        <w:jc w:val="center"/>
+      </w:pPr>
+      <w:r>
+        <w:rPr>
+          <w:noProof/>
+        </w:rPr>
+        <w:drawing>
+          <wp:inline distT="0" distB="0" distL="0" distR="0" wp14:anchorId="798D6689" wp14:editId="6E710AE5">
+            <wp:extent cx="1827530" cy="1228725"/>
+            <wp:effectExtent l="0" t="0" r="1270" b="9525"/>
+            <wp:docPr id="32" name="Picture 32"/>
+            <wp:cNvGraphicFramePr>
+              <a:graphicFrameLocks xmlns:a="http://schemas.openxmlformats.org/drawingml/2006/main" noChangeAspect="1"/>
+            </wp:cNvGraphicFramePr>
+            <a:graphic xmlns:a="http://schemas.openxmlformats.org/drawingml/2006/main">
+              <a:graphicData uri="http://schemas.openxmlformats.org/drawingml/2006/picture">
+                <pic:pic xmlns:pic="http://schemas.openxmlformats.org/drawingml/2006/picture">
+                  <pic:nvPicPr>
+                    <pic:cNvPr id="0" name="Picture 31"/>
+                    <pic:cNvPicPr>
+                      <a:picLocks noChangeAspect="1" noChangeArrowheads="1"/>
+                    </pic:cNvPicPr>
+                  </pic:nvPicPr>
+                  <pic:blipFill rotWithShape="1">
+                    <a:blip r:embed="rId23" cstate="print">
+                      <a:extLst>
+                        <a:ext uri="{28A0092B-C50C-407E-A947-70E740481C1C}">
+                          <a14:useLocalDpi xmlns:a14="http://schemas.microsoft.com/office/drawing/2010/main" val="0"/>
+                        </a:ext>
+                      </a:extLst>
+                    </a:blip>
+                    <a:srcRect b="68969"/>
+                    <a:stretch/>
+                  </pic:blipFill>
+                  <pic:spPr bwMode="auto">
+                    <a:xfrm>
+                      <a:off x="0" y="0"/>
+                      <a:ext cx="1827692" cy="1228834"/>
+                    </a:xfrm>
+                    <a:prstGeom prst="rect">
+                      <a:avLst/>
+                    </a:prstGeom>
+                    <a:noFill/>
+                    <a:ln>
+                      <a:noFill/>
+                    </a:ln>
+                    <a:extLst>
+                      <a:ext uri="{53640926-AAD7-44D8-BBD7-CCE9431645EC}">
+                        <a14:shadowObscured xmlns:a14="http://schemas.microsoft.com/office/drawing/2010/main"/>
+                      </a:ext>
+                    </a:extLst>
+                  </pic:spPr>
+                </pic:pic>
+              </a:graphicData>
+            </a:graphic>
+          </wp:inline>
+        </w:drawing>
+      </w:r>
+    </w:p>
+    <w:p>
+      <w:pPr>
+        <w:pStyle w:val="ListParagraph"/>
+        <w:numPr>
+          <w:ilvl w:val="0"/>
+          <w:numId w:val="1"/>
+        </w:numPr>
+        <w:ind w:left="284"/>
+        <w:jc w:val="both"/>
+        <w:rPr>
+          <w:rFonts w:ascii="Arial" w:hAnsi="Arial" w:cs="Arial"/>
+          <w:sz w:val="24"/>
+          <w:szCs w:val="24"/>
+          <w:lang w:val="en-PK"/>
+        </w:rPr>
+        <w:sectPr>
+          <w:type w:val="continuous"/>
+          <w:pgSz w:w="11906" w:h="16838" w:code="9"/>
+          <w:pgMar w:top="720" w:right="720" w:bottom="720" w:left="2160" w:header="432" w:footer="432" w:gutter="0"/>
+          <w:cols w:num="2" w:sep="1" w:space="709"/>
+          <w:docGrid w:linePitch="360"/>
+        </w:sectPr>
+      </w:pPr>
+      <w:r>
+        <w:rPr>
+          <w:rFonts w:ascii="Arial" w:hAnsi="Arial" w:cs="Arial"/>
+          <w:sz w:val="24"/>
+          <w:szCs w:val="24"/>
+          <w:lang w:val="en-PK"/>
+        </w:rPr>
+        <w:t xml:space="preserve">The </w:t>
+      </w:r>
+      <w:r>
+        <w:rPr>
+          <w:rFonts w:ascii="Arial" w:hAnsi="Arial" w:cs="Arial"/>
+          <w:sz w:val="24"/>
+          <w:szCs w:val="24"/>
+          <w:lang w:val="en-PK"/>
+        </w:rPr>
+        <w:t xml:space="preserve">contacts will start syncing in </w:t>
+      </w:r>
+      <w:r>
+        <w:rPr>
+          <w:rFonts w:ascii="Arial" w:hAnsi="Arial" w:cs="Arial"/>
+          <w:sz w:val="24"/>
+          <w:szCs w:val="24"/>
+          <w:lang w:val="en-PK"/>
+        </w:rPr>
+        <w:t xml:space="preserve">the </w:t>
+      </w:r>
+      <w:r>
+        <w:rPr>
+          <w:rFonts w:ascii="Arial" w:hAnsi="Arial" w:cs="Arial"/>
+          <w:sz w:val="24"/>
+          <w:szCs w:val="24"/>
+          <w:lang w:val="en-PK"/>
+        </w:rPr>
+        <w:t>background</w:t>
+      </w:r>
+      <w:r>
+        <w:rPr>
+          <w:rFonts w:ascii="Arial" w:hAnsi="Arial" w:cs="Arial"/>
+          <w:sz w:val="24"/>
+          <w:szCs w:val="24"/>
+          <w:lang w:val="en-PK"/>
+        </w:rPr>
+        <w:t>.</w:t>
+      </w:r>
+    </w:p>
+    <w:p>
+      <w:pPr>
+        <w:pStyle w:val="IntenseHeading"/>
+      </w:pPr>
+      <w:r>
+        <w:lastRenderedPageBreak/>
+        <w:t>NORMAL APP USAGE</w:t>
+      </w:r>
+    </w:p>
+    <w:p>
+      <w:pPr>
+        <w:jc w:val="center"/>
+      </w:pPr>
+      <w:r>
+        <w:rPr>
+          <w:noProof/>
+        </w:rPr>
+        <mc:AlternateContent>
+          <mc:Choice Requires="wps">
+            <w:drawing>
+              <wp:anchor distT="0" distB="0" distL="114300" distR="114300" simplePos="0" relativeHeight="251675648" behindDoc="0" locked="0" layoutInCell="1" allowOverlap="1" wp14:anchorId="69EE5F1E" wp14:editId="513E4C58">
+                <wp:simplePos x="0" y="0"/>
+                <wp:positionH relativeFrom="column">
+                  <wp:posOffset>3343275</wp:posOffset>
+                </wp:positionH>
+                <wp:positionV relativeFrom="paragraph">
+                  <wp:posOffset>763905</wp:posOffset>
+                </wp:positionV>
+                <wp:extent cx="666750" cy="676275"/>
+                <wp:effectExtent l="19050" t="19050" r="38100" b="47625"/>
+                <wp:wrapNone/>
+                <wp:docPr id="28" name="Rectangle: Rounded Corners 28"/>
+                <wp:cNvGraphicFramePr/>
+                <a:graphic xmlns:a="http://schemas.openxmlformats.org/drawingml/2006/main">
+                  <a:graphicData uri="http://schemas.microsoft.com/office/word/2010/wordprocessingShape">
+                    <wps:wsp>
+                      <wps:cNvSpPr/>
+                      <wps:spPr>
+                        <a:xfrm>
+                          <a:off x="0" y="0"/>
+                          <a:ext cx="666750" cy="676275"/>
+                        </a:xfrm>
+                        <a:prstGeom prst="roundRect">
+                          <a:avLst/>
+                        </a:prstGeom>
+                        <a:noFill/>
+                        <a:ln w="57150">
+                          <a:solidFill>
+                            <a:srgbClr val="FF0000"/>
+                          </a:solidFill>
+                        </a:ln>
+                      </wps:spPr>
+                      <wps:style>
+                        <a:lnRef idx="2">
+                          <a:schemeClr val="accent1">
+                            <a:shade val="50000"/>
+                          </a:schemeClr>
+                        </a:lnRef>
+                        <a:fillRef idx="1">
+                          <a:schemeClr val="accent1"/>
+                        </a:fillRef>
+                        <a:effectRef idx="0">
+                          <a:schemeClr val="accent1"/>
+                        </a:effectRef>
+                        <a:fontRef idx="minor">
+                          <a:schemeClr val="lt1"/>
+                        </a:fontRef>
+                      </wps:style>
+                      <wps:bodyPr rot="0" spcFirstLastPara="0" vertOverflow="overflow" horzOverflow="overflow" vert="horz" wrap="square" lIns="91440" tIns="45720" rIns="91440" bIns="45720" numCol="1" spcCol="0" rtlCol="0" fromWordArt="0" anchor="ctr" anchorCtr="0" forceAA="0" compatLnSpc="1">
+                        <a:prstTxWarp prst="textNoShape">
+                          <a:avLst/>
+                        </a:prstTxWarp>
+                        <a:noAutofit/>
+                      </wps:bodyPr>
+                    </wps:wsp>
+                  </a:graphicData>
+                </a:graphic>
+                <wp14:sizeRelH relativeFrom="margin">
+                  <wp14:pctWidth>0</wp14:pctWidth>
+                </wp14:sizeRelH>
+                <wp14:sizeRelV relativeFrom="margin">
+                  <wp14:pctHeight>0</wp14:pctHeight>
+                </wp14:sizeRelV>
+              </wp:anchor>
+            </w:drawing>
+          </mc:Choice>
+          <mc:Fallback>
+            <w:pict>
+              <v:roundrect w14:anchorId="1B8DC157" id="Rectangle: Rounded Corners 28" o:spid="_x0000_s1026" style="position:absolute;margin-left:263.25pt;margin-top:60.15pt;width:52.5pt;height:53.25pt;z-index:251675648;visibility:visible;mso-wrap-style:square;mso-width-percent:0;mso-height-percent:0;mso-wrap-distance-left:9pt;mso-wrap-distance-top:0;mso-wrap-distance-right:9pt;mso-wrap-distance-bottom:0;mso-position-horizontal:absolute;mso-position-horizontal-relative:text;mso-position-vertical:absolute;mso-position-vertical-relative:text;mso-width-percent:0;mso-height-percent:0;mso-width-relative:margin;mso-height-relative:margin;v-text-anchor:middle" arcsize="10923f" o:gfxdata="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" filled="f" strokecolor="red" strokeweight="4.5pt">
+                <v:stroke joinstyle="miter"/>
+              </v:roundrect>
+            </w:pict>
+          </mc:Fallback>
+        </mc:AlternateContent>
+      </w:r>
+      <w:r>
+        <w:rPr>
+          <w:noProof/>
+        </w:rPr>
+        <mc:AlternateContent>
+          <mc:Choice Requires="wps">
+            <w:drawing>
+              <wp:anchor distT="0" distB="0" distL="114300" distR="114300" simplePos="0" relativeHeight="251673600" behindDoc="0" locked="0" layoutInCell="1" allowOverlap="1" wp14:anchorId="26784210" wp14:editId="4146E0C1">
+                <wp:simplePos x="0" y="0"/>
+                <wp:positionH relativeFrom="column">
+                  <wp:posOffset>3733800</wp:posOffset>
+                </wp:positionH>
+                <wp:positionV relativeFrom="paragraph">
+                  <wp:posOffset>259080</wp:posOffset>
+                </wp:positionV>
+                <wp:extent cx="342900" cy="342900"/>
+                <wp:effectExtent l="19050" t="19050" r="38100" b="38100"/>
+                <wp:wrapNone/>
+                <wp:docPr id="27" name="Rectangle: Rounded Corners 27"/>
+                <wp:cNvGraphicFramePr/>
+                <a:graphic xmlns:a="http://schemas.openxmlformats.org/drawingml/2006/main">
+                  <a:graphicData uri="http://schemas.microsoft.com/office/word/2010/wordprocessingShape">
+                    <wps:wsp>
+                      <wps:cNvSpPr/>
+                      <wps:spPr>
+                        <a:xfrm>
+                          <a:off x="0" y="0"/>
+                          <a:ext cx="342900" cy="342900"/>
+                        </a:xfrm>
+                        <a:prstGeom prst="roundRect">
+                          <a:avLst/>
+                        </a:prstGeom>
+                        <a:noFill/>
+                        <a:ln w="57150">
+                          <a:solidFill>
+                            <a:srgbClr val="FF0000"/>
+                          </a:solidFill>
+                        </a:ln>
+                      </wps:spPr>
+                      <wps:style>
+                        <a:lnRef idx="2">
+                          <a:schemeClr val="accent1">
+                            <a:shade val="50000"/>
+                          </a:schemeClr>
+                        </a:lnRef>
+                        <a:fillRef idx="1">
+                          <a:schemeClr val="accent1"/>
+                        </a:fillRef>
+                        <a:effectRef idx="0">
+                          <a:schemeClr val="accent1"/>
+                        </a:effectRef>
+                        <a:fontRef idx="minor">
+                          <a:schemeClr val="lt1"/>
+                        </a:fontRef>
+                      </wps:style>
+                      <wps:bodyPr rot="0" spcFirstLastPara="0" vertOverflow="overflow" horzOverflow="overflow" vert="horz" wrap="square" lIns="91440" tIns="45720" rIns="91440" bIns="45720" numCol="1" spcCol="0" rtlCol="0" fromWordArt="0" anchor="ctr" anchorCtr="0" forceAA="0" compatLnSpc="1">
+                        <a:prstTxWarp prst="textNoShape">
+                          <a:avLst/>
+                        </a:prstTxWarp>
+                        <a:noAutofit/>
+                      </wps:bodyPr>
+                    </wps:wsp>
+                  </a:graphicData>
+                </a:graphic>
+                <wp14:sizeRelH relativeFrom="margin">
+                  <wp14:pctWidth>0</wp14:pctWidth>
+                </wp14:sizeRelH>
+                <wp14:sizeRelV relativeFrom="margin">
+                  <wp14:pctHeight>0</wp14:pctHeight>
+                </wp14:sizeRelV>
+              </wp:anchor>
+            </w:drawing>
+          </mc:Choice>
+          <mc:Fallback>
+            <w:pict>
+              <v:roundrect w14:anchorId="42A8EB75" id="Rectangle: Rounded Corners 27" o:spid="_x0000_s1026" style="position:absolute;margin-left:294pt;margin-top:20.4pt;width:27pt;height:27pt;z-index:251673600;visibility:visible;mso-wrap-style:square;mso-width-percent:0;mso-height-percent:0;mso-wrap-distance-left:9pt;mso-wrap-distance-top:0;mso-wrap-distance-right:9pt;mso-wrap-distance-bottom:0;mso-position-horizontal:absolute;mso-position-horizontal-relative:text;mso-position-vertical:absolute;mso-position-vertical-relative:text;mso-width-percent:0;mso-height-percent:0;mso-width-relative:margin;mso-height-relative:margin;v-text-anchor:middle" arcsize="10923f" o:gfxdata="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" filled="f" strokecolor="red" strokeweight="4.5pt">
+                <v:stroke joinstyle="miter"/>
+              </v:roundrect>
+            </w:pict>
+          </mc:Fallback>
+        </mc:AlternateContent>
+      </w:r>
+      <w:r>
+        <w:rPr>
+          <w:noProof/>
+        </w:rPr>
+        <w:drawing>
+          <wp:inline distT="0" distB="0" distL="0" distR="0" wp14:anchorId="1304FCA1" wp14:editId="415C5E9E">
+            <wp:extent cx="2492389" cy="5400000"/>
+            <wp:effectExtent l="0" t="0" r="3175" b="0"/>
+            <wp:docPr id="16" name="Picture 16"/>
+            <wp:cNvGraphicFramePr>
+              <a:graphicFrameLocks xmlns:a="http://schemas.openxmlformats.org/drawingml/2006/main" noChangeAspect="1"/>
+            </wp:cNvGraphicFramePr>
+            <a:graphic xmlns:a="http://schemas.openxmlformats.org/drawingml/2006/main">
+              <a:graphicData uri="http://schemas.openxmlformats.org/drawingml/2006/picture">
+                <pic:pic xmlns:pic="http://schemas.openxmlformats.org/drawingml/2006/picture">
+                  <pic:nvPicPr>
+                    <pic:cNvPr id="0" name="Picture 27"/>
+                    <pic:cNvPicPr>
+                      <a:picLocks noChangeAspect="1" noChangeArrowheads="1"/>
+                    </pic:cNvPicPr>
+                  </pic:nvPicPr>
+                  <pic:blipFill>
+                    <a:blip r:embed="rId24" cstate="print">
+                      <a:extLst>
+                        <a:ext uri="{28A0092B-C50C-407E-A947-70E740481C1C}">
+                          <a14:useLocalDpi xmlns:a14="http://schemas.microsoft.com/office/drawing/2010/main" val="0"/>
+                        </a:ext>
+                      </a:extLst>
+                    </a:blip>
+                    <a:srcRect/>
+                    <a:stretch>
+                      <a:fillRect/>
+                    </a:stretch>
+                  </pic:blipFill>
+                  <pic:spPr bwMode="auto">
+                    <a:xfrm>
+                      <a:off x="0" y="0"/>
+                      <a:ext cx="2492389" cy="5400000"/>
+                    </a:xfrm>
+                    <a:prstGeom prst="rect">
+                      <a:avLst/>
+                    </a:prstGeom>
+                    <a:noFill/>
+                    <a:ln>
+                      <a:noFill/>
+                    </a:ln>
+                  </pic:spPr>
+                </pic:pic>
+              </a:graphicData>
+            </a:graphic>
+          </wp:inline>
+        </w:drawing>
+      </w:r>
+    </w:p>
+    <w:p>
+      <w:pPr>
+        <w:pStyle w:val="ListParagraph"/>
+        <w:numPr>
+          <w:ilvl w:val="0"/>
+          <w:numId w:val="3"/>
+        </w:numPr>
+        <w:jc w:val="both"/>
+        <w:rPr>
+          <w:rFonts w:ascii="Arial" w:hAnsi="Arial" w:cs="Arial"/>
+          <w:sz w:val="24"/>
+          <w:szCs w:val="24"/>
+          <w:lang w:val="en-PK"/>
+        </w:rPr>
+      </w:pPr>
+      <w:r>
+        <w:rPr>
+          <w:rFonts w:ascii="Arial" w:hAnsi="Arial" w:cs="Arial"/>
+          <w:sz w:val="24"/>
+          <w:szCs w:val="24"/>
+          <w:lang w:val="en-PK"/>
+        </w:rPr>
+        <w:t xml:space="preserve">Tapping on </w:t>
+      </w:r>
+      <w:r>
+        <w:rPr>
+          <w:rFonts w:ascii="Arial" w:hAnsi="Arial" w:cs="Arial"/>
+          <w:noProof/>
+          <w:sz w:val="24"/>
+          <w:szCs w:val="24"/>
+          <w:lang w:val="en-PK"/>
+        </w:rPr>
+        <w:drawing>
+          <wp:inline distT="0" distB="0" distL="0" distR="0" wp14:anchorId="6F6E0AD1" wp14:editId="6BA1EE82">
+            <wp:extent cx="647790" cy="647790"/>
+            <wp:effectExtent l="0" t="0" r="0" b="0"/>
+            <wp:docPr id="18" name="Picture 18"/>
+            <wp:cNvGraphicFramePr>
+              <a:graphicFrameLocks xmlns:a="http://schemas.openxmlformats.org/drawingml/2006/main" noChangeAspect="1"/>
+            </wp:cNvGraphicFramePr>
+            <a:graphic xmlns:a="http://schemas.openxmlformats.org/drawingml/2006/main">
+              <a:graphicData uri="http://schemas.openxmlformats.org/drawingml/2006/picture">
+                <pic:pic xmlns:pic="http://schemas.openxmlformats.org/drawingml/2006/picture">
+                  <pic:nvPicPr>
+                    <pic:cNvPr id="1" name=""/>
+                    <pic:cNvPicPr/>
+                  </pic:nvPicPr>
+                  <pic:blipFill>
+                    <a:blip r:embed="rId25"/>
+                    <a:stretch>
+                      <a:fillRect/>
+                    </a:stretch>
+                  </pic:blipFill>
+                  <pic:spPr>
+                    <a:xfrm>
+                      <a:off x="0" y="0"/>
+                      <a:ext cx="647790" cy="647790"/>
+                    </a:xfrm>
+                    <a:prstGeom prst="rect">
+                      <a:avLst/>
+                    </a:prstGeom>
+                  </pic:spPr>
+                </pic:pic>
+              </a:graphicData>
+            </a:graphic>
+          </wp:inline>
+        </w:drawing>
+      </w:r>
+      <w:r>
+        <w:rPr>
+          <w:rFonts w:ascii="Arial" w:hAnsi="Arial" w:cs="Arial"/>
+          <w:sz w:val="24"/>
+          <w:szCs w:val="24"/>
+          <w:lang w:val="en-PK"/>
+        </w:rPr>
+        <w:t>button will initiate a manual sync for complete contacts directory</w:t>
+      </w:r>
+      <w:r>
+        <w:rPr>
+          <w:rFonts w:ascii="Arial" w:hAnsi="Arial" w:cs="Arial"/>
+          <w:sz w:val="24"/>
+          <w:szCs w:val="24"/>
+          <w:lang w:val="en-PK"/>
+        </w:rPr>
+        <w:t>. Manual update should only be initiated in case of non-updated state of a specific contact. Frequent pressing of the sync button will significantly affect phone’s battery time and life.</w:t>
+      </w:r>
+    </w:p>
+    <w:p>
+      <w:pPr>
+        <w:pStyle w:val="ListParagraph"/>
+        <w:jc w:val="both"/>
+        <w:rPr>
+          <w:rFonts w:ascii="Arial" w:hAnsi="Arial" w:cs="Arial"/>
+          <w:sz w:val="24"/>
+          <w:szCs w:val="24"/>
+          <w:lang w:val="en-PK"/>
+        </w:rPr>
+      </w:pPr>
+    </w:p>
+    <w:p>
+      <w:pPr>
+        <w:pStyle w:val="ListParagraph"/>
+        <w:numPr>
+          <w:ilvl w:val="0"/>
+          <w:numId w:val="3"/>
+        </w:numPr>
+        <w:jc w:val="both"/>
+        <w:rPr>
+          <w:rFonts w:ascii="Arial" w:hAnsi="Arial" w:cs="Arial"/>
+          <w:sz w:val="24"/>
+          <w:szCs w:val="24"/>
+          <w:lang w:val="en-PK"/>
+        </w:rPr>
+      </w:pPr>
+      <w:r>
+        <w:rPr>
+          <w:rFonts w:ascii="Arial" w:hAnsi="Arial" w:cs="Arial"/>
+          <w:sz w:val="24"/>
+          <w:szCs w:val="24"/>
+          <w:lang w:val="en-PK"/>
+        </w:rPr>
+        <w:t xml:space="preserve">App information page can be accessed by </w:t>
+      </w:r>
+      <w:r>
+        <w:rPr>
+          <w:rFonts w:ascii="Arial" w:hAnsi="Arial" w:cs="Arial"/>
+          <w:sz w:val="24"/>
+          <w:szCs w:val="24"/>
+          <w:lang w:val="en-PK"/>
+        </w:rPr>
+        <w:t>tapping on</w:t>
+      </w:r>
+      <w:r>
+        <w:rPr>
+          <w:rFonts w:ascii="Arial" w:hAnsi="Arial" w:cs="Arial"/>
+          <w:sz w:val="24"/>
+          <w:szCs w:val="24"/>
+          <w:lang w:val="en-PK"/>
+        </w:rPr>
+        <w:t xml:space="preserve"> </w:t>
+      </w:r>
+      <w:r>
+        <w:rPr>
+          <w:rFonts w:ascii="Arial" w:hAnsi="Arial" w:cs="Arial"/>
+          <w:noProof/>
+          <w:sz w:val="24"/>
+          <w:szCs w:val="24"/>
+          <w:lang w:val="en-PK"/>
+        </w:rPr>
+        <w:drawing>
+          <wp:inline distT="0" distB="0" distL="0" distR="0" wp14:anchorId="1E6DC048" wp14:editId="6D4C886D">
+            <wp:extent cx="342900" cy="361950"/>
+            <wp:effectExtent l="0" t="0" r="0" b="0"/>
+            <wp:docPr id="19" name="Picture 19"/>
+            <wp:cNvGraphicFramePr>
+              <a:graphicFrameLocks xmlns:a="http://schemas.openxmlformats.org/drawingml/2006/main" noChangeAspect="1"/>
+            </wp:cNvGraphicFramePr>
+            <a:graphic xmlns:a="http://schemas.openxmlformats.org/drawingml/2006/main">
+              <a:graphicData uri="http://schemas.openxmlformats.org/drawingml/2006/picture">
+                <pic:pic xmlns:pic="http://schemas.openxmlformats.org/drawingml/2006/picture">
+                  <pic:nvPicPr>
+                    <pic:cNvPr id="1" name=""/>
+                    <pic:cNvPicPr/>
+                  </pic:nvPicPr>
+                  <pic:blipFill rotWithShape="1">
+                    <a:blip r:embed="rId26"/>
+                    <a:srcRect l="25000" t="-2702" b="-1"/>
+                    <a:stretch/>
+                  </pic:blipFill>
+                  <pic:spPr bwMode="auto">
+                    <a:xfrm>
+                      <a:off x="0" y="0"/>
+                      <a:ext cx="342948" cy="362001"/>
+                    </a:xfrm>
+                    <a:prstGeom prst="rect">
+                      <a:avLst/>
+                    </a:prstGeom>
+                    <a:ln>
+                      <a:noFill/>
+                    </a:ln>
+                    <a:extLst>
+                      <a:ext uri="{53640926-AAD7-44D8-BBD7-CCE9431645EC}">
+                        <a14:shadowObscured xmlns:a14="http://schemas.microsoft.com/office/drawing/2010/main"/>
+                      </a:ext>
+                    </a:extLst>
+                  </pic:spPr>
+                </pic:pic>
+              </a:graphicData>
+            </a:graphic>
+          </wp:inline>
+        </w:drawing>
+      </w:r>
+      <w:r>
+        <w:rPr>
+          <w:rFonts w:ascii="Arial" w:hAnsi="Arial" w:cs="Arial"/>
+          <w:sz w:val="24"/>
+          <w:szCs w:val="24"/>
+          <w:lang w:val="en-PK"/>
+        </w:rPr>
+        <w:t xml:space="preserve"> button in the top right corner of the main page.</w:t>
+      </w:r>
+    </w:p>
+    <w:p>
+      <w:pPr>
+        <w:pStyle w:val="ListParagraph"/>
+        <w:rPr>
+          <w:rFonts w:ascii="Arial" w:hAnsi="Arial" w:cs="Arial"/>
+          <w:sz w:val="24"/>
+          <w:szCs w:val="24"/>
+          <w:lang w:val="en-PK"/>
+        </w:rPr>
+      </w:pPr>
+    </w:p>
+    <w:p>
+      <w:pPr>
+        <w:pStyle w:val="ListParagraph"/>
+        <w:numPr>
+          <w:ilvl w:val="0"/>
+          <w:numId w:val="3"/>
+        </w:numPr>
+        <w:jc w:val="both"/>
+        <w:rPr>
+          <w:rFonts w:ascii="Arial" w:hAnsi="Arial" w:cs="Arial"/>
+          <w:sz w:val="24"/>
+          <w:szCs w:val="24"/>
+          <w:lang w:val="en-PK"/>
+        </w:rPr>
+      </w:pPr>
+      <w:r>
+        <w:rPr>
+          <w:rFonts w:ascii="Arial" w:hAnsi="Arial" w:cs="Arial"/>
+          <w:sz w:val="24"/>
+          <w:szCs w:val="24"/>
+          <w:lang w:val="en-PK"/>
+        </w:rPr>
+        <w:t xml:space="preserve">In case of any assistance, LTE Section, </w:t>
+      </w:r>
+      <w:proofErr w:type="gramStart"/>
+      <w:r>
+        <w:rPr>
+          <w:rFonts w:ascii="Arial" w:hAnsi="Arial" w:cs="Arial"/>
+          <w:sz w:val="24"/>
+          <w:szCs w:val="24"/>
+          <w:lang w:val="en-PK"/>
+        </w:rPr>
+        <w:t>No</w:t>
+      </w:r>
+      <w:proofErr w:type="gramEnd"/>
+      <w:r>
+        <w:rPr>
+          <w:rFonts w:ascii="Arial" w:hAnsi="Arial" w:cs="Arial"/>
+          <w:sz w:val="24"/>
+          <w:szCs w:val="24"/>
+          <w:lang w:val="en-PK"/>
+        </w:rPr>
+        <w:t xml:space="preserve"> 1 Comm Wing may approached.</w:t>
+      </w:r>
+    </w:p>
+    <w:p>
+      <w:pPr>
+        <w:jc w:val="center"/>
+      </w:pPr>
+      <w:r>
+        <w:rPr>
+          <w:noProof/>
+        </w:rPr>
+        <w:lastRenderedPageBreak/>
+        <mc:AlternateContent>
+          <mc:Choice Requires="wps">
+            <w:drawing>
+              <wp:anchor distT="0" distB="0" distL="114300" distR="114300" simplePos="0" relativeHeight="251683840" behindDoc="0" locked="0" layoutInCell="1" allowOverlap="1" wp14:anchorId="44579F72" wp14:editId="615178D3">
+                <wp:simplePos x="0" y="0"/>
+                <wp:positionH relativeFrom="column">
+                  <wp:posOffset>1523999</wp:posOffset>
+                </wp:positionH>
+                <wp:positionV relativeFrom="paragraph">
+                  <wp:posOffset>2286000</wp:posOffset>
+                </wp:positionV>
+                <wp:extent cx="2695575" cy="676275"/>
+                <wp:effectExtent l="19050" t="19050" r="47625" b="47625"/>
+                <wp:wrapNone/>
+                <wp:docPr id="33" name="Rectangle: Rounded Corners 33"/>
+                <wp:cNvGraphicFramePr/>
+                <a:graphic xmlns:a="http://schemas.openxmlformats.org/drawingml/2006/main">
+                  <a:graphicData uri="http://schemas.microsoft.com/office/word/2010/wordprocessingShape">
+                    <wps:wsp>
+                      <wps:cNvSpPr/>
+                      <wps:spPr>
+                        <a:xfrm>
+                          <a:off x="0" y="0"/>
+                          <a:ext cx="2695575" cy="676275"/>
+                        </a:xfrm>
+                        <a:prstGeom prst="roundRect">
+                          <a:avLst/>
+                        </a:prstGeom>
+                        <a:noFill/>
+                        <a:ln w="57150">
+                          <a:solidFill>
+                            <a:srgbClr val="FF0000"/>
+                          </a:solidFill>
+                        </a:ln>
+                      </wps:spPr>
+                      <wps:style>
+                        <a:lnRef idx="2">
+                          <a:schemeClr val="accent1">
+                            <a:shade val="50000"/>
+                          </a:schemeClr>
+                        </a:lnRef>
+                        <a:fillRef idx="1">
+                          <a:schemeClr val="accent1"/>
+                        </a:fillRef>
+                        <a:effectRef idx="0">
+                          <a:schemeClr val="accent1"/>
+                        </a:effectRef>
+                        <a:fontRef idx="minor">
+                          <a:schemeClr val="lt1"/>
+                        </a:fontRef>
+                      </wps:style>
+                      <wps:bodyPr rot="0" spcFirstLastPara="0" vertOverflow="overflow" horzOverflow="overflow" vert="horz" wrap="square" lIns="91440" tIns="45720" rIns="91440" bIns="45720" numCol="1" spcCol="0" rtlCol="0" fromWordArt="0" anchor="ctr" anchorCtr="0" forceAA="0" compatLnSpc="1">
+                        <a:prstTxWarp prst="textNoShape">
+                          <a:avLst/>
+                        </a:prstTxWarp>
+                        <a:noAutofit/>
+                      </wps:bodyPr>
+                    </wps:wsp>
+                  </a:graphicData>
+                </a:graphic>
+                <wp14:sizeRelH relativeFrom="margin">
+                  <wp14:pctWidth>0</wp14:pctWidth>
+                </wp14:sizeRelH>
+                <wp14:sizeRelV relativeFrom="margin">
+                  <wp14:pctHeight>0</wp14:pctHeight>
+                </wp14:sizeRelV>
+              </wp:anchor>
+            </w:drawing>
+          </mc:Choice>
+          <mc:Fallback>
+            <w:pict>
+              <v:roundrect w14:anchorId="1D8F682B" id="Rectangle: Rounded Corners 33" o:spid="_x0000_s1026" style="position:absolute;margin-left:120pt;margin-top:180pt;width:212.25pt;height:53.25pt;z-index:251683840;visibility:visible;mso-wrap-style:square;mso-width-percent:0;mso-height-percent:0;mso-wrap-distance-left:9pt;mso-wrap-distance-top:0;mso-wrap-distance-right:9pt;mso-wrap-distance-bottom:0;mso-position-horizontal:absolute;mso-position-horizontal-relative:text;mso-position-vertical:absolute;mso-position-vertical-relative:text;mso-width-percent:0;mso-height-percent:0;mso-width-relative:margin;mso-height-relative:margin;v-text-anchor:middle" arcsize="10923f" o:gfxdata="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" filled="f" strokecolor="red" strokeweight="4.5pt">
+                <v:stroke joinstyle="miter"/>
+              </v:roundrect>
+            </w:pict>
+          </mc:Fallback>
+        </mc:AlternateContent>
+      </w:r>
+      <w:r>
+        <w:rPr>
+          <w:noProof/>
+        </w:rPr>
+        <w:drawing>
+          <wp:inline distT="0" distB="0" distL="0" distR="0" wp14:anchorId="70C10002" wp14:editId="57BE7A53">
+            <wp:extent cx="2492389" cy="5400000"/>
+            <wp:effectExtent l="0" t="0" r="3175" b="0"/>
+            <wp:docPr id="17" name="Picture 17"/>
+            <wp:cNvGraphicFramePr>
+              <a:graphicFrameLocks xmlns:a="http://schemas.openxmlformats.org/drawingml/2006/main" noChangeAspect="1"/>
+            </wp:cNvGraphicFramePr>
+            <a:graphic xmlns:a="http://schemas.openxmlformats.org/drawingml/2006/main">
+              <a:graphicData uri="http://schemas.openxmlformats.org/drawingml/2006/picture">
+                <pic:pic xmlns:pic="http://schemas.openxmlformats.org/drawingml/2006/picture">
+                  <pic:nvPicPr>
+                    <pic:cNvPr id="0" name="Picture 28"/>
+                    <pic:cNvPicPr>
+                      <a:picLocks noChangeAspect="1" noChangeArrowheads="1"/>
+                    </pic:cNvPicPr>
+                  </pic:nvPicPr>
+                  <pic:blipFill>
+                    <a:blip r:embed="rId27" cstate="print">
+                      <a:extLst>
+                        <a:ext uri="{28A0092B-C50C-407E-A947-70E740481C1C}">
+                          <a14:useLocalDpi xmlns:a14="http://schemas.microsoft.com/office/drawing/2010/main" val="0"/>
+                        </a:ext>
+                      </a:extLst>
+                    </a:blip>
+                    <a:srcRect/>
+                    <a:stretch>
+                      <a:fillRect/>
+                    </a:stretch>
+                  </pic:blipFill>
+                  <pic:spPr bwMode="auto">
+                    <a:xfrm>
+                      <a:off x="0" y="0"/>
+                      <a:ext cx="2492389" cy="5400000"/>
+                    </a:xfrm>
+                    <a:prstGeom prst="rect">
+                      <a:avLst/>
+                    </a:prstGeom>
+                    <a:noFill/>
+                    <a:ln>
+                      <a:noFill/>
+                    </a:ln>
+                  </pic:spPr>
+                </pic:pic>
+              </a:graphicData>
+            </a:graphic>
+          </wp:inline>
+        </w:drawing>
+      </w:r>
+    </w:p>
+    <w:p>
+      <w:pPr>
+        <w:pStyle w:val="ListParagraph"/>
+        <w:numPr>
+          <w:ilvl w:val="0"/>
+          <w:numId w:val="3"/>
+        </w:numPr>
+        <w:jc w:val="both"/>
+        <w:rPr>
+          <w:rFonts w:ascii="Arial" w:hAnsi="Arial" w:cs="Arial"/>
+          <w:sz w:val="24"/>
+          <w:szCs w:val="24"/>
+          <w:lang w:val="en-PK"/>
+        </w:rPr>
+      </w:pPr>
+      <w:proofErr w:type="spellStart"/>
+      <w:r>
+        <w:rPr>
+          <w:rFonts w:ascii="Arial" w:hAnsi="Arial" w:cs="Arial"/>
+          <w:sz w:val="24"/>
+          <w:szCs w:val="24"/>
+          <w:lang w:val="en-PK"/>
+        </w:rPr>
+        <w:t>AirContacts</w:t>
+      </w:r>
+      <w:proofErr w:type="spellEnd"/>
+      <w:r>
+        <w:rPr>
+          <w:rFonts w:ascii="Arial" w:hAnsi="Arial" w:cs="Arial"/>
+          <w:sz w:val="24"/>
+          <w:szCs w:val="24"/>
+          <w:lang w:val="en-PK"/>
+        </w:rPr>
+        <w:t xml:space="preserve"> App Information Page</w:t>
+      </w:r>
+    </w:p>
+    <w:p>
+      <w:pPr>
+        <w:pStyle w:val="ListParagraph"/>
+        <w:jc w:val="both"/>
+        <w:rPr>
+          <w:rFonts w:ascii="Arial" w:hAnsi="Arial" w:cs="Arial"/>
+          <w:sz w:val="24"/>
+          <w:szCs w:val="24"/>
+          <w:lang w:val="en-PK"/>
+        </w:rPr>
+      </w:pPr>
+    </w:p>
+    <w:p>
+      <w:pPr>
+        <w:pStyle w:val="ListParagraph"/>
+        <w:numPr>
+          <w:ilvl w:val="0"/>
+          <w:numId w:val="3"/>
+        </w:numPr>
+        <w:jc w:val="both"/>
+        <w:rPr>
+          <w:rFonts w:ascii="Arial" w:hAnsi="Arial" w:cs="Arial"/>
+          <w:sz w:val="24"/>
+          <w:szCs w:val="24"/>
+          <w:lang w:val="en-PK"/>
+        </w:rPr>
+      </w:pPr>
+      <w:r>
+        <w:rPr>
+          <w:rFonts w:ascii="Arial" w:hAnsi="Arial" w:cs="Arial"/>
+          <w:sz w:val="24"/>
+          <w:szCs w:val="24"/>
+          <w:lang w:val="en-PK"/>
+        </w:rPr>
+        <w:t xml:space="preserve">Tapping on </w:t>
+      </w:r>
+      <w:r>
+        <w:rPr>
+          <w:rFonts w:ascii="Arial" w:hAnsi="Arial" w:cs="Arial"/>
+          <w:noProof/>
+          <w:sz w:val="24"/>
+          <w:szCs w:val="24"/>
+          <w:lang w:val="en-PK"/>
+        </w:rPr>
+        <w:drawing>
+          <wp:inline distT="0" distB="0" distL="0" distR="0" wp14:anchorId="79E8075B" wp14:editId="556F21BF">
+            <wp:extent cx="2295845" cy="552527"/>
+            <wp:effectExtent l="0" t="0" r="9525" b="0"/>
+            <wp:docPr id="34" name="Picture 34"/>
+            <wp:cNvGraphicFramePr>
+              <a:graphicFrameLocks xmlns:a="http://schemas.openxmlformats.org/drawingml/2006/main" noChangeAspect="1"/>
+            </wp:cNvGraphicFramePr>
+            <a:graphic xmlns:a="http://schemas.openxmlformats.org/drawingml/2006/main">
+              <a:graphicData uri="http://schemas.openxmlformats.org/drawingml/2006/picture">
+                <pic:pic xmlns:pic="http://schemas.openxmlformats.org/drawingml/2006/picture">
+                  <pic:nvPicPr>
+                    <pic:cNvPr id="1" name=""/>
+                    <pic:cNvPicPr/>
+                  </pic:nvPicPr>
+                  <pic:blipFill>
+                    <a:blip r:embed="rId28"/>
+                    <a:stretch>
+                      <a:fillRect/>
+                    </a:stretch>
+                  </pic:blipFill>
+                  <pic:spPr>
+                    <a:xfrm>
+                      <a:off x="0" y="0"/>
+                      <a:ext cx="2295845" cy="552527"/>
+                    </a:xfrm>
+                    <a:prstGeom prst="rect">
+                      <a:avLst/>
+                    </a:prstGeom>
+                  </pic:spPr>
+                </pic:pic>
+              </a:graphicData>
+            </a:graphic>
+          </wp:inline>
+        </w:drawing>
+      </w:r>
+      <w:r>
+        <w:rPr>
+          <w:rFonts w:ascii="Arial" w:hAnsi="Arial" w:cs="Arial"/>
+          <w:sz w:val="24"/>
+          <w:szCs w:val="24"/>
+          <w:lang w:val="en-PK"/>
+        </w:rPr>
+        <w:t>will take the user to this User Guide.</w:t>
+      </w:r>
+    </w:p>
+    <w:p>
+      <w:pPr>
+        <w:jc w:val="center"/>
+        <w:rPr>
+          <w:rFonts w:ascii="Arial" w:hAnsi="Arial" w:cs="Arial"/>
+          <w:sz w:val="24"/>
+          <w:szCs w:val="24"/>
+        </w:rPr>
+      </w:pPr>
+      <w:r>
+        <w:rPr>
+          <w:rStyle w:val="EndnoteReference"/>
+          <w:rFonts w:ascii="Arial" w:hAnsi="Arial" w:cs="Arial"/>
+          <w:sz w:val="24"/>
+          <w:szCs w:val="24"/>
+        </w:rPr>
+        <w:endnoteReference w:id="1"/>
+      </w:r>
+    </w:p>
     <w:sectPr>
-      <w:headerReference w:type="default" r:id="rId6"/>
-      <w:footerReference w:type="default" r:id="rId7"/>
+      <w:headerReference w:type="default" r:id="rId29"/>
+      <w:footerReference w:type="default" r:id="rId30"/>
       <w:pgSz w:w="11906" w:h="16838" w:code="9"/>
       <w:pgMar w:top="720" w:right="720" w:bottom="720" w:left="2160" w:header="432" w:footer="432" w:gutter="0"/>
-      <w:cols w:space="708"/>
+      <w:cols w:sep="1" w:space="709"/>
       <w:docGrid w:linePitch="360"/>
     </w:sectPr>
   </w:body>
@@ -44,7 +3192,7 @@
 </file>
 
 <file path=word/endnotes.xml><?xml version="1.0" encoding="utf-8"?>
-<w:endnotes xmlns:wpc="http://schemas.microsoft.com/office/word/2010/wordprocessingCanvas" xmlns:cx="http://schemas.microsoft.com/office/drawing/2014/chartex" xmlns:cx1="http://schemas.microsoft.com/office/drawing/2015/9/8/chartex" xmlns:cx2="http://schemas.microsoft.com/office/drawing/2015/10/21/chartex" xmlns:cx3="http://schemas.microsoft.com/office/drawing/2016/5/9/chartex" xmlns:cx4="http://schemas.microsoft.com/office/drawing/2016/5/10/chartex" xmlns:cx5="http://schemas.microsoft.com/office/drawing/2016/5/11/chartex" xmlns:cx6="http://schemas.microsoft.com/office/drawing/2016/5/12/chartex" xmlns:cx7="http://schemas.microsoft.com/office/drawing/2016/5/13/chartex" xmlns:cx8="http://schemas.microsoft.com/office/drawing/2016/5/14/chartex" xmlns:mc="http://schemas.openxmlformats.org/markup-compatibility/2006" xmlns:aink="http://schemas.microsoft.com/office/drawing/2016/ink" xmlns:am3d="http://schemas.microsoft.com/office/drawing/2017/model3d" xmlns:o="urn:schemas-microsoft-com:office:office" xmlns:oel="http://schemas.microsoft.com/office/2019/extlst" xmlns:r="http://schemas.openxmlformats.org/officeDocument/2006/relationships" xmlns:m="http://schemas.openxmlformats.org/officeDocument/2006/math" xmlns:v="urn:schemas-microsoft-com:vml" xmlns:wp14="http://schemas.microsoft.com/office/word/2010/wordprocessingDrawing" xmlns:wp="http://schemas.openxmlformats.org/drawingml/2006/wordprocessingDrawing" xmlns:w10="urn:schemas-microsoft-com:office:word" xmlns:w="http://schemas.openxmlformats.org/wordprocessingml/2006/main" xmlns:w14="http://schemas.microsoft.com/office/word/2010/wordml" xmlns:w15="http://schemas.microsoft.com/office/word/2012/wordml" xmlns:w16cex="http://schemas.microsoft.com/office/word/2018/wordml/cex" xmlns:w16cid="http://schemas.microsoft.com/office/word/2016/wordml/cid" xmlns:w16="http://schemas.microsoft.com/office/word/2018/wordml" xmlns:w16sdtdh="http://schemas.microsoft.com/office/word/2020/wordml/sdtdatahash" xmlns:w16se="http://schemas.microsoft.com/office/word/2015/wordml/symex" xmlns:wpg="http://schemas.microsoft.com/office/word/2010/wordprocessingGroup" xmlns:wpi="http://schemas.microsoft.com/office/word/2010/wordprocessingInk" xmlns:wne="http://schemas.microsoft.com/office/word/2006/wordml" xmlns:wps="http://schemas.microsoft.com/office/word/2010/wordprocessingShape" mc:Ignorable="w14 w15 w16se w16cid w16 w16cex w16sdtdh wp14">
+<w:endnotes xmlns:wpc="http://schemas.microsoft.com/office/word/2010/wordprocessingCanvas" xmlns:cx="http://schemas.microsoft.com/office/drawing/2014/chartex" xmlns:cx1="http://schemas.microsoft.com/office/drawing/2015/9/8/chartex" xmlns:cx2="http://schemas.microsoft.com/office/drawing/2015/10/21/chartex" xmlns:cx3="http://schemas.microsoft.com/office/drawing/2016/5/9/chartex" xmlns:cx4="http://schemas.microsoft.com/office/drawing/2016/5/10/chartex" xmlns:cx5="http://schemas.microsoft.com/office/drawing/2016/5/11/chartex" xmlns:cx6="http://schemas.microsoft.com/office/drawing/2016/5/12/chartex" xmlns:cx7="http://schemas.microsoft.com/office/drawing/2016/5/13/chartex" xmlns:cx8="http://schemas.microsoft.com/office/drawing/2016/5/14/chartex" xmlns:mc="http://schemas.openxmlformats.org/markup-compatibility/2006" xmlns:aink="http://schemas.microsoft.com/office/drawing/2016/ink" xmlns:am3d="http://schemas.microsoft.com/office/drawing/2017/model3d" xmlns:o="urn:schemas-microsoft-com:office:office" xmlns:r="http://schemas.openxmlformats.org/officeDocument/2006/relationships" xmlns:m="http://schemas.openxmlformats.org/officeDocument/2006/math" xmlns:v="urn:schemas-microsoft-com:vml" xmlns:wp14="http://schemas.microsoft.com/office/word/2010/wordprocessingDrawing" xmlns:wp="http://schemas.openxmlformats.org/drawingml/2006/wordprocessingDrawing" xmlns:w10="urn:schemas-microsoft-com:office:word" xmlns:w="http://schemas.openxmlformats.org/wordprocessingml/2006/main" xmlns:w14="http://schemas.microsoft.com/office/word/2010/wordml" xmlns:w15="http://schemas.microsoft.com/office/word/2012/wordml" xmlns:w16cex="http://schemas.microsoft.com/office/word/2018/wordml/cex" xmlns:w16cid="http://schemas.microsoft.com/office/word/2016/wordml/cid" xmlns:w16="http://schemas.microsoft.com/office/word/2018/wordml" xmlns:w16sdtdh="http://schemas.microsoft.com/office/word/2020/wordml/sdtdatahash" xmlns:w16se="http://schemas.microsoft.com/office/word/2015/wordml/symex" xmlns:wpg="http://schemas.microsoft.com/office/word/2010/wordprocessingGroup" xmlns:wpi="http://schemas.microsoft.com/office/word/2010/wordprocessingInk" xmlns:wne="http://schemas.microsoft.com/office/word/2006/wordml" xmlns:wps="http://schemas.microsoft.com/office/word/2010/wordprocessingShape" mc:Ignorable="w14 w15 w16se w16cid w16 w16cex w16sdtdh wp14">
   <w:endnote w:type="separator" w:id="-1">
     <w:p>
       <w:pPr>
@@ -62,6 +3210,69 @@
       </w:pPr>
       <w:r>
         <w:continuationSeparator/>
+      </w:r>
+    </w:p>
+  </w:endnote>
+  <w:endnote w:id="1">
+    <w:p>
+      <w:pPr>
+        <w:pStyle w:val="EndnoteText"/>
+        <w:rPr>
+          <w:rFonts w:ascii="Arial" w:hAnsi="Arial" w:cs="Arial"/>
+          <w:lang w:val="en-PK"/>
+        </w:rPr>
+      </w:pPr>
+      <w:r>
+        <w:rPr>
+          <w:rStyle w:val="EndnoteReference"/>
+          <w:rFonts w:ascii="Arial" w:hAnsi="Arial" w:cs="Arial"/>
+        </w:rPr>
+        <w:endnoteRef/>
+      </w:r>
+      <w:r>
+        <w:rPr>
+          <w:rFonts w:ascii="Arial" w:hAnsi="Arial" w:cs="Arial"/>
+        </w:rPr>
+        <w:t xml:space="preserve"> </w:t>
+      </w:r>
+      <w:r>
+        <w:rPr>
+          <w:rFonts w:ascii="Arial" w:hAnsi="Arial" w:cs="Arial"/>
+          <w:lang w:val="en-PK"/>
+        </w:rPr>
+        <w:t>Copyright © 2026-Present No 1 Comm Wing, PAF</w:t>
+      </w:r>
+    </w:p>
+    <w:p>
+      <w:pPr>
+        <w:pStyle w:val="EndnoteText"/>
+        <w:rPr>
+          <w:rFonts w:ascii="Arial" w:hAnsi="Arial" w:cs="Arial"/>
+          <w:lang w:val="en-PK"/>
+        </w:rPr>
+      </w:pPr>
+      <w:r>
+        <w:rPr>
+          <w:rFonts w:ascii="Arial" w:hAnsi="Arial" w:cs="Arial"/>
+          <w:lang w:val="en-PK"/>
+        </w:rPr>
+        <w:t>Developed by: Flying Officer Muhammad Ali</w:t>
+      </w:r>
+    </w:p>
+    <w:p>
+      <w:pPr>
+        <w:pStyle w:val="EndnoteText"/>
+        <w:rPr>
+          <w:rFonts w:ascii="Arial" w:hAnsi="Arial" w:cs="Arial"/>
+          <w:lang w:val="en-PK"/>
+        </w:rPr>
+      </w:pPr>
+      <w:r>
+        <w:rPr>
+          <w:rFonts w:ascii="Arial" w:hAnsi="Arial" w:cs="Arial"/>
+          <w:lang w:val="en-PK"/>
+        </w:rPr>
+        <w:t>ALL RIGHTS RESERVED</w:t>
       </w:r>
     </w:p>
   </w:endnote>
@@ -69,7 +3280,7 @@
 </file>
 
 <file path=word/footer1.xml><?xml version="1.0" encoding="utf-8"?>
-<w:ftr xmlns:wpc="http://schemas.microsoft.com/office/word/2010/wordprocessingCanvas" xmlns:cx="http://schemas.microsoft.com/office/drawing/2014/chartex" xmlns:cx1="http://schemas.microsoft.com/office/drawing/2015/9/8/chartex" xmlns:cx2="http://schemas.microsoft.com/office/drawing/2015/10/21/chartex" xmlns:cx3="http://schemas.microsoft.com/office/drawing/2016/5/9/chartex" xmlns:cx4="http://schemas.microsoft.com/office/drawing/2016/5/10/chartex" xmlns:cx5="http://schemas.microsoft.com/office/drawing/2016/5/11/chartex" xmlns:cx6="http://schemas.microsoft.com/office/drawing/2016/5/12/chartex" xmlns:cx7="http://schemas.microsoft.com/office/drawing/2016/5/13/chartex" xmlns:cx8="http://schemas.microsoft.com/office/drawing/2016/5/14/chartex" xmlns:mc="http://schemas.openxmlformats.org/markup-compatibility/2006" xmlns:aink="http://schemas.microsoft.com/office/drawing/2016/ink" xmlns:am3d="http://schemas.microsoft.com/office/drawing/2017/model3d" xmlns:o="urn:schemas-microsoft-com:office:office" xmlns:oel="http://schemas.microsoft.com/office/2019/extlst" xmlns:r="http://schemas.openxmlformats.org/officeDocument/2006/relationships" xmlns:m="http://schemas.openxmlformats.org/officeDocument/2006/math" xmlns:v="urn:schemas-microsoft-com:vml" xmlns:wp14="http://schemas.microsoft.com/office/word/2010/wordprocessingDrawing" xmlns:wp="http://schemas.openxmlformats.org/drawingml/2006/wordprocessingDrawing" xmlns:w10="urn:schemas-microsoft-com:office:word" xmlns:w="http://schemas.openxmlformats.org/wordprocessingml/2006/main" xmlns:w14="http://schemas.microsoft.com/office/word/2010/wordml" xmlns:w15="http://schemas.microsoft.com/office/word/2012/wordml" xmlns:w16cex="http://schemas.microsoft.com/office/word/2018/wordml/cex" xmlns:w16cid="http://schemas.microsoft.com/office/word/2016/wordml/cid" xmlns:w16="http://schemas.microsoft.com/office/word/2018/wordml" xmlns:w16sdtdh="http://schemas.microsoft.com/office/word/2020/wordml/sdtdatahash" xmlns:w16se="http://schemas.microsoft.com/office/word/2015/wordml/symex" xmlns:wpg="http://schemas.microsoft.com/office/word/2010/wordprocessingGroup" xmlns:wpi="http://schemas.microsoft.com/office/word/2010/wordprocessingInk" xmlns:wne="http://schemas.microsoft.com/office/word/2006/wordml" xmlns:wps="http://schemas.microsoft.com/office/word/2010/wordprocessingShape" mc:Ignorable="w14 w15 w16se w16cid w16 w16cex w16sdtdh wp14">
+<w:ftr xmlns:wpc="http://schemas.microsoft.com/office/word/2010/wordprocessingCanvas" xmlns:cx="http://schemas.microsoft.com/office/drawing/2014/chartex" xmlns:cx1="http://schemas.microsoft.com/office/drawing/2015/9/8/chartex" xmlns:cx2="http://schemas.microsoft.com/office/drawing/2015/10/21/chartex" xmlns:cx3="http://schemas.microsoft.com/office/drawing/2016/5/9/chartex" xmlns:cx4="http://schemas.microsoft.com/office/drawing/2016/5/10/chartex" xmlns:cx5="http://schemas.microsoft.com/office/drawing/2016/5/11/chartex" xmlns:cx6="http://schemas.microsoft.com/office/drawing/2016/5/12/chartex" xmlns:cx7="http://schemas.microsoft.com/office/drawing/2016/5/13/chartex" xmlns:cx8="http://schemas.microsoft.com/office/drawing/2016/5/14/chartex" xmlns:mc="http://schemas.openxmlformats.org/markup-compatibility/2006" xmlns:aink="http://schemas.microsoft.com/office/drawing/2016/ink" xmlns:am3d="http://schemas.microsoft.com/office/drawing/2017/model3d" xmlns:o="urn:schemas-microsoft-com:office:office" xmlns:r="http://schemas.openxmlformats.org/officeDocument/2006/relationships" xmlns:m="http://schemas.openxmlformats.org/officeDocument/2006/math" xmlns:v="urn:schemas-microsoft-com:vml" xmlns:wp14="http://schemas.microsoft.com/office/word/2010/wordprocessingDrawing" xmlns:wp="http://schemas.openxmlformats.org/drawingml/2006/wordprocessingDrawing" xmlns:w10="urn:schemas-microsoft-com:office:word" xmlns:w="http://schemas.openxmlformats.org/wordprocessingml/2006/main" xmlns:w14="http://schemas.microsoft.com/office/word/2010/wordml" xmlns:w15="http://schemas.microsoft.com/office/word/2012/wordml" xmlns:w16cex="http://schemas.microsoft.com/office/word/2018/wordml/cex" xmlns:w16cid="http://schemas.microsoft.com/office/word/2016/wordml/cid" xmlns:w16="http://schemas.microsoft.com/office/word/2018/wordml" xmlns:w16sdtdh="http://schemas.microsoft.com/office/word/2020/wordml/sdtdatahash" xmlns:w16se="http://schemas.microsoft.com/office/word/2015/wordml/symex" xmlns:wpg="http://schemas.microsoft.com/office/word/2010/wordprocessingGroup" xmlns:wpi="http://schemas.microsoft.com/office/word/2010/wordprocessingInk" xmlns:wne="http://schemas.microsoft.com/office/word/2006/wordml" xmlns:wps="http://schemas.microsoft.com/office/word/2010/wordprocessingShape" mc:Ignorable="w14 w15 w16se w16cid w16 w16cex w16sdtdh wp14">
   <w:p>
     <w:pPr>
       <w:pStyle w:val="Header"/>
@@ -81,14 +3292,334 @@
         <w:sz w:val="24"/>
         <w:szCs w:val="24"/>
       </w:rPr>
+      <w:ptab w:relativeTo="margin" w:alignment="center" w:leader="none"/>
+    </w:r>
+    <w:r>
+      <w:rPr>
+        <w:rFonts w:asciiTheme="minorBidi" w:hAnsiTheme="minorBidi"/>
+        <w:sz w:val="24"/>
+        <w:szCs w:val="24"/>
+      </w:rPr>
       <w:t>RESTRICTED</w:t>
+    </w:r>
+    <w:r>
+      <w:rPr>
+        <w:rFonts w:asciiTheme="minorBidi" w:hAnsiTheme="minorBidi"/>
+        <w:sz w:val="24"/>
+        <w:szCs w:val="24"/>
+      </w:rPr>
+      <w:t xml:space="preserve"> </w:t>
+    </w:r>
+    <w:r>
+      <w:rPr>
+        <w:rFonts w:asciiTheme="minorBidi" w:hAnsiTheme="minorBidi"/>
+        <w:sz w:val="24"/>
+        <w:szCs w:val="24"/>
+      </w:rPr>
+      <w:ptab w:relativeTo="margin" w:alignment="right" w:leader="none"/>
+    </w:r>
+    <w:r>
+      <w:rPr>
+        <w:rFonts w:asciiTheme="minorBidi" w:hAnsiTheme="minorBidi"/>
+        <w:sz w:val="24"/>
+        <w:szCs w:val="24"/>
+      </w:rPr>
+      <w:t xml:space="preserve">Page </w:t>
+    </w:r>
+    <w:r>
+      <w:rPr>
+        <w:rFonts w:asciiTheme="minorBidi" w:hAnsiTheme="minorBidi"/>
+        <w:b/>
+        <w:bCs/>
+        <w:sz w:val="24"/>
+        <w:szCs w:val="24"/>
+      </w:rPr>
+      <w:fldChar w:fldCharType="begin"/>
+    </w:r>
+    <w:r>
+      <w:rPr>
+        <w:rFonts w:asciiTheme="minorBidi" w:hAnsiTheme="minorBidi"/>
+        <w:b/>
+        <w:bCs/>
+        <w:sz w:val="24"/>
+        <w:szCs w:val="24"/>
+      </w:rPr>
+      <w:instrText xml:space="preserve"> PAGE  \* Arabic  \* MERGEFORMAT </w:instrText>
+    </w:r>
+    <w:r>
+      <w:rPr>
+        <w:rFonts w:asciiTheme="minorBidi" w:hAnsiTheme="minorBidi"/>
+        <w:b/>
+        <w:bCs/>
+        <w:sz w:val="24"/>
+        <w:szCs w:val="24"/>
+      </w:rPr>
+      <w:fldChar w:fldCharType="separate"/>
+    </w:r>
+    <w:r>
+      <w:rPr>
+        <w:rFonts w:asciiTheme="minorBidi" w:hAnsiTheme="minorBidi"/>
+        <w:b/>
+        <w:bCs/>
+        <w:noProof/>
+        <w:sz w:val="24"/>
+        <w:szCs w:val="24"/>
+      </w:rPr>
+      <w:t>1</w:t>
+    </w:r>
+    <w:r>
+      <w:rPr>
+        <w:rFonts w:asciiTheme="minorBidi" w:hAnsiTheme="minorBidi"/>
+        <w:b/>
+        <w:bCs/>
+        <w:sz w:val="24"/>
+        <w:szCs w:val="24"/>
+      </w:rPr>
+      <w:fldChar w:fldCharType="end"/>
+    </w:r>
+    <w:r>
+      <w:rPr>
+        <w:rFonts w:asciiTheme="minorBidi" w:hAnsiTheme="minorBidi"/>
+        <w:sz w:val="24"/>
+        <w:szCs w:val="24"/>
+      </w:rPr>
+      <w:t xml:space="preserve"> of </w:t>
+    </w:r>
+    <w:r>
+      <w:rPr>
+        <w:rFonts w:asciiTheme="minorBidi" w:hAnsiTheme="minorBidi"/>
+        <w:b/>
+        <w:bCs/>
+        <w:sz w:val="24"/>
+        <w:szCs w:val="24"/>
+      </w:rPr>
+      <w:fldChar w:fldCharType="begin"/>
+    </w:r>
+    <w:r>
+      <w:rPr>
+        <w:rFonts w:asciiTheme="minorBidi" w:hAnsiTheme="minorBidi"/>
+        <w:b/>
+        <w:bCs/>
+        <w:sz w:val="24"/>
+        <w:szCs w:val="24"/>
+      </w:rPr>
+      <w:instrText xml:space="preserve"> NUMPAGES  \* Arabic  \* MERGEFORMAT </w:instrText>
+    </w:r>
+    <w:r>
+      <w:rPr>
+        <w:rFonts w:asciiTheme="minorBidi" w:hAnsiTheme="minorBidi"/>
+        <w:b/>
+        <w:bCs/>
+        <w:sz w:val="24"/>
+        <w:szCs w:val="24"/>
+      </w:rPr>
+      <w:fldChar w:fldCharType="separate"/>
+    </w:r>
+    <w:r>
+      <w:rPr>
+        <w:rFonts w:asciiTheme="minorBidi" w:hAnsiTheme="minorBidi"/>
+        <w:b/>
+        <w:bCs/>
+        <w:noProof/>
+        <w:sz w:val="24"/>
+        <w:szCs w:val="24"/>
+      </w:rPr>
+      <w:t>2</w:t>
+    </w:r>
+    <w:r>
+      <w:rPr>
+        <w:rFonts w:asciiTheme="minorBidi" w:hAnsiTheme="minorBidi"/>
+        <w:b/>
+        <w:bCs/>
+        <w:sz w:val="24"/>
+        <w:szCs w:val="24"/>
+      </w:rPr>
+      <w:fldChar w:fldCharType="end"/>
+    </w:r>
+  </w:p>
+</w:ftr>
+</file>
+
+<file path=word/footer2.xml><?xml version="1.0" encoding="utf-8"?>
+<w:ftr xmlns:wpc="http://schemas.microsoft.com/office/word/2010/wordprocessingCanvas" xmlns:cx="http://schemas.microsoft.com/office/drawing/2014/chartex" xmlns:cx1="http://schemas.microsoft.com/office/drawing/2015/9/8/chartex" xmlns:cx2="http://schemas.microsoft.com/office/drawing/2015/10/21/chartex" xmlns:cx3="http://schemas.microsoft.com/office/drawing/2016/5/9/chartex" xmlns:cx4="http://schemas.microsoft.com/office/drawing/2016/5/10/chartex" xmlns:cx5="http://schemas.microsoft.com/office/drawing/2016/5/11/chartex" xmlns:cx6="http://schemas.microsoft.com/office/drawing/2016/5/12/chartex" xmlns:cx7="http://schemas.microsoft.com/office/drawing/2016/5/13/chartex" xmlns:cx8="http://schemas.microsoft.com/office/drawing/2016/5/14/chartex" xmlns:mc="http://schemas.openxmlformats.org/markup-compatibility/2006" xmlns:aink="http://schemas.microsoft.com/office/drawing/2016/ink" xmlns:am3d="http://schemas.microsoft.com/office/drawing/2017/model3d" xmlns:o="urn:schemas-microsoft-com:office:office" xmlns:r="http://schemas.openxmlformats.org/officeDocument/2006/relationships" xmlns:m="http://schemas.openxmlformats.org/officeDocument/2006/math" xmlns:v="urn:schemas-microsoft-com:vml" xmlns:wp14="http://schemas.microsoft.com/office/word/2010/wordprocessingDrawing" xmlns:wp="http://schemas.openxmlformats.org/drawingml/2006/wordprocessingDrawing" xmlns:w10="urn:schemas-microsoft-com:office:word" xmlns:w="http://schemas.openxmlformats.org/wordprocessingml/2006/main" xmlns:w14="http://schemas.microsoft.com/office/word/2010/wordml" xmlns:w15="http://schemas.microsoft.com/office/word/2012/wordml" xmlns:w16cex="http://schemas.microsoft.com/office/word/2018/wordml/cex" xmlns:w16cid="http://schemas.microsoft.com/office/word/2016/wordml/cid" xmlns:w16="http://schemas.microsoft.com/office/word/2018/wordml" xmlns:w16sdtdh="http://schemas.microsoft.com/office/word/2020/wordml/sdtdatahash" xmlns:w16se="http://schemas.microsoft.com/office/word/2015/wordml/symex" xmlns:wpg="http://schemas.microsoft.com/office/word/2010/wordprocessingGroup" xmlns:wpi="http://schemas.microsoft.com/office/word/2010/wordprocessingInk" xmlns:wne="http://schemas.microsoft.com/office/word/2006/wordml" xmlns:wps="http://schemas.microsoft.com/office/word/2010/wordprocessingShape" mc:Ignorable="w14 w15 w16se w16cid w16 w16cex w16sdtdh wp14">
+  <w:p>
+    <w:pPr>
+      <w:pStyle w:val="Header"/>
+      <w:jc w:val="center"/>
+    </w:pPr>
+    <w:r>
+      <w:rPr>
+        <w:rFonts w:asciiTheme="minorBidi" w:hAnsiTheme="minorBidi"/>
+        <w:sz w:val="24"/>
+        <w:szCs w:val="24"/>
+      </w:rPr>
+      <w:ptab w:relativeTo="margin" w:alignment="center" w:leader="none"/>
+    </w:r>
+    <w:r>
+      <w:rPr>
+        <w:rFonts w:asciiTheme="minorBidi" w:hAnsiTheme="minorBidi"/>
+        <w:sz w:val="24"/>
+        <w:szCs w:val="24"/>
+        <w:lang w:val="en-PK"/>
+      </w:rPr>
+      <w:t>RESTRICTED</w:t>
+    </w:r>
+    <w:r>
+      <w:rPr>
+        <w:rFonts w:asciiTheme="minorBidi" w:hAnsiTheme="minorBidi"/>
+        <w:sz w:val="24"/>
+        <w:szCs w:val="24"/>
+      </w:rPr>
+      <w:ptab w:relativeTo="margin" w:alignment="right" w:leader="none"/>
+    </w:r>
+    <w:r>
+      <w:rPr>
+        <w:rFonts w:asciiTheme="minorBidi" w:hAnsiTheme="minorBidi"/>
+        <w:color w:val="7F7F7F" w:themeColor="background1" w:themeShade="7F"/>
+        <w:spacing w:val="60"/>
+        <w:sz w:val="24"/>
+        <w:szCs w:val="24"/>
+      </w:rPr>
+      <w:t xml:space="preserve">Page </w:t>
+    </w:r>
+    <w:r>
+      <w:rPr>
+        <w:rFonts w:asciiTheme="minorBidi" w:hAnsiTheme="minorBidi"/>
+        <w:b/>
+        <w:bCs/>
+        <w:color w:val="7F7F7F" w:themeColor="background1" w:themeShade="7F"/>
+        <w:spacing w:val="60"/>
+        <w:sz w:val="24"/>
+        <w:szCs w:val="24"/>
+      </w:rPr>
+      <w:fldChar w:fldCharType="begin"/>
+    </w:r>
+    <w:r>
+      <w:rPr>
+        <w:rFonts w:asciiTheme="minorBidi" w:hAnsiTheme="minorBidi"/>
+        <w:b/>
+        <w:bCs/>
+        <w:color w:val="7F7F7F" w:themeColor="background1" w:themeShade="7F"/>
+        <w:spacing w:val="60"/>
+        <w:sz w:val="24"/>
+        <w:szCs w:val="24"/>
+      </w:rPr>
+      <w:instrText xml:space="preserve"> PAGE  \* Arabic  \* MERGEFORMAT </w:instrText>
+    </w:r>
+    <w:r>
+      <w:rPr>
+        <w:rFonts w:asciiTheme="minorBidi" w:hAnsiTheme="minorBidi"/>
+        <w:b/>
+        <w:bCs/>
+        <w:color w:val="7F7F7F" w:themeColor="background1" w:themeShade="7F"/>
+        <w:spacing w:val="60"/>
+        <w:sz w:val="24"/>
+        <w:szCs w:val="24"/>
+      </w:rPr>
+      <w:fldChar w:fldCharType="separate"/>
+    </w:r>
+    <w:r>
+      <w:rPr>
+        <w:rFonts w:asciiTheme="minorBidi" w:hAnsiTheme="minorBidi"/>
+        <w:b/>
+        <w:bCs/>
+        <w:noProof/>
+        <w:color w:val="7F7F7F" w:themeColor="background1" w:themeShade="7F"/>
+        <w:spacing w:val="60"/>
+        <w:sz w:val="24"/>
+        <w:szCs w:val="24"/>
+      </w:rPr>
+      <w:t>1</w:t>
+    </w:r>
+    <w:r>
+      <w:rPr>
+        <w:rFonts w:asciiTheme="minorBidi" w:hAnsiTheme="minorBidi"/>
+        <w:b/>
+        <w:bCs/>
+        <w:color w:val="7F7F7F" w:themeColor="background1" w:themeShade="7F"/>
+        <w:spacing w:val="60"/>
+        <w:sz w:val="24"/>
+        <w:szCs w:val="24"/>
+      </w:rPr>
+      <w:fldChar w:fldCharType="end"/>
+    </w:r>
+    <w:r>
+      <w:rPr>
+        <w:rFonts w:asciiTheme="minorBidi" w:hAnsiTheme="minorBidi"/>
+        <w:color w:val="7F7F7F" w:themeColor="background1" w:themeShade="7F"/>
+        <w:spacing w:val="60"/>
+        <w:sz w:val="24"/>
+        <w:szCs w:val="24"/>
+      </w:rPr>
+      <w:t xml:space="preserve"> of </w:t>
+    </w:r>
+    <w:r>
+      <w:rPr>
+        <w:rFonts w:asciiTheme="minorBidi" w:hAnsiTheme="minorBidi"/>
+        <w:b/>
+        <w:bCs/>
+        <w:color w:val="7F7F7F" w:themeColor="background1" w:themeShade="7F"/>
+        <w:spacing w:val="60"/>
+        <w:sz w:val="24"/>
+        <w:szCs w:val="24"/>
+      </w:rPr>
+      <w:fldChar w:fldCharType="begin"/>
+    </w:r>
+    <w:r>
+      <w:rPr>
+        <w:rFonts w:asciiTheme="minorBidi" w:hAnsiTheme="minorBidi"/>
+        <w:b/>
+        <w:bCs/>
+        <w:color w:val="7F7F7F" w:themeColor="background1" w:themeShade="7F"/>
+        <w:spacing w:val="60"/>
+        <w:sz w:val="24"/>
+        <w:szCs w:val="24"/>
+      </w:rPr>
+      <w:instrText xml:space="preserve"> NUMPAGES  \* Arabic  \* MERGEFORMAT </w:instrText>
+    </w:r>
+    <w:r>
+      <w:rPr>
+        <w:rFonts w:asciiTheme="minorBidi" w:hAnsiTheme="minorBidi"/>
+        <w:b/>
+        <w:bCs/>
+        <w:color w:val="7F7F7F" w:themeColor="background1" w:themeShade="7F"/>
+        <w:spacing w:val="60"/>
+        <w:sz w:val="24"/>
+        <w:szCs w:val="24"/>
+      </w:rPr>
+      <w:fldChar w:fldCharType="separate"/>
+    </w:r>
+    <w:r>
+      <w:rPr>
+        <w:rFonts w:asciiTheme="minorBidi" w:hAnsiTheme="minorBidi"/>
+        <w:b/>
+        <w:bCs/>
+        <w:noProof/>
+        <w:color w:val="7F7F7F" w:themeColor="background1" w:themeShade="7F"/>
+        <w:spacing w:val="60"/>
+        <w:sz w:val="24"/>
+        <w:szCs w:val="24"/>
+      </w:rPr>
+      <w:t>2</w:t>
+    </w:r>
+    <w:r>
+      <w:rPr>
+        <w:rFonts w:asciiTheme="minorBidi" w:hAnsiTheme="minorBidi"/>
+        <w:b/>
+        <w:bCs/>
+        <w:color w:val="7F7F7F" w:themeColor="background1" w:themeShade="7F"/>
+        <w:spacing w:val="60"/>
+        <w:sz w:val="24"/>
+        <w:szCs w:val="24"/>
+      </w:rPr>
+      <w:fldChar w:fldCharType="end"/>
     </w:r>
   </w:p>
 </w:ftr>
 </file>
 
 <file path=word/footnotes.xml><?xml version="1.0" encoding="utf-8"?>
-<w:footnotes xmlns:wpc="http://schemas.microsoft.com/office/word/2010/wordprocessingCanvas" xmlns:cx="http://schemas.microsoft.com/office/drawing/2014/chartex" xmlns:cx1="http://schemas.microsoft.com/office/drawing/2015/9/8/chartex" xmlns:cx2="http://schemas.microsoft.com/office/drawing/2015/10/21/chartex" xmlns:cx3="http://schemas.microsoft.com/office/drawing/2016/5/9/chartex" xmlns:cx4="http://schemas.microsoft.com/office/drawing/2016/5/10/chartex" xmlns:cx5="http://schemas.microsoft.com/office/drawing/2016/5/11/chartex" xmlns:cx6="http://schemas.microsoft.com/office/drawing/2016/5/12/chartex" xmlns:cx7="http://schemas.microsoft.com/office/drawing/2016/5/13/chartex" xmlns:cx8="http://schemas.microsoft.com/office/drawing/2016/5/14/chartex" xmlns:mc="http://schemas.openxmlformats.org/markup-compatibility/2006" xmlns:aink="http://schemas.microsoft.com/office/drawing/2016/ink" xmlns:am3d="http://schemas.microsoft.com/office/drawing/2017/model3d" xmlns:o="urn:schemas-microsoft-com:office:office" xmlns:oel="http://schemas.microsoft.com/office/2019/extlst" xmlns:r="http://schemas.openxmlformats.org/officeDocument/2006/relationships" xmlns:m="http://schemas.openxmlformats.org/officeDocument/2006/math" xmlns:v="urn:schemas-microsoft-com:vml" xmlns:wp14="http://schemas.microsoft.com/office/word/2010/wordprocessingDrawing" xmlns:wp="http://schemas.openxmlformats.org/drawingml/2006/wordprocessingDrawing" xmlns:w10="urn:schemas-microsoft-com:office:word" xmlns:w="http://schemas.openxmlformats.org/wordprocessingml/2006/main" xmlns:w14="http://schemas.microsoft.com/office/word/2010/wordml" xmlns:w15="http://schemas.microsoft.com/office/word/2012/wordml" xmlns:w16cex="http://schemas.microsoft.com/office/word/2018/wordml/cex" xmlns:w16cid="http://schemas.microsoft.com/office/word/2016/wordml/cid" xmlns:w16="http://schemas.microsoft.com/office/word/2018/wordml" xmlns:w16sdtdh="http://schemas.microsoft.com/office/word/2020/wordml/sdtdatahash" xmlns:w16se="http://schemas.microsoft.com/office/word/2015/wordml/symex" xmlns:wpg="http://schemas.microsoft.com/office/word/2010/wordprocessingGroup" xmlns:wpi="http://schemas.microsoft.com/office/word/2010/wordprocessingInk" xmlns:wne="http://schemas.microsoft.com/office/word/2006/wordml" xmlns:wps="http://schemas.microsoft.com/office/word/2010/wordprocessingShape" mc:Ignorable="w14 w15 w16se w16cid w16 w16cex w16sdtdh wp14">
+<w:footnotes xmlns:wpc="http://schemas.microsoft.com/office/word/2010/wordprocessingCanvas" xmlns:cx="http://schemas.microsoft.com/office/drawing/2014/chartex" xmlns:cx1="http://schemas.microsoft.com/office/drawing/2015/9/8/chartex" xmlns:cx2="http://schemas.microsoft.com/office/drawing/2015/10/21/chartex" xmlns:cx3="http://schemas.microsoft.com/office/drawing/2016/5/9/chartex" xmlns:cx4="http://schemas.microsoft.com/office/drawing/2016/5/10/chartex" xmlns:cx5="http://schemas.microsoft.com/office/drawing/2016/5/11/chartex" xmlns:cx6="http://schemas.microsoft.com/office/drawing/2016/5/12/chartex" xmlns:cx7="http://schemas.microsoft.com/office/drawing/2016/5/13/chartex" xmlns:cx8="http://schemas.microsoft.com/office/drawing/2016/5/14/chartex" xmlns:mc="http://schemas.openxmlformats.org/markup-compatibility/2006" xmlns:aink="http://schemas.microsoft.com/office/drawing/2016/ink" xmlns:am3d="http://schemas.microsoft.com/office/drawing/2017/model3d" xmlns:o="urn:schemas-microsoft-com:office:office" xmlns:r="http://schemas.openxmlformats.org/officeDocument/2006/relationships" xmlns:m="http://schemas.openxmlformats.org/officeDocument/2006/math" xmlns:v="urn:schemas-microsoft-com:vml" xmlns:wp14="http://schemas.microsoft.com/office/word/2010/wordprocessingDrawing" xmlns:wp="http://schemas.openxmlformats.org/drawingml/2006/wordprocessingDrawing" xmlns:w10="urn:schemas-microsoft-com:office:word" xmlns:w="http://schemas.openxmlformats.org/wordprocessingml/2006/main" xmlns:w14="http://schemas.microsoft.com/office/word/2010/wordml" xmlns:w15="http://schemas.microsoft.com/office/word/2012/wordml" xmlns:w16cex="http://schemas.microsoft.com/office/word/2018/wordml/cex" xmlns:w16cid="http://schemas.microsoft.com/office/word/2016/wordml/cid" xmlns:w16="http://schemas.microsoft.com/office/word/2018/wordml" xmlns:w16sdtdh="http://schemas.microsoft.com/office/word/2020/wordml/sdtdatahash" xmlns:w16se="http://schemas.microsoft.com/office/word/2015/wordml/symex" xmlns:wpg="http://schemas.microsoft.com/office/word/2010/wordprocessingGroup" xmlns:wpi="http://schemas.microsoft.com/office/word/2010/wordprocessingInk" xmlns:wne="http://schemas.microsoft.com/office/word/2006/wordml" xmlns:wps="http://schemas.microsoft.com/office/word/2010/wordprocessingShape" mc:Ignorable="w14 w15 w16se w16cid w16 w16cex w16sdtdh wp14">
   <w:footnote w:type="separator" w:id="-1">
     <w:p>
       <w:pPr>
@@ -113,7 +3644,7 @@
 </file>
 
 <file path=word/header1.xml><?xml version="1.0" encoding="utf-8"?>
-<w:hdr xmlns:wpc="http://schemas.microsoft.com/office/word/2010/wordprocessingCanvas" xmlns:cx="http://schemas.microsoft.com/office/drawing/2014/chartex" xmlns:cx1="http://schemas.microsoft.com/office/drawing/2015/9/8/chartex" xmlns:cx2="http://schemas.microsoft.com/office/drawing/2015/10/21/chartex" xmlns:cx3="http://schemas.microsoft.com/office/drawing/2016/5/9/chartex" xmlns:cx4="http://schemas.microsoft.com/office/drawing/2016/5/10/chartex" xmlns:cx5="http://schemas.microsoft.com/office/drawing/2016/5/11/chartex" xmlns:cx6="http://schemas.microsoft.com/office/drawing/2016/5/12/chartex" xmlns:cx7="http://schemas.microsoft.com/office/drawing/2016/5/13/chartex" xmlns:cx8="http://schemas.microsoft.com/office/drawing/2016/5/14/chartex" xmlns:mc="http://schemas.openxmlformats.org/markup-compatibility/2006" xmlns:aink="http://schemas.microsoft.com/office/drawing/2016/ink" xmlns:am3d="http://schemas.microsoft.com/office/drawing/2017/model3d" xmlns:o="urn:schemas-microsoft-com:office:office" xmlns:oel="http://schemas.microsoft.com/office/2019/extlst" xmlns:r="http://schemas.openxmlformats.org/officeDocument/2006/relationships" xmlns:m="http://schemas.openxmlformats.org/officeDocument/2006/math" xmlns:v="urn:schemas-microsoft-com:vml" xmlns:wp14="http://schemas.microsoft.com/office/word/2010/wordprocessingDrawing" xmlns:wp="http://schemas.openxmlformats.org/drawingml/2006/wordprocessingDrawing" xmlns:w10="urn:schemas-microsoft-com:office:word" xmlns:w="http://schemas.openxmlformats.org/wordprocessingml/2006/main" xmlns:w14="http://schemas.microsoft.com/office/word/2010/wordml" xmlns:w15="http://schemas.microsoft.com/office/word/2012/wordml" xmlns:w16cex="http://schemas.microsoft.com/office/word/2018/wordml/cex" xmlns:w16cid="http://schemas.microsoft.com/office/word/2016/wordml/cid" xmlns:w16="http://schemas.microsoft.com/office/word/2018/wordml" xmlns:w16sdtdh="http://schemas.microsoft.com/office/word/2020/wordml/sdtdatahash" xmlns:w16se="http://schemas.microsoft.com/office/word/2015/wordml/symex" xmlns:wpg="http://schemas.microsoft.com/office/word/2010/wordprocessingGroup" xmlns:wpi="http://schemas.microsoft.com/office/word/2010/wordprocessingInk" xmlns:wne="http://schemas.microsoft.com/office/word/2006/wordml" xmlns:wps="http://schemas.microsoft.com/office/word/2010/wordprocessingShape" mc:Ignorable="w14 w15 w16se w16cid w16 w16cex w16sdtdh wp14">
+<w:hdr xmlns:wpc="http://schemas.microsoft.com/office/word/2010/wordprocessingCanvas" xmlns:cx="http://schemas.microsoft.com/office/drawing/2014/chartex" xmlns:cx1="http://schemas.microsoft.com/office/drawing/2015/9/8/chartex" xmlns:cx2="http://schemas.microsoft.com/office/drawing/2015/10/21/chartex" xmlns:cx3="http://schemas.microsoft.com/office/drawing/2016/5/9/chartex" xmlns:cx4="http://schemas.microsoft.com/office/drawing/2016/5/10/chartex" xmlns:cx5="http://schemas.microsoft.com/office/drawing/2016/5/11/chartex" xmlns:cx6="http://schemas.microsoft.com/office/drawing/2016/5/12/chartex" xmlns:cx7="http://schemas.microsoft.com/office/drawing/2016/5/13/chartex" xmlns:cx8="http://schemas.microsoft.com/office/drawing/2016/5/14/chartex" xmlns:mc="http://schemas.openxmlformats.org/markup-compatibility/2006" xmlns:aink="http://schemas.microsoft.com/office/drawing/2016/ink" xmlns:am3d="http://schemas.microsoft.com/office/drawing/2017/model3d" xmlns:o="urn:schemas-microsoft-com:office:office" xmlns:r="http://schemas.openxmlformats.org/officeDocument/2006/relationships" xmlns:m="http://schemas.openxmlformats.org/officeDocument/2006/math" xmlns:v="urn:schemas-microsoft-com:vml" xmlns:wp14="http://schemas.microsoft.com/office/word/2010/wordprocessingDrawing" xmlns:wp="http://schemas.openxmlformats.org/drawingml/2006/wordprocessingDrawing" xmlns:w10="urn:schemas-microsoft-com:office:word" xmlns:w="http://schemas.openxmlformats.org/wordprocessingml/2006/main" xmlns:w14="http://schemas.microsoft.com/office/word/2010/wordml" xmlns:w15="http://schemas.microsoft.com/office/word/2012/wordml" xmlns:w16cex="http://schemas.microsoft.com/office/word/2018/wordml/cex" xmlns:w16cid="http://schemas.microsoft.com/office/word/2016/wordml/cid" xmlns:w16="http://schemas.microsoft.com/office/word/2018/wordml" xmlns:w16sdtdh="http://schemas.microsoft.com/office/word/2020/wordml/sdtdatahash" xmlns:w16se="http://schemas.microsoft.com/office/word/2015/wordml/symex" xmlns:wpg="http://schemas.microsoft.com/office/word/2010/wordprocessingGroup" xmlns:wpi="http://schemas.microsoft.com/office/word/2010/wordprocessingInk" xmlns:wne="http://schemas.microsoft.com/office/word/2006/wordml" xmlns:wps="http://schemas.microsoft.com/office/word/2010/wordprocessingShape" mc:Ignorable="w14 w15 w16se w16cid w16 w16cex w16sdtdh wp14">
   <w:p>
     <w:pPr>
       <w:pStyle w:val="Header"/>
@@ -134,6 +3665,317 @@
     </w:r>
   </w:p>
 </w:hdr>
+</file>
+
+<file path=word/header2.xml><?xml version="1.0" encoding="utf-8"?>
+<w:hdr xmlns:wpc="http://schemas.microsoft.com/office/word/2010/wordprocessingCanvas" xmlns:cx="http://schemas.microsoft.com/office/drawing/2014/chartex" xmlns:cx1="http://schemas.microsoft.com/office/drawing/2015/9/8/chartex" xmlns:cx2="http://schemas.microsoft.com/office/drawing/2015/10/21/chartex" xmlns:cx3="http://schemas.microsoft.com/office/drawing/2016/5/9/chartex" xmlns:cx4="http://schemas.microsoft.com/office/drawing/2016/5/10/chartex" xmlns:cx5="http://schemas.microsoft.com/office/drawing/2016/5/11/chartex" xmlns:cx6="http://schemas.microsoft.com/office/drawing/2016/5/12/chartex" xmlns:cx7="http://schemas.microsoft.com/office/drawing/2016/5/13/chartex" xmlns:cx8="http://schemas.microsoft.com/office/drawing/2016/5/14/chartex" xmlns:mc="http://schemas.openxmlformats.org/markup-compatibility/2006" xmlns:aink="http://schemas.microsoft.com/office/drawing/2016/ink" xmlns:am3d="http://schemas.microsoft.com/office/drawing/2017/model3d" xmlns:o="urn:schemas-microsoft-com:office:office" xmlns:r="http://schemas.openxmlformats.org/officeDocument/2006/relationships" xmlns:m="http://schemas.openxmlformats.org/officeDocument/2006/math" xmlns:v="urn:schemas-microsoft-com:vml" xmlns:wp14="http://schemas.microsoft.com/office/word/2010/wordprocessingDrawing" xmlns:wp="http://schemas.openxmlformats.org/drawingml/2006/wordprocessingDrawing" xmlns:w10="urn:schemas-microsoft-com:office:word" xmlns:w="http://schemas.openxmlformats.org/wordprocessingml/2006/main" xmlns:w14="http://schemas.microsoft.com/office/word/2010/wordml" xmlns:w15="http://schemas.microsoft.com/office/word/2012/wordml" xmlns:w16cex="http://schemas.microsoft.com/office/word/2018/wordml/cex" xmlns:w16cid="http://schemas.microsoft.com/office/word/2016/wordml/cid" xmlns:w16="http://schemas.microsoft.com/office/word/2018/wordml" xmlns:w16sdtdh="http://schemas.microsoft.com/office/word/2020/wordml/sdtdatahash" xmlns:w16se="http://schemas.microsoft.com/office/word/2015/wordml/symex" xmlns:wpg="http://schemas.microsoft.com/office/word/2010/wordprocessingGroup" xmlns:wpi="http://schemas.microsoft.com/office/word/2010/wordprocessingInk" xmlns:wne="http://schemas.microsoft.com/office/word/2006/wordml" xmlns:wps="http://schemas.microsoft.com/office/word/2010/wordprocessingShape" mc:Ignorable="w14 w15 w16se w16cid w16 w16cex w16sdtdh wp14">
+  <w:p>
+    <w:pPr>
+      <w:pStyle w:val="Header"/>
+      <w:jc w:val="center"/>
+      <w:rPr>
+        <w:rFonts w:asciiTheme="minorBidi" w:hAnsiTheme="minorBidi"/>
+        <w:sz w:val="24"/>
+        <w:szCs w:val="24"/>
+      </w:rPr>
+    </w:pPr>
+    <w:r>
+      <w:rPr>
+        <w:rFonts w:asciiTheme="minorBidi" w:hAnsiTheme="minorBidi"/>
+        <w:sz w:val="24"/>
+        <w:szCs w:val="24"/>
+      </w:rPr>
+      <w:t>RESTRICTED</w:t>
+    </w:r>
+  </w:p>
+</w:hdr>
+</file>
+
+<file path=word/numbering.xml><?xml version="1.0" encoding="utf-8"?>
+<w:numbering xmlns:wpc="http://schemas.microsoft.com/office/word/2010/wordprocessingCanvas" xmlns:cx="http://schemas.microsoft.com/office/drawing/2014/chartex" xmlns:cx1="http://schemas.microsoft.com/office/drawing/2015/9/8/chartex" xmlns:cx2="http://schemas.microsoft.com/office/drawing/2015/10/21/chartex" xmlns:cx3="http://schemas.microsoft.com/office/drawing/2016/5/9/chartex" xmlns:cx4="http://schemas.microsoft.com/office/drawing/2016/5/10/chartex" xmlns:cx5="http://schemas.microsoft.com/office/drawing/2016/5/11/chartex" xmlns:cx6="http://schemas.microsoft.com/office/drawing/2016/5/12/chartex" xmlns:cx7="http://schemas.microsoft.com/office/drawing/2016/5/13/chartex" xmlns:cx8="http://schemas.microsoft.com/office/drawing/2016/5/14/chartex" xmlns:mc="http://schemas.openxmlformats.org/markup-compatibility/2006" xmlns:aink="http://schemas.microsoft.com/office/drawing/2016/ink" xmlns:am3d="http://schemas.microsoft.com/office/drawing/2017/model3d" xmlns:o="urn:schemas-microsoft-com:office:office" xmlns:r="http://schemas.openxmlformats.org/officeDocument/2006/relationships" xmlns:m="http://schemas.openxmlformats.org/officeDocument/2006/math" xmlns:v="urn:schemas-microsoft-com:vml" xmlns:wp14="http://schemas.microsoft.com/office/word/2010/wordprocessingDrawing" xmlns:wp="http://schemas.openxmlformats.org/drawingml/2006/wordprocessingDrawing" xmlns:w10="urn:schemas-microsoft-com:office:word" xmlns:w="http://schemas.openxmlformats.org/wordprocessingml/2006/main" xmlns:w14="http://schemas.microsoft.com/office/word/2010/wordml" xmlns:w15="http://schemas.microsoft.com/office/word/2012/wordml" xmlns:w16cex="http://schemas.microsoft.com/office/word/2018/wordml/cex" xmlns:w16cid="http://schemas.microsoft.com/office/word/2016/wordml/cid" xmlns:w16="http://schemas.microsoft.com/office/word/2018/wordml" xmlns:w16sdtdh="http://schemas.microsoft.com/office/word/2020/wordml/sdtdatahash" xmlns:w16se="http://schemas.microsoft.com/office/word/2015/wordml/symex" xmlns:wpg="http://schemas.microsoft.com/office/word/2010/wordprocessingGroup" xmlns:wpi="http://schemas.microsoft.com/office/word/2010/wordprocessingInk" xmlns:wne="http://schemas.microsoft.com/office/word/2006/wordml" xmlns:wps="http://schemas.microsoft.com/office/word/2010/wordprocessingShape" mc:Ignorable="w14 w15 w16se w16cid w16 w16cex w16sdtdh wp14">
+  <w:abstractNum w:abstractNumId="0" w15:restartNumberingAfterBreak="0">
+    <w:nsid w:val="3F58579A"/>
+    <w:multiLevelType w:val="hybridMultilevel"/>
+    <w:tmpl w:val="83385F84"/>
+    <w:lvl w:ilvl="0" w:tplc="CA9426E0">
+      <w:start w:val="1"/>
+      <w:numFmt w:val="decimal"/>
+      <w:lvlText w:val="%1."/>
+      <w:lvlJc w:val="left"/>
+      <w:pPr>
+        <w:ind w:left="720" w:hanging="360"/>
+      </w:pPr>
+      <w:rPr>
+        <w:rFonts w:ascii="Arial" w:hAnsi="Arial" w:cs="Arial" w:hint="default"/>
+        <w:sz w:val="24"/>
+        <w:szCs w:val="24"/>
+      </w:rPr>
+    </w:lvl>
+    <w:lvl w:ilvl="1" w:tplc="20000019" w:tentative="1">
+      <w:start w:val="1"/>
+      <w:numFmt w:val="lowerLetter"/>
+      <w:lvlText w:val="%2."/>
+      <w:lvlJc w:val="left"/>
+      <w:pPr>
+        <w:ind w:left="1440" w:hanging="360"/>
+      </w:pPr>
+    </w:lvl>
+    <w:lvl w:ilvl="2" w:tplc="2000001B" w:tentative="1">
+      <w:start w:val="1"/>
+      <w:numFmt w:val="lowerRoman"/>
+      <w:lvlText w:val="%3."/>
+      <w:lvlJc w:val="right"/>
+      <w:pPr>
+        <w:ind w:left="2160" w:hanging="180"/>
+      </w:pPr>
+    </w:lvl>
+    <w:lvl w:ilvl="3" w:tplc="2000000F" w:tentative="1">
+      <w:start w:val="1"/>
+      <w:numFmt w:val="decimal"/>
+      <w:lvlText w:val="%4."/>
+      <w:lvlJc w:val="left"/>
+      <w:pPr>
+        <w:ind w:left="2880" w:hanging="360"/>
+      </w:pPr>
+    </w:lvl>
+    <w:lvl w:ilvl="4" w:tplc="20000019" w:tentative="1">
+      <w:start w:val="1"/>
+      <w:numFmt w:val="lowerLetter"/>
+      <w:lvlText w:val="%5."/>
+      <w:lvlJc w:val="left"/>
+      <w:pPr>
+        <w:ind w:left="3600" w:hanging="360"/>
+      </w:pPr>
+    </w:lvl>
+    <w:lvl w:ilvl="5" w:tplc="2000001B" w:tentative="1">
+      <w:start w:val="1"/>
+      <w:numFmt w:val="lowerRoman"/>
+      <w:lvlText w:val="%6."/>
+      <w:lvlJc w:val="right"/>
+      <w:pPr>
+        <w:ind w:left="4320" w:hanging="180"/>
+      </w:pPr>
+    </w:lvl>
+    <w:lvl w:ilvl="6" w:tplc="2000000F" w:tentative="1">
+      <w:start w:val="1"/>
+      <w:numFmt w:val="decimal"/>
+      <w:lvlText w:val="%7."/>
+      <w:lvlJc w:val="left"/>
+      <w:pPr>
+        <w:ind w:left="5040" w:hanging="360"/>
+      </w:pPr>
+    </w:lvl>
+    <w:lvl w:ilvl="7" w:tplc="20000019" w:tentative="1">
+      <w:start w:val="1"/>
+      <w:numFmt w:val="lowerLetter"/>
+      <w:lvlText w:val="%8."/>
+      <w:lvlJc w:val="left"/>
+      <w:pPr>
+        <w:ind w:left="5760" w:hanging="360"/>
+      </w:pPr>
+    </w:lvl>
+    <w:lvl w:ilvl="8" w:tplc="2000001B" w:tentative="1">
+      <w:start w:val="1"/>
+      <w:numFmt w:val="lowerRoman"/>
+      <w:lvlText w:val="%9."/>
+      <w:lvlJc w:val="right"/>
+      <w:pPr>
+        <w:ind w:left="6480" w:hanging="180"/>
+      </w:pPr>
+    </w:lvl>
+  </w:abstractNum>
+  <w:abstractNum w:abstractNumId="1" w15:restartNumberingAfterBreak="0">
+    <w:nsid w:val="524E2E80"/>
+    <w:multiLevelType w:val="hybridMultilevel"/>
+    <w:tmpl w:val="83385F84"/>
+    <w:lvl w:ilvl="0" w:tplc="CA9426E0">
+      <w:start w:val="1"/>
+      <w:numFmt w:val="decimal"/>
+      <w:lvlText w:val="%1."/>
+      <w:lvlJc w:val="left"/>
+      <w:pPr>
+        <w:ind w:left="720" w:hanging="360"/>
+      </w:pPr>
+      <w:rPr>
+        <w:rFonts w:ascii="Arial" w:hAnsi="Arial" w:cs="Arial" w:hint="default"/>
+        <w:sz w:val="24"/>
+        <w:szCs w:val="24"/>
+      </w:rPr>
+    </w:lvl>
+    <w:lvl w:ilvl="1" w:tplc="20000019" w:tentative="1">
+      <w:start w:val="1"/>
+      <w:numFmt w:val="lowerLetter"/>
+      <w:lvlText w:val="%2."/>
+      <w:lvlJc w:val="left"/>
+      <w:pPr>
+        <w:ind w:left="1440" w:hanging="360"/>
+      </w:pPr>
+    </w:lvl>
+    <w:lvl w:ilvl="2" w:tplc="2000001B" w:tentative="1">
+      <w:start w:val="1"/>
+      <w:numFmt w:val="lowerRoman"/>
+      <w:lvlText w:val="%3."/>
+      <w:lvlJc w:val="right"/>
+      <w:pPr>
+        <w:ind w:left="2160" w:hanging="180"/>
+      </w:pPr>
+    </w:lvl>
+    <w:lvl w:ilvl="3" w:tplc="2000000F" w:tentative="1">
+      <w:start w:val="1"/>
+      <w:numFmt w:val="decimal"/>
+      <w:lvlText w:val="%4."/>
+      <w:lvlJc w:val="left"/>
+      <w:pPr>
+        <w:ind w:left="2880" w:hanging="360"/>
+      </w:pPr>
+    </w:lvl>
+    <w:lvl w:ilvl="4" w:tplc="20000019" w:tentative="1">
+      <w:start w:val="1"/>
+      <w:numFmt w:val="lowerLetter"/>
+      <w:lvlText w:val="%5."/>
+      <w:lvlJc w:val="left"/>
+      <w:pPr>
+        <w:ind w:left="3600" w:hanging="360"/>
+      </w:pPr>
+    </w:lvl>
+    <w:lvl w:ilvl="5" w:tplc="2000001B" w:tentative="1">
+      <w:start w:val="1"/>
+      <w:numFmt w:val="lowerRoman"/>
+      <w:lvlText w:val="%6."/>
+      <w:lvlJc w:val="right"/>
+      <w:pPr>
+        <w:ind w:left="4320" w:hanging="180"/>
+      </w:pPr>
+    </w:lvl>
+    <w:lvl w:ilvl="6" w:tplc="2000000F" w:tentative="1">
+      <w:start w:val="1"/>
+      <w:numFmt w:val="decimal"/>
+      <w:lvlText w:val="%7."/>
+      <w:lvlJc w:val="left"/>
+      <w:pPr>
+        <w:ind w:left="5040" w:hanging="360"/>
+      </w:pPr>
+    </w:lvl>
+    <w:lvl w:ilvl="7" w:tplc="20000019" w:tentative="1">
+      <w:start w:val="1"/>
+      <w:numFmt w:val="lowerLetter"/>
+      <w:lvlText w:val="%8."/>
+      <w:lvlJc w:val="left"/>
+      <w:pPr>
+        <w:ind w:left="5760" w:hanging="360"/>
+      </w:pPr>
+    </w:lvl>
+    <w:lvl w:ilvl="8" w:tplc="2000001B" w:tentative="1">
+      <w:start w:val="1"/>
+      <w:numFmt w:val="lowerRoman"/>
+      <w:lvlText w:val="%9."/>
+      <w:lvlJc w:val="right"/>
+      <w:pPr>
+        <w:ind w:left="6480" w:hanging="180"/>
+      </w:pPr>
+    </w:lvl>
+  </w:abstractNum>
+  <w:abstractNum w:abstractNumId="2" w15:restartNumberingAfterBreak="0">
+    <w:nsid w:val="6859672C"/>
+    <w:multiLevelType w:val="hybridMultilevel"/>
+    <w:tmpl w:val="83385F84"/>
+    <w:lvl w:ilvl="0" w:tplc="CA9426E0">
+      <w:start w:val="1"/>
+      <w:numFmt w:val="decimal"/>
+      <w:lvlText w:val="%1."/>
+      <w:lvlJc w:val="left"/>
+      <w:pPr>
+        <w:ind w:left="720" w:hanging="360"/>
+      </w:pPr>
+      <w:rPr>
+        <w:rFonts w:ascii="Arial" w:hAnsi="Arial" w:cs="Arial" w:hint="default"/>
+        <w:sz w:val="24"/>
+        <w:szCs w:val="24"/>
+      </w:rPr>
+    </w:lvl>
+    <w:lvl w:ilvl="1" w:tplc="20000019" w:tentative="1">
+      <w:start w:val="1"/>
+      <w:numFmt w:val="lowerLetter"/>
+      <w:lvlText w:val="%2."/>
+      <w:lvlJc w:val="left"/>
+      <w:pPr>
+        <w:ind w:left="1440" w:hanging="360"/>
+      </w:pPr>
+    </w:lvl>
+    <w:lvl w:ilvl="2" w:tplc="2000001B" w:tentative="1">
+      <w:start w:val="1"/>
+      <w:numFmt w:val="lowerRoman"/>
+      <w:lvlText w:val="%3."/>
+      <w:lvlJc w:val="right"/>
+      <w:pPr>
+        <w:ind w:left="2160" w:hanging="180"/>
+      </w:pPr>
+    </w:lvl>
+    <w:lvl w:ilvl="3" w:tplc="2000000F" w:tentative="1">
+      <w:start w:val="1"/>
+      <w:numFmt w:val="decimal"/>
+      <w:lvlText w:val="%4."/>
+      <w:lvlJc w:val="left"/>
+      <w:pPr>
+        <w:ind w:left="2880" w:hanging="360"/>
+      </w:pPr>
+    </w:lvl>
+    <w:lvl w:ilvl="4" w:tplc="20000019" w:tentative="1">
+      <w:start w:val="1"/>
+      <w:numFmt w:val="lowerLetter"/>
+      <w:lvlText w:val="%5."/>
+      <w:lvlJc w:val="left"/>
+      <w:pPr>
+        <w:ind w:left="3600" w:hanging="360"/>
+      </w:pPr>
+    </w:lvl>
+    <w:lvl w:ilvl="5" w:tplc="2000001B" w:tentative="1">
+      <w:start w:val="1"/>
+      <w:numFmt w:val="lowerRoman"/>
+      <w:lvlText w:val="%6."/>
+      <w:lvlJc w:val="right"/>
+      <w:pPr>
+        <w:ind w:left="4320" w:hanging="180"/>
+      </w:pPr>
+    </w:lvl>
+    <w:lvl w:ilvl="6" w:tplc="2000000F" w:tentative="1">
+      <w:start w:val="1"/>
+      <w:numFmt w:val="decimal"/>
+      <w:lvlText w:val="%7."/>
+      <w:lvlJc w:val="left"/>
+      <w:pPr>
+        <w:ind w:left="5040" w:hanging="360"/>
+      </w:pPr>
+    </w:lvl>
+    <w:lvl w:ilvl="7" w:tplc="20000019" w:tentative="1">
+      <w:start w:val="1"/>
+      <w:numFmt w:val="lowerLetter"/>
+      <w:lvlText w:val="%8."/>
+      <w:lvlJc w:val="left"/>
+      <w:pPr>
+        <w:ind w:left="5760" w:hanging="360"/>
+      </w:pPr>
+    </w:lvl>
+    <w:lvl w:ilvl="8" w:tplc="2000001B" w:tentative="1">
+      <w:start w:val="1"/>
+      <w:numFmt w:val="lowerRoman"/>
+      <w:lvlText w:val="%9."/>
+      <w:lvlJc w:val="right"/>
+      <w:pPr>
+        <w:ind w:left="6480" w:hanging="180"/>
+      </w:pPr>
+    </w:lvl>
+  </w:abstractNum>
+  <w:num w:numId="1">
+    <w:abstractNumId w:val="1"/>
+  </w:num>
+  <w:num w:numId="2">
+    <w:abstractNumId w:val="0"/>
+  </w:num>
+  <w:num w:numId="3">
+    <w:abstractNumId w:val="2"/>
+  </w:num>
+</w:numbering>
 </file>
 
 <file path=word/styles.xml><?xml version="1.0" encoding="utf-8"?>
@@ -640,6 +4482,143 @@
     <w:uiPriority w:val="99"/>
     <w:rsid w:val="00415A3E"/>
   </w:style>
+  <w:style w:type="paragraph" w:styleId="IntenseQuote">
+    <w:name w:val="Intense Quote"/>
+    <w:basedOn w:val="Normal"/>
+    <w:next w:val="Normal"/>
+    <w:link w:val="IntenseQuoteChar"/>
+    <w:uiPriority w:val="30"/>
+    <w:qFormat/>
+    <w:rsid w:val="00673EE8"/>
+    <w:pPr>
+      <w:pBdr>
+        <w:top w:val="single" w:sz="4" w:space="10" w:color="4472C4" w:themeColor="accent1"/>
+        <w:bottom w:val="single" w:sz="4" w:space="10" w:color="4472C4" w:themeColor="accent1"/>
+      </w:pBdr>
+      <w:spacing w:before="360" w:after="360"/>
+      <w:ind w:left="864" w:right="864"/>
+      <w:jc w:val="center"/>
+    </w:pPr>
+    <w:rPr>
+      <w:i/>
+      <w:iCs/>
+      <w:color w:val="4472C4" w:themeColor="accent1"/>
+    </w:rPr>
+  </w:style>
+  <w:style w:type="character" w:customStyle="1" w:styleId="IntenseQuoteChar">
+    <w:name w:val="Intense Quote Char"/>
+    <w:basedOn w:val="DefaultParagraphFont"/>
+    <w:link w:val="IntenseQuote"/>
+    <w:uiPriority w:val="30"/>
+    <w:rsid w:val="00673EE8"/>
+    <w:rPr>
+      <w:i/>
+      <w:iCs/>
+      <w:color w:val="4472C4" w:themeColor="accent1"/>
+    </w:rPr>
+  </w:style>
+  <w:style w:type="paragraph" w:customStyle="1" w:styleId="IntenseHeading">
+    <w:name w:val="Intense Heading"/>
+    <w:basedOn w:val="IntenseQuote"/>
+    <w:qFormat/>
+    <w:rsid w:val="00673EE8"/>
+    <w:rPr>
+      <w:rFonts w:ascii="Arial" w:hAnsi="Arial"/>
+      <w:b/>
+      <w:i w:val="0"/>
+      <w:sz w:val="32"/>
+      <w:lang w:val="en-PK"/>
+    </w:rPr>
+  </w:style>
+  <w:style w:type="paragraph" w:styleId="ListParagraph">
+    <w:name w:val="List Paragraph"/>
+    <w:basedOn w:val="Normal"/>
+    <w:uiPriority w:val="34"/>
+    <w:qFormat/>
+    <w:rsid w:val="006412FA"/>
+    <w:pPr>
+      <w:ind w:left="720"/>
+      <w:contextualSpacing/>
+    </w:pPr>
+  </w:style>
+  <w:style w:type="paragraph" w:styleId="FootnoteText">
+    <w:name w:val="footnote text"/>
+    <w:basedOn w:val="Normal"/>
+    <w:link w:val="FootnoteTextChar"/>
+    <w:uiPriority w:val="99"/>
+    <w:semiHidden/>
+    <w:unhideWhenUsed/>
+    <w:rsid w:val="00291C3D"/>
+    <w:pPr>
+      <w:spacing w:after="0" w:line="240" w:lineRule="auto"/>
+    </w:pPr>
+    <w:rPr>
+      <w:sz w:val="20"/>
+      <w:szCs w:val="20"/>
+    </w:rPr>
+  </w:style>
+  <w:style w:type="character" w:customStyle="1" w:styleId="FootnoteTextChar">
+    <w:name w:val="Footnote Text Char"/>
+    <w:basedOn w:val="DefaultParagraphFont"/>
+    <w:link w:val="FootnoteText"/>
+    <w:uiPriority w:val="99"/>
+    <w:semiHidden/>
+    <w:rsid w:val="00291C3D"/>
+    <w:rPr>
+      <w:sz w:val="20"/>
+      <w:szCs w:val="20"/>
+    </w:rPr>
+  </w:style>
+  <w:style w:type="character" w:styleId="FootnoteReference">
+    <w:name w:val="footnote reference"/>
+    <w:basedOn w:val="DefaultParagraphFont"/>
+    <w:uiPriority w:val="99"/>
+    <w:semiHidden/>
+    <w:unhideWhenUsed/>
+    <w:rsid w:val="00291C3D"/>
+    <w:rPr>
+      <w:vertAlign w:val="superscript"/>
+    </w:rPr>
+  </w:style>
+  <w:style w:type="paragraph" w:styleId="EndnoteText">
+    <w:name w:val="endnote text"/>
+    <w:basedOn w:val="Normal"/>
+    <w:link w:val="EndnoteTextChar"/>
+    <w:uiPriority w:val="99"/>
+    <w:semiHidden/>
+    <w:unhideWhenUsed/>
+    <w:rsid w:val="00291C3D"/>
+    <w:pPr>
+      <w:spacing w:after="0" w:line="240" w:lineRule="auto"/>
+    </w:pPr>
+    <w:rPr>
+      <w:sz w:val="20"/>
+      <w:szCs w:val="20"/>
+    </w:rPr>
+  </w:style>
+  <w:style w:type="character" w:customStyle="1" w:styleId="EndnoteTextChar">
+    <w:name w:val="Endnote Text Char"/>
+    <w:basedOn w:val="DefaultParagraphFont"/>
+    <w:link w:val="EndnoteText"/>
+    <w:uiPriority w:val="99"/>
+    <w:semiHidden/>
+    <w:rsid w:val="00291C3D"/>
+    <w:rPr>
+      <w:sz w:val="20"/>
+      <w:szCs w:val="20"/>
+    </w:rPr>
+  </w:style>
+  <w:style w:type="character" w:styleId="EndnoteReference">
+    <w:name w:val="endnote reference"/>
+    <w:basedOn w:val="DefaultParagraphFont"/>
+    <w:uiPriority w:val="99"/>
+    <w:semiHidden/>
+    <w:unhideWhenUsed/>
+    <w:rsid w:val="00291C3D"/>
+    <w:rPr>
+      <w:vertAlign w:val="superscript"/>
+    </w:rPr>
+  </w:style>
 </w:styles>
 </file>
 
@@ -936,4 +4915,16 @@
     </a:ext>
   </a:extLst>
 </a:theme>
+</file>
+
+<file path=customXml/item1.xml><?xml version="1.0" encoding="utf-8"?>
+<b:Sources xmlns:b="http://schemas.openxmlformats.org/officeDocument/2006/bibliography" xmlns="http://schemas.openxmlformats.org/officeDocument/2006/bibliography" SelectedStyle="\APASixthEditionOfficeOnline.xsl" StyleName="APA" Version="6"/>
+</file>
+
+<file path=customXml/itemProps1.xml><?xml version="1.0" encoding="utf-8"?>
+<ds:datastoreItem xmlns:ds="http://schemas.openxmlformats.org/officeDocument/2006/customXml" ds:itemID="{4566DFBD-D274-4608-829E-72984A19F623}">
+  <ds:schemaRefs>
+    <ds:schemaRef ds:uri="http://schemas.openxmlformats.org/officeDocument/2006/bibliography"/>
+  </ds:schemaRefs>
+</ds:datastoreItem>
 </file>